--- a/downloads/teacher/bridge-week-03.docx
+++ b/downloads/teacher/bridge-week-03.docx
@@ -2050,6 +2050,396 @@
         <w:t>For Python readiness before the Responsible Plant Classifier, retain a trace of the values, the predicted outputs and the changed-case explanation. Use actual Python 3 results to check the prediction after reasoning first.</w:t>
       </w:r>
     </w:p>
+    <w:p>
+      <w:pPr>
+        <w:pStyle w:val="Heading1"/>
+      </w:pPr>
+      <w:r>
+        <w:t>07. Prepare, teach and assess</w:t>
+      </w:r>
+    </w:p>
+    <w:p>
+      <w:r>
+        <w:t>Teaching target: Evaluate numeric expressions using Python’s grouping rules</w:t>
+      </w:r>
+    </w:p>
+    <w:p>
+      <w:r>
+        <w:t>Prepare the labelled worked-case picture, the matching workbook, fictional input cards and a place for individual responses. Check a local Python 3 environment before class; have a paper-trace version ready.</w:t>
+      </w:r>
+    </w:p>
+    <w:tbl>
+      <w:tblPr>
+        <w:tblStyle w:val="LightShading-Accent1"/>
+        <w:tblW w:type="auto" w:w="0"/>
+        <w:tblLook w:firstColumn="1" w:firstRow="1" w:lastColumn="0" w:lastRow="0" w:noHBand="0" w:noVBand="1" w:val="04A0"/>
+      </w:tblPr>
+      <w:tblGrid>
+        <w:gridCol w:w="3408"/>
+        <w:gridCol w:w="3408"/>
+        <w:gridCol w:w="3408"/>
+      </w:tblGrid>
+      <w:tr>
+        <w:trPr>
+          <w:tblHeader/>
+        </w:trPr>
+        <w:tc>
+          <w:tcPr>
+            <w:tcW w:type="dxa" w:w="3408"/>
+          </w:tcPr>
+          <w:p>
+            <w:r>
+              <w:t>Session</w:t>
+            </w:r>
+          </w:p>
+        </w:tc>
+        <w:tc>
+          <w:tcPr>
+            <w:tcW w:type="dxa" w:w="3408"/>
+          </w:tcPr>
+          <w:p>
+            <w:r>
+              <w:t>Plan</w:t>
+            </w:r>
+          </w:p>
+        </w:tc>
+        <w:tc>
+          <w:tcPr>
+            <w:tcW w:type="dxa" w:w="3408"/>
+          </w:tcPr>
+          <w:p>
+            <w:r>
+              <w:t>Resources</w:t>
+            </w:r>
+          </w:p>
+        </w:tc>
+      </w:tr>
+      <w:tr>
+        <w:tc>
+          <w:tcPr>
+            <w:tcW w:type="dxa" w:w="3408"/>
+          </w:tcPr>
+          <w:p>
+            <w:r>
+              <w:t>Session 1 · Understand · 45 min</w:t>
+            </w:r>
+          </w:p>
+        </w:tc>
+        <w:tc>
+          <w:tcPr>
+            <w:tcW w:type="dxa" w:w="3408"/>
+          </w:tcPr>
+          <w:p>
+            <w:r>
+              <w:t>0–7: recall and prerequisite; 7–15: inspect the concrete case and predict; 15–30: teacher models the worked trace; 30–40: learners explain a step using the text and visual; 40–45: check the core idea.</w:t>
+            </w:r>
+          </w:p>
+        </w:tc>
+        <w:tc>
+          <w:tcPr>
+            <w:tcW w:type="dxa" w:w="3408"/>
+          </w:tcPr>
+          <w:p>
+            <w:r>
+              <w:t>Sections 1–6; record the brief recall in the workbook.</w:t>
+            </w:r>
+          </w:p>
+        </w:tc>
+      </w:tr>
+      <w:tr>
+        <w:tc>
+          <w:tcPr>
+            <w:tcW w:type="dxa" w:w="3408"/>
+          </w:tcPr>
+          <w:p>
+            <w:r>
+              <w:t>Session 2 · Practise · 45 min</w:t>
+            </w:r>
+          </w:p>
+        </w:tc>
+        <w:tc>
+          <w:tcPr>
+            <w:tcW w:type="dxa" w:w="3408"/>
+          </w:tcPr>
+          <w:p>
+            <w:r>
+              <w:t>0–5: retrieve the procedure; 5–15: W2 completion practice; 15–23: explain and check with a partner; 23–30: each learner answers the misconception check; 30–40: targeted reteaching or a harder variation; 40–45: prepare the investigation.</w:t>
+            </w:r>
+          </w:p>
+        </w:tc>
+        <w:tc>
+          <w:tcPr>
+            <w:tcW w:type="dxa" w:w="3408"/>
+          </w:tcPr>
+          <w:p>
+            <w:r>
+              <w:t>Sections 7–10; use the matching workbook W2 and misconception check.</w:t>
+            </w:r>
+          </w:p>
+        </w:tc>
+      </w:tr>
+      <w:tr>
+        <w:tc>
+          <w:tcPr>
+            <w:tcW w:type="dxa" w:w="3408"/>
+          </w:tcPr>
+          <w:p>
+            <w:r>
+              <w:t>Session 3 · Investigate and transfer · 45 min</w:t>
+            </w:r>
+          </w:p>
+        </w:tc>
+        <w:tc>
+          <w:tcPr>
+            <w:tcW w:type="dxa" w:w="3408"/>
+          </w:tcPr>
+          <w:p>
+            <w:r>
+              <w:t>0–5: retrieve the decision rule; 5–20: investigate or trace; 20–30: start the independent case; 30–38: connect the project; 38–43: act on feedback; 43–45: plan the return check.</w:t>
+            </w:r>
+          </w:p>
+        </w:tc>
+        <w:tc>
+          <w:tcPr>
+            <w:tcW w:type="dxa" w:w="3408"/>
+          </w:tcPr>
+          <w:p>
+            <w:r>
+              <w:t>Sections 9 and 11–14. Give extra time to finish the full task set; use Section 15 when the week includes a coding lab.</w:t>
+            </w:r>
+          </w:p>
+        </w:tc>
+      </w:tr>
+    </w:tbl>
+    <w:p>
+      <w:r>
+        <w:t>Before class, solve the supported practice: Predict 16 - 5 - 3, 16 - (5 - 3), and 18 / 3 * 2. Write the grouping, run each line and record actual results separately.</w:t>
+      </w:r>
+    </w:p>
+    <w:p>
+      <w:r>
+        <w:t>Reasoned practice answer: (16 - 5) - 3 is 8; 16 - (5 - 3) is 14; (18 / 3) * 2 is 12.0. Record any observed discrepancy and check the saved expression rather than copying expected results.</w:t>
+      </w:r>
+    </w:p>
+    <w:p>
+      <w:r>
+        <w:t>Check every learner before discussion: Use the worked case for Expressions and operator order. Proposed explanation: “All operations are read left to right regardless of precedence”. Decide whether this explanation is supported. Point to the step or supplied fact that decides; explain your repair if needed.</w:t>
+      </w:r>
+    </w:p>
+    <w:p>
+      <w:r>
+        <w:t>Misconception repair: Establish grouping first; only operations at the same applicable precedence level group left to right here.</w:t>
+      </w:r>
+    </w:p>
+    <w:p>
+      <w:r>
+        <w:t>Support: read the exact case aloud, enlarge the labelled picture, supply input cards and model only the first deciding step. Accept a spoken explanation or drawing; retain the reasoning goal.</w:t>
+      </w:r>
+    </w:p>
+    <w:p>
+      <w:r>
+        <w:t>Extension: Replace the final multiplier 5 with 4 in both expressions. Require a prediction and a reason before comparing. Expected result: The first result is 11; the grouped result is 20. Reason: 3+2*4=3+8; (3+2)*4=5*4.</w:t>
+      </w:r>
+    </w:p>
+    <w:p>
+      <w:r>
+        <w:t>Independent assessment: withhold the reserved answer until the learner has attempted the new case. Record support separately from correctness.</w:t>
+      </w:r>
+    </w:p>
+    <w:tbl>
+      <w:tblPr>
+        <w:tblStyle w:val="LightShading-Accent1"/>
+        <w:tblW w:type="auto" w:w="0"/>
+        <w:tblLook w:firstColumn="1" w:firstRow="1" w:lastColumn="0" w:lastRow="0" w:noHBand="0" w:noVBand="1" w:val="04A0"/>
+      </w:tblPr>
+      <w:tblGrid>
+        <w:gridCol w:w="2556"/>
+        <w:gridCol w:w="2556"/>
+        <w:gridCol w:w="2556"/>
+        <w:gridCol w:w="2556"/>
+      </w:tblGrid>
+      <w:tr>
+        <w:trPr>
+          <w:tblHeader/>
+        </w:trPr>
+        <w:tc>
+          <w:tcPr>
+            <w:tcW w:type="dxa" w:w="2556"/>
+          </w:tcPr>
+          <w:p>
+            <w:r>
+              <w:t>Criterion</w:t>
+            </w:r>
+          </w:p>
+        </w:tc>
+        <w:tc>
+          <w:tcPr>
+            <w:tcW w:type="dxa" w:w="2556"/>
+          </w:tcPr>
+          <w:p>
+            <w:r>
+              <w:t>Not yet</w:t>
+            </w:r>
+          </w:p>
+        </w:tc>
+        <w:tc>
+          <w:tcPr>
+            <w:tcW w:type="dxa" w:w="2556"/>
+          </w:tcPr>
+          <w:p>
+            <w:r>
+              <w:t>With support</w:t>
+            </w:r>
+          </w:p>
+        </w:tc>
+        <w:tc>
+          <w:tcPr>
+            <w:tcW w:type="dxa" w:w="2556"/>
+          </w:tcPr>
+          <w:p>
+            <w:r>
+              <w:t>Independent</w:t>
+            </w:r>
+          </w:p>
+        </w:tc>
+      </w:tr>
+      <w:tr>
+        <w:tc>
+          <w:tcPr>
+            <w:tcW w:type="dxa" w:w="2556"/>
+          </w:tcPr>
+          <w:p>
+            <w:r>
+              <w:t>Explanation</w:t>
+            </w:r>
+          </w:p>
+        </w:tc>
+        <w:tc>
+          <w:tcPr>
+            <w:tcW w:type="dxa" w:w="2556"/>
+          </w:tcPr>
+          <w:p>
+            <w:r>
+              <w:t>Names an answer without a deciding fact</w:t>
+            </w:r>
+          </w:p>
+        </w:tc>
+        <w:tc>
+          <w:tcPr>
+            <w:tcW w:type="dxa" w:w="2556"/>
+          </w:tcPr>
+          <w:p>
+            <w:r>
+              <w:t>Uses a hint to link fact and decision</w:t>
+            </w:r>
+          </w:p>
+        </w:tc>
+        <w:tc>
+          <w:tcPr>
+            <w:tcW w:type="dxa" w:w="2556"/>
+          </w:tcPr>
+          <w:p>
+            <w:r>
+              <w:t>Explains the deciding fact in own words</w:t>
+            </w:r>
+          </w:p>
+        </w:tc>
+      </w:tr>
+      <w:tr>
+        <w:tc>
+          <w:tcPr>
+            <w:tcW w:type="dxa" w:w="2556"/>
+          </w:tcPr>
+          <w:p>
+            <w:r>
+              <w:t>Trace or test</w:t>
+            </w:r>
+          </w:p>
+        </w:tc>
+        <w:tc>
+          <w:tcPr>
+            <w:tcW w:type="dxa" w:w="2556"/>
+          </w:tcPr>
+          <w:p>
+            <w:r>
+              <w:t>Cannot connect input and result</w:t>
+            </w:r>
+          </w:p>
+        </w:tc>
+        <w:tc>
+          <w:tcPr>
+            <w:tcW w:type="dxa" w:w="2556"/>
+          </w:tcPr>
+          <w:p>
+            <w:r>
+              <w:t>Completes steps with prompts</w:t>
+            </w:r>
+          </w:p>
+        </w:tc>
+        <w:tc>
+          <w:tcPr>
+            <w:tcW w:type="dxa" w:w="2556"/>
+          </w:tcPr>
+          <w:p>
+            <w:r>
+              <w:t>Traces or tests a changed case accurately</w:t>
+            </w:r>
+          </w:p>
+        </w:tc>
+      </w:tr>
+      <w:tr>
+        <w:tc>
+          <w:tcPr>
+            <w:tcW w:type="dxa" w:w="2556"/>
+          </w:tcPr>
+          <w:p>
+            <w:r>
+              <w:t>Limits and revision</w:t>
+            </w:r>
+          </w:p>
+        </w:tc>
+        <w:tc>
+          <w:tcPr>
+            <w:tcW w:type="dxa" w:w="2556"/>
+          </w:tcPr>
+          <w:p>
+            <w:r>
+              <w:t>Claims more than evidence supports</w:t>
+            </w:r>
+          </w:p>
+        </w:tc>
+        <w:tc>
+          <w:tcPr>
+            <w:tcW w:type="dxa" w:w="2556"/>
+          </w:tcPr>
+          <w:p>
+            <w:r>
+              <w:t>Names a limit after a prompt</w:t>
+            </w:r>
+          </w:p>
+        </w:tc>
+        <w:tc>
+          <w:tcPr>
+            <w:tcW w:type="dxa" w:w="2556"/>
+          </w:tcPr>
+          <w:p>
+            <w:r>
+              <w:t>States a defensible limit and useful next test</w:t>
+            </w:r>
+          </w:p>
+        </w:tc>
+      </w:tr>
+    </w:tbl>
+    <w:p>
+      <w:r>
+        <w:t>Project checkpoint: Python readiness portfolio. Keep runnable code, predictions, actual outputs, one repaired error and an explanation of a function on changed inputs.</w:t>
+      </w:r>
+    </w:p>
+    <w:p>
+      <w:r>
+        <w:t>Use the weekly teacher answer for topic-specific reasoning. A saved progress tick is an activity record; judge mastery from the learner’s explanation and evidence.</w:t>
+      </w:r>
+    </w:p>
     <w:sectPr>
       <w:pgSz w:w="12240" w:h="15840"/>
       <w:pgMar w:top="936" w:right="1008" w:bottom="936" w:left="1008" w:header="720" w:footer="720" w:gutter="0"/>

--- a/downloads/teacher/bridge-week-03.docx
+++ b/downloads/teacher/bridge-week-03.docx
@@ -2440,6 +2440,39 @@
         <w:t>Use the weekly teacher answer for topic-specific reasoning. A saved progress tick is an activity record; judge mastery from the learner’s explanation and evidence.</w:t>
       </w:r>
     </w:p>
+    <w:p>
+      <w:pPr>
+        <w:pStyle w:val="Heading1"/>
+      </w:pPr>
+      <w:r>
+        <w:t>08. Use feedback, labs and repair paths</w:t>
+      </w:r>
+    </w:p>
+    <w:p>
+      <w:r>
+        <w:t>Use the two formative questions as supported practice, not as independent mastery scores. Discuss the deciding evidence rather than accepting a guessed selection.</w:t>
+      </w:r>
+    </w:p>
+    <w:p>
+      <w:r>
+        <w:t>The feedback comes from the reviewed public worked case. Do not reveal the separately reserved independent teacher answer until the learner has attempted that case.</w:t>
+      </w:r>
+    </w:p>
+    <w:p>
+      <w:r>
+        <w:t>Ask students to predict before running code. Preserve errors and actual outputs; collect a changed test and an explanation. The branch-boundary and indexing lessons deliberately include failure cases.</w:t>
+      </w:r>
+    </w:p>
+    <w:p>
+      <w:r>
+        <w:t>Use the earlier worked-explanation links to address a specific missing building block, then return to the current question. Adapt this suggestion after observing the learner; it is not an automatic diagnosis.</w:t>
+      </w:r>
+    </w:p>
+    <w:p>
+      <w:r>
+        <w:t>Collect the completed-work portfolio as evidence. Record support separately from correctness, and assess explanation, trace/test and limitations. Progress ticks and quiz selections alone do not establish mastery.</w:t>
+      </w:r>
+    </w:p>
     <w:sectPr>
       <w:pgSz w:w="12240" w:h="15840"/>
       <w:pgMar w:top="936" w:right="1008" w:bottom="936" w:left="1008" w:header="720" w:footer="720" w:gutter="0"/>

--- a/downloads/teacher/bridge-week-03.docx
+++ b/downloads/teacher/bridge-week-03.docx
@@ -29,16 +29,39 @@
       </w:r>
     </w:p>
     <w:p>
-      <w:pPr>
-        <w:pStyle w:val="Heading3"/>
-      </w:pPr>
-      <w:r>
-        <w:t>Teach the learning cycle</w:t>
+      <w:r>
+        <w:t>Prepare Expressions and operator order: check the target, prerequisites, resources and adaptable teaching schedule.</w:t>
       </w:r>
     </w:p>
     <w:p>
-      <w:r>
-        <w:t>Primary target: Evaluate numeric expressions using Python’s grouping rules</w:t>
+      <w:pPr>
+        <w:pStyle w:val="Heading3"/>
+      </w:pPr>
+      <w:r>
+        <w:t>Teach the learning cycle</w:t>
+      </w:r>
+    </w:p>
+    <w:p>
+      <w:pPr>
+        <w:spacing w:line="336" w:lineRule="auto" w:after="180"/>
+      </w:pPr>
+      <w:r>
+        <w:rPr>
+          <w:b w:val="0"/>
+        </w:rPr>
+        <w:t xml:space="preserve">Primary target: Evaluate numeric </w:t>
+      </w:r>
+      <w:r>
+        <w:rPr>
+          <w:b/>
+        </w:rPr>
+        <w:t>expression</w:t>
+      </w:r>
+      <w:r>
+        <w:rPr>
+          <w:b w:val="0"/>
+        </w:rPr>
+        <w:t>s using Python’s grouping rules</w:t>
       </w:r>
     </w:p>
     <w:tbl>
@@ -185,16 +208,37 @@
       </w:tr>
     </w:tbl>
     <w:p>
-      <w:r>
-        <w:t>This is a starting allocation of 135 minutes, not a validated duration. Preserve all named topics. Schedule extra time for connected examples, the full investigation, independent cases and project building. Repeated copies of a case share one recorded attempt; they are not new evidence.</w:t>
+      <w:pPr>
+        <w:spacing w:line="336" w:lineRule="auto" w:after="180"/>
+      </w:pPr>
+      <w:r>
+        <w:rPr>
+          <w:b w:val="0"/>
+        </w:rPr>
+        <w:t>This is a starting allocation of 135 minutes, not a validated duration. Preserve all named topics. Schedule extra time for connected examples, the full investigation, independent cases and project building.</w:t>
       </w:r>
     </w:p>
     <w:p>
       <w:pPr>
-        <w:pStyle w:val="Heading3"/>
-      </w:pPr>
-      <w:r>
-        <w:t>Retrieval answer guidance</w:t>
+        <w:spacing w:line="336" w:lineRule="auto" w:after="180"/>
+      </w:pPr>
+      <w:r>
+        <w:rPr>
+          <w:b w:val="0"/>
+        </w:rPr>
+        <w:t xml:space="preserve">Repeated copies of a case share one recorded attempt; they are not new </w:t>
+      </w:r>
+      <w:r>
+        <w:rPr>
+          <w:b/>
+        </w:rPr>
+        <w:t>evidence</w:t>
+      </w:r>
+      <w:r>
+        <w:rPr>
+          <w:b w:val="0"/>
+        </w:rPr>
+        <w:t>.</w:t>
       </w:r>
     </w:p>
     <w:p>
@@ -202,127 +246,535 @@
         <w:pStyle w:val="Heading3"/>
       </w:pPr>
       <w:r>
-        <w:t>Values variables and types</w:t>
+        <w:t>Retrieval answer guidance</w:t>
       </w:r>
     </w:p>
     <w:p>
-      <w:r>
-        <w:t>Without opening the old lesson, explain one key idea from Values variables and types. Give an example and a mistake that the idea helps you avoid.</w:t>
+      <w:pPr>
+        <w:pStyle w:val="Heading3"/>
+      </w:pPr>
+      <w:r>
+        <w:t>Values variables and types</w:t>
       </w:r>
     </w:p>
     <w:p>
-      <w:r>
-        <w:t>Look for: Distinguish integer, floating-point, text and Boolean values</w:t>
+      <w:pPr>
+        <w:spacing w:line="336" w:lineRule="auto" w:after="180"/>
+      </w:pPr>
+      <w:r>
+        <w:rPr>
+          <w:b w:val="0"/>
+        </w:rPr>
+        <w:t>Without opening the old lesson, explain one key idea from Values variables and types. Give an example and a mistake that the idea helps you avoid.</w:t>
       </w:r>
     </w:p>
     <w:p>
-      <w:r>
-        <w:t>Reference example, not the only acceptable wording: 12 is int; 1.5 is float; "12" is str; False is bool; "False" is str. Quotes mark text even when the characters spell a Boolean name.</w:t>
+      <w:pPr>
+        <w:spacing w:line="336" w:lineRule="auto" w:after="180"/>
+      </w:pPr>
+      <w:r>
+        <w:rPr>
+          <w:b w:val="0"/>
+        </w:rPr>
+        <w:t>Look for: Distinguish integer, floating-point, text and Boolean values</w:t>
       </w:r>
     </w:p>
     <w:p>
-      <w:r>
-        <w:t>Teach grouping through meaning before mnemonic rules. Multiplication and division share precedence; addition and subtraction share precedence. This lesson deliberately limits whole-group examples to nonnegative integers and positive divisors. Reference: Python tutorial arithmetic, https://docs.python.org/3/tutorial/introduction.html, and expression precedence, https://docs.python.org/3/reference/expressions.html#operator-precedence.</w:t>
+      <w:pPr>
+        <w:spacing w:line="336" w:lineRule="auto" w:after="180"/>
+      </w:pPr>
+      <w:r>
+        <w:rPr>
+          <w:b w:val="0"/>
+        </w:rPr>
+        <w:t>Reference example, not the only acceptable wording: 12 is int; 1.5 is float; "12" is str; False is bool; "False" is str. Quotes mark text even when the characters spell a Boolean name.</w:t>
       </w:r>
     </w:p>
     <w:p>
       <w:pPr>
-        <w:pStyle w:val="Heading3"/>
-      </w:pPr>
-      <w:r>
-        <w:t>Outcomes</w:t>
+        <w:spacing w:line="336" w:lineRule="auto" w:after="180"/>
+      </w:pPr>
+      <w:r>
+        <w:rPr>
+          <w:b w:val="0"/>
+        </w:rPr>
+        <w:t xml:space="preserve">Teach grouping through meaning before mnemonic rules. Multiplication and division share </w:t>
+      </w:r>
+      <w:r>
+        <w:rPr>
+          <w:b/>
+        </w:rPr>
+        <w:t>precedence</w:t>
+      </w:r>
+      <w:r>
+        <w:rPr>
+          <w:b w:val="0"/>
+        </w:rPr>
+        <w:t xml:space="preserve">; addition and subtraction share </w:t>
+      </w:r>
+      <w:r>
+        <w:rPr>
+          <w:b/>
+        </w:rPr>
+        <w:t>precedence</w:t>
+      </w:r>
+      <w:r>
+        <w:rPr>
+          <w:b w:val="0"/>
+        </w:rPr>
+        <w:t>.</w:t>
       </w:r>
     </w:p>
     <w:p>
-      <w:r>
-        <w:t>Evaluate numeric expressions using Python’s grouping rules</w:t>
+      <w:pPr>
+        <w:spacing w:line="336" w:lineRule="auto" w:after="180"/>
+      </w:pPr>
+      <w:r>
+        <w:rPr>
+          <w:b w:val="0"/>
+        </w:rPr>
+        <w:t>This lesson deliberately limits whole-group examples to nonnegative integers and positive divisors.</w:t>
       </w:r>
     </w:p>
     <w:p>
-      <w:r>
-        <w:t>Use parentheses to express the intended calculation</w:t>
+      <w:pPr>
+        <w:spacing w:line="336" w:lineRule="auto" w:after="180"/>
+      </w:pPr>
+      <w:r>
+        <w:rPr>
+          <w:b w:val="0"/>
+        </w:rPr>
+        <w:t xml:space="preserve">Reference: Python tutorial arithmetic, https://docs.python.org/3/tutorial/introduction.html, and </w:t>
+      </w:r>
+      <w:r>
+        <w:rPr>
+          <w:b/>
+        </w:rPr>
+        <w:t>expression</w:t>
+      </w:r>
+      <w:r>
+        <w:rPr>
+          <w:b w:val="0"/>
+        </w:rPr>
+        <w:t xml:space="preserve"> </w:t>
+      </w:r>
+      <w:r>
+        <w:rPr>
+          <w:b/>
+        </w:rPr>
+        <w:t>precedence</w:t>
+      </w:r>
+      <w:r>
+        <w:rPr>
+          <w:b w:val="0"/>
+        </w:rPr>
+        <w:t>, https://docs.python.org/3/reference/</w:t>
+      </w:r>
+      <w:r>
+        <w:rPr>
+          <w:b/>
+        </w:rPr>
+        <w:t>expression</w:t>
+      </w:r>
+      <w:r>
+        <w:rPr>
+          <w:b w:val="0"/>
+        </w:rPr>
+        <w:t>s.html#</w:t>
+      </w:r>
+      <w:r>
+        <w:rPr>
+          <w:b/>
+        </w:rPr>
+        <w:t>operator</w:t>
+      </w:r>
+      <w:r>
+        <w:rPr>
+          <w:b w:val="0"/>
+        </w:rPr>
+        <w:t>-</w:t>
+      </w:r>
+      <w:r>
+        <w:rPr>
+          <w:b/>
+        </w:rPr>
+        <w:t>precedence</w:t>
+      </w:r>
+      <w:r>
+        <w:rPr>
+          <w:b w:val="0"/>
+        </w:rPr>
+        <w:t>.</w:t>
       </w:r>
     </w:p>
     <w:p>
-      <w:r>
-        <w:t>Distinguish ordinary division, whole groups and a remainder</w:t>
+      <w:pPr>
+        <w:pStyle w:val="Heading3"/>
+      </w:pPr>
+      <w:r>
+        <w:t>Outcomes</w:t>
       </w:r>
     </w:p>
     <w:p>
       <w:pPr>
-        <w:pStyle w:val="Heading3"/>
-      </w:pPr>
-      <w:r>
-        <w:t>Preparation</w:t>
+        <w:spacing w:line="336" w:lineRule="auto" w:after="180"/>
+      </w:pPr>
+      <w:r>
+        <w:rPr>
+          <w:b w:val="0"/>
+        </w:rPr>
+        <w:t xml:space="preserve">Evaluate numeric </w:t>
+      </w:r>
+      <w:r>
+        <w:rPr>
+          <w:b/>
+        </w:rPr>
+        <w:t>expression</w:t>
+      </w:r>
+      <w:r>
+        <w:rPr>
+          <w:b w:val="0"/>
+        </w:rPr>
+        <w:t>s using Python’s grouping rules</w:t>
       </w:r>
     </w:p>
     <w:p>
-      <w:r>
-        <w:t>Python 3 editor with expressions.py and separate source/output areas</w:t>
+      <w:pPr>
+        <w:spacing w:line="336" w:lineRule="auto" w:after="180"/>
+      </w:pPr>
+      <w:r>
+        <w:rPr>
+          <w:b w:val="0"/>
+        </w:rPr>
+        <w:t xml:space="preserve">Use </w:t>
+      </w:r>
+      <w:r>
+        <w:rPr>
+          <w:b/>
+        </w:rPr>
+        <w:t>parentheses</w:t>
+      </w:r>
+      <w:r>
+        <w:rPr>
+          <w:b w:val="0"/>
+        </w:rPr>
+        <w:t xml:space="preserve"> to express the intended calculation</w:t>
       </w:r>
     </w:p>
     <w:p>
-      <w:r>
-        <w:t>Counters or sketches of packs with separate loose items</w:t>
+      <w:pPr>
+        <w:spacing w:line="336" w:lineRule="auto" w:after="180"/>
+      </w:pPr>
+      <w:r>
+        <w:rPr>
+          <w:b w:val="0"/>
+        </w:rPr>
+        <w:t xml:space="preserve">Distinguish ordinary division, whole groups and a </w:t>
+      </w:r>
+      <w:r>
+        <w:rPr>
+          <w:b/>
+        </w:rPr>
+        <w:t>remainder</w:t>
       </w:r>
     </w:p>
     <w:p>
-      <w:r>
-        <w:t>Blank expression, grouping, expected and observed columns</w:t>
+      <w:pPr>
+        <w:pStyle w:val="Heading3"/>
+      </w:pPr>
+      <w:r>
+        <w:t>Preparation</w:t>
       </w:r>
     </w:p>
     <w:p>
       <w:pPr>
-        <w:pStyle w:val="Heading3"/>
-      </w:pPr>
-      <w:r>
-        <w:t>Prerequisite answer</w:t>
+        <w:spacing w:line="336" w:lineRule="auto" w:after="180"/>
+      </w:pPr>
+      <w:r>
+        <w:rPr>
+          <w:b w:val="0"/>
+        </w:rPr>
+        <w:t xml:space="preserve">Python 3 editor with </w:t>
+      </w:r>
+      <w:r>
+        <w:rPr>
+          <w:b/>
+        </w:rPr>
+        <w:t>expression</w:t>
+      </w:r>
+      <w:r>
+        <w:rPr>
+          <w:b w:val="0"/>
+        </w:rPr>
+        <w:t>s.py and separate source/</w:t>
+      </w:r>
+      <w:r>
+        <w:rPr>
+          <w:b/>
+        </w:rPr>
+        <w:t>output</w:t>
+      </w:r>
+      <w:r>
+        <w:rPr>
+          <w:b w:val="0"/>
+        </w:rPr>
+        <w:t xml:space="preserve"> areas</w:t>
       </w:r>
     </w:p>
     <w:p>
-      <w:r>
-        <w:t>Numeric addition gives 10; text concatenation gives the string 82. This week uses numeric values.</w:t>
+      <w:pPr>
+        <w:spacing w:line="336" w:lineRule="auto" w:after="180"/>
+      </w:pPr>
+      <w:r>
+        <w:rPr>
+          <w:b w:val="0"/>
+        </w:rPr>
+        <w:t>Counters or sketches of packs with separate loose items</w:t>
       </w:r>
     </w:p>
     <w:p>
       <w:pPr>
-        <w:pStyle w:val="Heading3"/>
-      </w:pPr>
-      <w:r>
-        <w:t>End goal for the pictorial case</w:t>
+        <w:spacing w:line="336" w:lineRule="auto" w:after="180"/>
+      </w:pPr>
+      <w:r>
+        <w:rPr>
+          <w:b w:val="0"/>
+        </w:rPr>
+        <w:t xml:space="preserve">Blank </w:t>
+      </w:r>
+      <w:r>
+        <w:rPr>
+          <w:b/>
+        </w:rPr>
+        <w:t>expression</w:t>
+      </w:r>
+      <w:r>
+        <w:rPr>
+          <w:b w:val="0"/>
+        </w:rPr>
+        <w:t>, grouping, expected and observed columns</w:t>
       </w:r>
     </w:p>
     <w:p>
-      <w:r>
-        <w:t>Trace expressions and operator order and explain the changed program before running it.</w:t>
+      <w:pPr>
+        <w:pStyle w:val="Heading3"/>
+      </w:pPr>
+      <w:r>
+        <w:t>Prerequisite answer</w:t>
       </w:r>
     </w:p>
     <w:p>
-      <w:r>
-        <w:t>This added worked case illustrates the week’s main idea. Retain all original and connected topics; schedule its practice within the teaching cycle.</w:t>
+      <w:pPr>
+        <w:spacing w:line="336" w:lineRule="auto" w:after="180"/>
+      </w:pPr>
+      <w:r>
+        <w:rPr>
+          <w:b w:val="0"/>
+        </w:rPr>
+        <w:t>Numeric addition gives 10; text concatenation gives the string 82. This week uses numeric values.</w:t>
       </w:r>
     </w:p>
     <w:p>
       <w:pPr>
-        <w:pStyle w:val="Heading1"/>
-      </w:pPr>
-      <w:r>
-        <w:t>02. Explain and model the mechanism</w:t>
+        <w:pStyle w:val="Heading3"/>
+      </w:pPr>
+      <w:r>
+        <w:t>End goal for the pictorial case</w:t>
       </w:r>
     </w:p>
     <w:p>
-      <w:r>
-        <w:t>Three packs each contain eight counters, with two more loose counters. First count the packed counters, then add the loose ones. A program needs that structure, not just the right numbers. This week you will predict expressions, make grouping visible and check division against a physical interpretation.</w:t>
+      <w:pPr>
+        <w:spacing w:line="336" w:lineRule="auto" w:after="180"/>
+      </w:pPr>
+      <w:r>
+        <w:rPr>
+          <w:b w:val="0"/>
+        </w:rPr>
+        <w:t xml:space="preserve">Trace </w:t>
+      </w:r>
+      <w:r>
+        <w:rPr>
+          <w:b/>
+        </w:rPr>
+        <w:t>expression</w:t>
+      </w:r>
+      <w:r>
+        <w:rPr>
+          <w:b w:val="0"/>
+        </w:rPr>
+        <w:t xml:space="preserve">s and </w:t>
+      </w:r>
+      <w:r>
+        <w:rPr>
+          <w:b/>
+        </w:rPr>
+        <w:t>operator</w:t>
+      </w:r>
+      <w:r>
+        <w:rPr>
+          <w:b w:val="0"/>
+        </w:rPr>
+        <w:t xml:space="preserve"> order and explain the changed program before running it.</w:t>
       </w:r>
     </w:p>
     <w:p>
-      <w:r>
-        <w:t>Use numeric values in a fresh Python 3 script called expressions.py. Keep expected and observed results separate as before. Multiplication and division group more tightly than addition and subtraction. Parentheses let you state a different grouping. A correct calculation still depends on correct quantities and units.</w:t>
+      <w:pPr>
+        <w:spacing w:line="336" w:lineRule="auto" w:after="180"/>
+      </w:pPr>
+      <w:r>
+        <w:rPr>
+          <w:b w:val="0"/>
+        </w:rPr>
+        <w:t>This added worked case illustrates the week’s main idea. Retain all original and connected topics; schedule its practice within the teaching cycle.</w:t>
       </w:r>
     </w:p>
     <w:p>
-      <w:r>
-        <w:t>The script displays 26. Replacing the total expression with packs * (per_pack + loose) displays 30, because it adds two to every pack. Parentheses are not decoration: they can change the represented situation. Write a brief phrase for each group before running.</w:t>
+      <w:pPr>
+        <w:pStyle w:val="Heading1"/>
+      </w:pPr>
+      <w:r>
+        <w:t>02. Explain and model the mechanism</w:t>
+      </w:r>
+    </w:p>
+    <w:p>
+      <w:r>
+        <w:t>Model Expressions and operator order using the supplied case, labelled mechanism and reasoning. Make the scope of each conclusion explicit.</w:t>
+      </w:r>
+    </w:p>
+    <w:p>
+      <w:pPr>
+        <w:pStyle w:val="Heading3"/>
+      </w:pPr>
+      <w:r>
+        <w:t>Explain Expressions and operator order · 1</w:t>
+      </w:r>
+    </w:p>
+    <w:p>
+      <w:pPr>
+        <w:spacing w:line="336" w:lineRule="auto" w:after="180"/>
+      </w:pPr>
+      <w:r>
+        <w:rPr>
+          <w:b w:val="0"/>
+        </w:rPr>
+        <w:t>Three packs each contain eight counters, with two more loose counters. First count the packed counters, then add the loose ones. A program needs that structure, not just the right numbers.</w:t>
+      </w:r>
+    </w:p>
+    <w:p>
+      <w:pPr>
+        <w:spacing w:line="336" w:lineRule="auto" w:after="180"/>
+      </w:pPr>
+      <w:r>
+        <w:rPr>
+          <w:b w:val="0"/>
+        </w:rPr>
+        <w:t xml:space="preserve">This week you will predict </w:t>
+      </w:r>
+      <w:r>
+        <w:rPr>
+          <w:b/>
+        </w:rPr>
+        <w:t>expression</w:t>
+      </w:r>
+      <w:r>
+        <w:rPr>
+          <w:b w:val="0"/>
+        </w:rPr>
+        <w:t>s, make grouping visible and check division against a physical interpretation.</w:t>
+      </w:r>
+    </w:p>
+    <w:p>
+      <w:pPr>
+        <w:pStyle w:val="Heading3"/>
+      </w:pPr>
+      <w:r>
+        <w:t>Explain Expressions and operator order · 2</w:t>
+      </w:r>
+    </w:p>
+    <w:p>
+      <w:pPr>
+        <w:spacing w:line="336" w:lineRule="auto" w:after="180"/>
+      </w:pPr>
+      <w:r>
+        <w:rPr>
+          <w:b w:val="0"/>
+        </w:rPr>
+        <w:t xml:space="preserve">Use numeric values in a fresh Python 3 script called </w:t>
+      </w:r>
+      <w:r>
+        <w:rPr>
+          <w:b/>
+        </w:rPr>
+        <w:t>expression</w:t>
+      </w:r>
+      <w:r>
+        <w:rPr>
+          <w:b w:val="0"/>
+        </w:rPr>
+        <w:t>s.py. Keep expected and observed results separate as before. Multiplication and division group more tightly than addition and subtraction.</w:t>
+      </w:r>
+    </w:p>
+    <w:p>
+      <w:pPr>
+        <w:spacing w:line="336" w:lineRule="auto" w:after="180"/>
+      </w:pPr>
+      <w:r>
+        <w:rPr>
+          <w:b/>
+        </w:rPr>
+        <w:t>Parentheses</w:t>
+      </w:r>
+      <w:r>
+        <w:rPr>
+          <w:b w:val="0"/>
+        </w:rPr>
+        <w:t xml:space="preserve"> let you state a different grouping. A correct calculation still depends on correct quantities and units.</w:t>
+      </w:r>
+    </w:p>
+    <w:p>
+      <w:pPr>
+        <w:spacing w:line="336" w:lineRule="auto" w:after="180"/>
+      </w:pPr>
+      <w:r>
+        <w:rPr>
+          <w:b w:val="0"/>
+        </w:rPr>
+        <w:t xml:space="preserve">The script displays 26. Replacing the total </w:t>
+      </w:r>
+      <w:r>
+        <w:rPr>
+          <w:b/>
+        </w:rPr>
+        <w:t>expression</w:t>
+      </w:r>
+      <w:r>
+        <w:rPr>
+          <w:b w:val="0"/>
+        </w:rPr>
+        <w:t xml:space="preserve"> with packs * (per_pack + loose) displays 30, because it adds two to every pack. </w:t>
+      </w:r>
+      <w:r>
+        <w:rPr>
+          <w:b/>
+        </w:rPr>
+        <w:t>Parentheses</w:t>
+      </w:r>
+      <w:r>
+        <w:rPr>
+          <w:b w:val="0"/>
+        </w:rPr>
+        <w:t xml:space="preserve"> are not decoration: they can change the represented situation.</w:t>
+      </w:r>
+    </w:p>
+    <w:p>
+      <w:pPr>
+        <w:spacing w:line="336" w:lineRule="auto" w:after="180"/>
+      </w:pPr>
+      <w:r>
+        <w:rPr>
+          <w:b w:val="0"/>
+        </w:rPr>
+        <w:t>Write a brief phrase for each group before running.</w:t>
       </w:r>
     </w:p>
     <w:tbl>
@@ -628,21 +1080,79 @@
       </w:r>
     </w:p>
     <w:p>
-      <w:r>
-        <w:t>In 18 - 4 * 3 multiplication groups first, giving 18 - 12 = 6. In (18 - 4) * 3 the parentheses give 14 * 3 = 42. Exit: 23 // 4 gives 5 trays and 23 % 4 gives 3 tiles; 5 * 4 + 3 = 23. / gives 5.75, a ratio rather than both requested whole-number counts.</w:t>
+      <w:pPr>
+        <w:spacing w:line="336" w:lineRule="auto" w:after="180"/>
+      </w:pPr>
+      <w:r>
+        <w:rPr>
+          <w:b w:val="0"/>
+        </w:rPr>
+        <w:t xml:space="preserve">In 18 - 4 * 3 multiplication groups first, giving 18 - 12 = 6. In (18 - 4) * 3 the </w:t>
+      </w:r>
+      <w:r>
+        <w:rPr>
+          <w:b/>
+        </w:rPr>
+        <w:t>parentheses</w:t>
+      </w:r>
+      <w:r>
+        <w:rPr>
+          <w:b w:val="0"/>
+        </w:rPr>
+        <w:t xml:space="preserve"> give 14 * 3 = 42.</w:t>
       </w:r>
     </w:p>
     <w:p>
       <w:pPr>
-        <w:pStyle w:val="Heading3"/>
-      </w:pPr>
-      <w:r>
-        <w:t>Model the reasoning aloud</w:t>
+        <w:spacing w:line="336" w:lineRule="auto" w:after="180"/>
+      </w:pPr>
+      <w:r>
+        <w:rPr>
+          <w:b w:val="0"/>
+        </w:rPr>
+        <w:t>Exit: 23 // 4 gives 5 trays and 23 % 4 gives 3 tiles; 5 * 4 + 3 = 23. / gives 5.75, a ratio rather than both requested whole-number counts.</w:t>
       </w:r>
     </w:p>
     <w:p>
-      <w:r>
-        <w:t>Use the complete worked example below before asking learners to complete W2. Reveal a small part, invite a prediction, then explain the deciding step. These teacher notes contain solutions; do not reveal the independent case answer during modelling.</w:t>
+      <w:pPr>
+        <w:pStyle w:val="Heading3"/>
+      </w:pPr>
+      <w:r>
+        <w:t>Model the reasoning aloud</w:t>
+      </w:r>
+    </w:p>
+    <w:p>
+      <w:pPr>
+        <w:spacing w:line="336" w:lineRule="auto" w:after="180"/>
+      </w:pPr>
+      <w:r>
+        <w:rPr>
+          <w:b w:val="0"/>
+        </w:rPr>
+        <w:t xml:space="preserve">Use the complete worked example below before asking learners to complete W2. Reveal a small part, invite a </w:t>
+      </w:r>
+      <w:r>
+        <w:rPr>
+          <w:b/>
+        </w:rPr>
+        <w:t>prediction</w:t>
+      </w:r>
+      <w:r>
+        <w:rPr>
+          <w:b w:val="0"/>
+        </w:rPr>
+        <w:t>, then explain the deciding step.</w:t>
+      </w:r>
+    </w:p>
+    <w:p>
+      <w:pPr>
+        <w:spacing w:line="336" w:lineRule="auto" w:after="180"/>
+      </w:pPr>
+      <w:r>
+        <w:rPr>
+          <w:b w:val="0"/>
+        </w:rPr>
+        <w:t>These teacher notes contain solutions; do not reveal the independent case answer during modelling.</w:t>
       </w:r>
     </w:p>
     <w:p>
@@ -659,8 +1169,45 @@
       </w:r>
     </w:p>
     <w:p>
-      <w:r>
-        <w:t>The first line groups subtraction from left to right: (20 - 6) - 2 gives 12. The second gives 16. Multiplication and division share a precedence level, so 12 / 3 * 2 groups as (12 / 3) * 2 and displays 8.0, not 2.0. Ordinary / division produces a float, even when the result is mathematically whole.</w:t>
+      <w:pPr>
+        <w:pStyle w:val="Heading3"/>
+      </w:pPr>
+      <w:r>
+        <w:t>Model the reasoning aloud · 3</w:t>
+      </w:r>
+    </w:p>
+    <w:p>
+      <w:pPr>
+        <w:spacing w:line="336" w:lineRule="auto" w:after="180"/>
+      </w:pPr>
+      <w:r>
+        <w:rPr>
+          <w:b w:val="0"/>
+        </w:rPr>
+        <w:t xml:space="preserve">The first line groups subtraction from left to right: (20 - 6) - 2 gives 12. The second gives 16. Multiplication and division share a </w:t>
+      </w:r>
+      <w:r>
+        <w:rPr>
+          <w:b/>
+        </w:rPr>
+        <w:t>precedence</w:t>
+      </w:r>
+      <w:r>
+        <w:rPr>
+          <w:b w:val="0"/>
+        </w:rPr>
+        <w:t xml:space="preserve"> level, so 12 / 3 * 2 groups as (12 / 3) * 2 and displays 8.0, not 2.0.</w:t>
+      </w:r>
+    </w:p>
+    <w:p>
+      <w:pPr>
+        <w:spacing w:line="336" w:lineRule="auto" w:after="180"/>
+      </w:pPr>
+      <w:r>
+        <w:rPr>
+          <w:b w:val="0"/>
+        </w:rPr>
+        <w:t>Ordinary / division produces a float, even when the result is mathematically whole.</w:t>
       </w:r>
     </w:p>
     <w:p>
@@ -799,7 +1346,13 @@
       </w:tr>
     </w:tbl>
     <w:p>
-      <w:r>
+      <w:pPr>
+        <w:spacing w:line="336" w:lineRule="auto" w:after="180"/>
+      </w:pPr>
+      <w:r>
+        <w:rPr>
+          <w:b w:val="0"/>
+        </w:rPr>
         <w:t>Use the diagram and verbal explanation together. Ask learners to match a sentence to a specific visual step; do not assign learners fixed visual or auditory learning styles.</w:t>
       </w:r>
     </w:p>
@@ -812,8 +1365,32 @@
       </w:r>
     </w:p>
     <w:p>
-      <w:r>
-        <w:t>Parentheses change an expression. A toy shelf calculator compares adding a fixed cost after multiplication with multiplying an entire group.</w:t>
+      <w:pPr>
+        <w:spacing w:line="336" w:lineRule="auto" w:after="180"/>
+      </w:pPr>
+      <w:r>
+        <w:rPr>
+          <w:b/>
+        </w:rPr>
+        <w:t>Parentheses</w:t>
+      </w:r>
+      <w:r>
+        <w:rPr>
+          <w:b w:val="0"/>
+        </w:rPr>
+        <w:t xml:space="preserve"> change an </w:t>
+      </w:r>
+      <w:r>
+        <w:rPr>
+          <w:b/>
+        </w:rPr>
+        <w:t>expression</w:t>
+      </w:r>
+      <w:r>
+        <w:rPr>
+          <w:b w:val="0"/>
+        </w:rPr>
+        <w:t>. A toy shelf calculator compares adding a fixed cost after multiplication with multiplying an entire group.</w:t>
       </w:r>
     </w:p>
     <w:p>
@@ -825,8 +1402,35 @@
       </w:r>
     </w:p>
     <w:p>
-      <w:r>
-        <w:t>Python 3: print(3+2*5); print((3+2)*5). Inputs are dimensionless for this arithmetic exercise.</w:t>
+      <w:pPr>
+        <w:pStyle w:val="Heading3"/>
+      </w:pPr>
+      <w:r>
+        <w:t>Supplied facts</w:t>
+      </w:r>
+    </w:p>
+    <w:p>
+      <w:pPr>
+        <w:spacing w:line="336" w:lineRule="auto" w:after="180"/>
+        <w:shd w:fill="F1F6FC"/>
+      </w:pPr>
+      <w:r>
+        <w:rPr>
+          <w:b w:val="0"/>
+        </w:rPr>
+        <w:t xml:space="preserve">Python 3: print(3+2*5); print((3+2)*5). </w:t>
+      </w:r>
+      <w:r>
+        <w:rPr>
+          <w:b/>
+        </w:rPr>
+        <w:t>Input</w:t>
+      </w:r>
+      <w:r>
+        <w:rPr>
+          <w:b w:val="0"/>
+        </w:rPr>
+        <w:t>s are dimensionless for this arithmetic exercise.</w:t>
       </w:r>
     </w:p>
     <w:p>
@@ -989,21 +1593,37 @@
       </w:r>
     </w:p>
     <w:p>
-      <w:r>
-        <w:t>Parentheses explicitly group an operation. Without them, Python multiplication takes priority over addition; the same numerals can therefore describe different procedures.</w:t>
+      <w:pPr>
+        <w:pStyle w:val="Heading3"/>
+      </w:pPr>
+      <w:r>
+        <w:t>Why the result follows</w:t>
       </w:r>
     </w:p>
     <w:p>
       <w:pPr>
-        <w:pStyle w:val="Heading3"/>
-      </w:pPr>
-      <w:r>
-        <w:t>What this example does not establish</w:t>
+        <w:spacing w:line="336" w:lineRule="auto" w:after="180"/>
+        <w:shd w:fill="F1F6FC"/>
+      </w:pPr>
+      <w:r>
+        <w:rPr>
+          <w:b/>
+        </w:rPr>
+        <w:t>Parentheses</w:t>
+      </w:r>
+      <w:r>
+        <w:rPr>
+          <w:b w:val="0"/>
+        </w:rPr>
+        <w:t xml:space="preserve"> explicitly group an operation. Without them, Python multiplication takes priority over addition; the same numerals can therefore describe different procedures.</w:t>
       </w:r>
     </w:p>
     <w:p>
-      <w:r>
-        <w:t>Arithmetic correctness does not decide which expression matches a real problem; the written model must define the intended quantities.</w:t>
+      <w:pPr>
+        <w:pStyle w:val="Heading3"/>
+      </w:pPr>
+      <w:r>
+        <w:t>What this example does not establish</w:t>
       </w:r>
     </w:p>
     <w:p>
@@ -1011,43 +1631,192 @@
         <w:pStyle w:val="Heading3"/>
       </w:pPr>
       <w:r>
-        <w:t>Change one thing in the pictured case</w:t>
+        <w:t>Keep the stated limit</w:t>
       </w:r>
     </w:p>
     <w:p>
-      <w:r>
-        <w:t>Change: Replace the final multiplier 5 with 4 in both expressions.</w:t>
+      <w:pPr>
+        <w:spacing w:line="336" w:lineRule="auto" w:after="180"/>
+        <w:shd w:fill="FFF5E6"/>
+      </w:pPr>
+      <w:r>
+        <w:rPr>
+          <w:b w:val="0"/>
+        </w:rPr>
+        <w:t xml:space="preserve">Arithmetic correctness does not decide which </w:t>
+      </w:r>
+      <w:r>
+        <w:rPr>
+          <w:b/>
+        </w:rPr>
+        <w:t>expression</w:t>
+      </w:r>
+      <w:r>
+        <w:rPr>
+          <w:b w:val="0"/>
+        </w:rPr>
+        <w:t xml:space="preserve"> matches a real problem; the written model must define the intended quantities.</w:t>
       </w:r>
     </w:p>
     <w:p>
-      <w:r>
-        <w:t>Prediction: The first result is 11; the grouped result is 20.</w:t>
+      <w:pPr>
+        <w:pStyle w:val="Heading3"/>
+      </w:pPr>
+      <w:r>
+        <w:t>Change one thing in the pictured case</w:t>
       </w:r>
     </w:p>
     <w:p>
-      <w:r>
-        <w:t>Reason: 3+2*4=3+8; (3+2)*4=5*4.</w:t>
+      <w:pPr>
+        <w:pStyle w:val="Heading3"/>
+      </w:pPr>
+      <w:r>
+        <w:t>Change one thing</w:t>
       </w:r>
     </w:p>
     <w:p>
       <w:pPr>
-        <w:pStyle w:val="Heading3"/>
-      </w:pPr>
-      <w:r>
-        <w:t>Ask while showing the picture</w:t>
+        <w:spacing w:line="336" w:lineRule="auto" w:after="180"/>
+        <w:shd w:fill="F5F1FB"/>
+      </w:pPr>
+      <w:r>
+        <w:rPr>
+          <w:b w:val="0"/>
+        </w:rPr>
+        <w:t xml:space="preserve">Change: Replace the final multiplier 5 with 4 in both </w:t>
+      </w:r>
+      <w:r>
+        <w:rPr>
+          <w:b/>
+        </w:rPr>
+        <w:t>expression</w:t>
+      </w:r>
+      <w:r>
+        <w:rPr>
+          <w:b w:val="0"/>
+        </w:rPr>
+        <w:t>s.</w:t>
       </w:r>
     </w:p>
     <w:p>
-      <w:r>
-        <w:t>Cover the result. Ask learners to name the inputs and predict the next step. Uncover one step, connect the icon to the actual procedure, and explain its evidence. Then change the supplied condition and compare. The picture is a representation; it does not document execution of a real AI model.</w:t>
+      <w:pPr>
+        <w:pStyle w:val="Heading3"/>
+      </w:pPr>
+      <w:r>
+        <w:t>Predicted result</w:t>
       </w:r>
     </w:p>
     <w:p>
       <w:pPr>
+        <w:spacing w:line="336" w:lineRule="auto" w:after="180"/>
+        <w:shd w:fill="F1F6FC"/>
+      </w:pPr>
+      <w:r>
+        <w:rPr>
+          <w:b/>
+        </w:rPr>
+        <w:t>Prediction</w:t>
+      </w:r>
+      <w:r>
+        <w:rPr>
+          <w:b w:val="0"/>
+        </w:rPr>
+        <w:t>: The first result is 11; the grouped result is 20.</w:t>
+      </w:r>
+    </w:p>
+    <w:p>
+      <w:pPr>
+        <w:pStyle w:val="Heading3"/>
+      </w:pPr>
+      <w:r>
+        <w:t>Why the result follows</w:t>
+      </w:r>
+    </w:p>
+    <w:p>
+      <w:pPr>
+        <w:spacing w:line="336" w:lineRule="auto" w:after="180"/>
+        <w:shd w:fill="F1F6FC"/>
+      </w:pPr>
+      <w:r>
+        <w:rPr>
+          <w:b w:val="0"/>
+        </w:rPr>
+        <w:t>Reason: 3+2*4=3+8; (3+2)*4=5*4.</w:t>
+      </w:r>
+    </w:p>
+    <w:p>
+      <w:pPr>
+        <w:pStyle w:val="Heading3"/>
+      </w:pPr>
+      <w:r>
+        <w:t>Ask while showing the picture</w:t>
+      </w:r>
+    </w:p>
+    <w:p>
+      <w:pPr>
+        <w:pStyle w:val="Heading3"/>
+      </w:pPr>
+      <w:r>
+        <w:t>Ask while showing the picture · 4</w:t>
+      </w:r>
+    </w:p>
+    <w:p>
+      <w:pPr>
+        <w:spacing w:line="336" w:lineRule="auto" w:after="180"/>
+      </w:pPr>
+      <w:r>
+        <w:rPr>
+          <w:b w:val="0"/>
+        </w:rPr>
+        <w:t xml:space="preserve">Cover the result. Ask learners to name the </w:t>
+      </w:r>
+      <w:r>
+        <w:rPr>
+          <w:b/>
+        </w:rPr>
+        <w:t>input</w:t>
+      </w:r>
+      <w:r>
+        <w:rPr>
+          <w:b w:val="0"/>
+        </w:rPr>
+        <w:t xml:space="preserve">s and predict the next step. Uncover one step, connect the icon to the actual procedure, and explain its </w:t>
+      </w:r>
+      <w:r>
+        <w:rPr>
+          <w:b/>
+        </w:rPr>
+        <w:t>evidence</w:t>
+      </w:r>
+      <w:r>
+        <w:rPr>
+          <w:b w:val="0"/>
+        </w:rPr>
+        <w:t>. Then change the supplied condition and compare.</w:t>
+      </w:r>
+    </w:p>
+    <w:p>
+      <w:pPr>
+        <w:spacing w:line="336" w:lineRule="auto" w:after="180"/>
+      </w:pPr>
+      <w:r>
+        <w:rPr>
+          <w:b w:val="0"/>
+        </w:rPr>
+        <w:t>The picture is a representation; it does not document execution of a real AI model.</w:t>
+      </w:r>
+    </w:p>
+    <w:p>
+      <w:pPr>
         <w:pStyle w:val="Heading1"/>
       </w:pPr>
       <w:r>
         <w:t>03. Demonstrate and guide practice</w:t>
+      </w:r>
+    </w:p>
+    <w:p>
+      <w:r>
+        <w:t>Demonstrate Expressions and operator order, reduce support deliberately and check individual reasoning before discussing answers.</w:t>
       </w:r>
     </w:p>
     <w:tbl>
@@ -1263,36 +2032,100 @@
       </w:tr>
     </w:tbl>
     <w:p>
-      <w:r>
-        <w:t>Use the worked example in Sections 3 and 6. Collect a prediction before revealing its result; ask the learner to point to each intermediate fact.</w:t>
+      <w:pPr>
+        <w:spacing w:line="336" w:lineRule="auto" w:after="180"/>
+      </w:pPr>
+      <w:r>
+        <w:rPr>
+          <w:b w:val="0"/>
+        </w:rPr>
+        <w:t xml:space="preserve">Use the worked example in Sections 3 and 6. Collect a </w:t>
+      </w:r>
+      <w:r>
+        <w:rPr>
+          <w:b/>
+        </w:rPr>
+        <w:t>prediction</w:t>
+      </w:r>
+      <w:r>
+        <w:rPr>
+          <w:b w:val="0"/>
+        </w:rPr>
+        <w:t xml:space="preserve"> before revealing its result; ask the learner to point to each intermediate fact.</w:t>
       </w:r>
     </w:p>
     <w:p>
-      <w:r>
-        <w:t>Colour the pack calculation and loose quantity separately, then use the same grouping in code. Provide an operation legend without doing W4. Extension: devise two different expressions that agree for one input and differ for another, and explain the testing consequence.</w:t>
+      <w:pPr>
+        <w:spacing w:line="336" w:lineRule="auto" w:after="180"/>
+      </w:pPr>
+      <w:r>
+        <w:rPr>
+          <w:b w:val="0"/>
+        </w:rPr>
+        <w:t>Colour the pack calculation and loose quantity separately, then use the same grouping in code. Provide an operation legend without doing W4.</w:t>
       </w:r>
     </w:p>
     <w:p>
       <w:pPr>
-        <w:pStyle w:val="Heading3"/>
-      </w:pPr>
-      <w:r>
-        <w:t>Reduce help deliberately</w:t>
+        <w:spacing w:line="336" w:lineRule="auto" w:after="180"/>
+      </w:pPr>
+      <w:r>
+        <w:rPr>
+          <w:b w:val="0"/>
+        </w:rPr>
+        <w:t xml:space="preserve">Extension: devise two different </w:t>
+      </w:r>
+      <w:r>
+        <w:rPr>
+          <w:b/>
+        </w:rPr>
+        <w:t>expression</w:t>
+      </w:r>
+      <w:r>
+        <w:rPr>
+          <w:b w:val="0"/>
+        </w:rPr>
+        <w:t xml:space="preserve">s that agree for one </w:t>
+      </w:r>
+      <w:r>
+        <w:rPr>
+          <w:b/>
+        </w:rPr>
+        <w:t>input</w:t>
+      </w:r>
+      <w:r>
+        <w:rPr>
+          <w:b w:val="0"/>
+        </w:rPr>
+        <w:t xml:space="preserve"> and differ for another, and explain the testing consequence.</w:t>
       </w:r>
     </w:p>
     <w:p>
-      <w:r>
-        <w:t>Completion task: Predict 16 - 5 - 3, 16 - (5 - 3), and 18 / 3 * 2. Write the grouping, run each line and record actual results separately.</w:t>
+      <w:pPr>
+        <w:pStyle w:val="Heading3"/>
+      </w:pPr>
+      <w:r>
+        <w:t>Reduce help deliberately</w:t>
       </w:r>
     </w:p>
     <w:p>
-      <w:r>
-        <w:t>Teacher check: (16 - 5) - 3 is 8; 16 - (5 - 3) is 14; (18 / 3) * 2 is 12.0. Record any observed discrepancy and check the saved expression rather than copying expected results.</w:t>
+      <w:pPr>
+        <w:pStyle w:val="Heading3"/>
+      </w:pPr>
+      <w:r>
+        <w:t>Completion practice</w:t>
       </w:r>
     </w:p>
     <w:p>
-      <w:r>
-        <w:t>Start by identifying the given inputs together. Leave the intermediate steps blank. If needed, model one step, then withdraw that help on the next step. Move to a full trace only when the partial trace is understood. For partners, alternate explainer and checker; collect a response from every learner before discussion.</w:t>
+      <w:pPr>
+        <w:spacing w:line="336" w:lineRule="auto" w:after="180"/>
+        <w:shd w:fill="F5F1FB"/>
+      </w:pPr>
+      <w:r>
+        <w:rPr>
+          <w:b w:val="0"/>
+        </w:rPr>
+        <w:t>Completion task: Predict 16 - 5 - 3, 16 - (5 - 3), and 18 / 3 * 2. Write the grouping, run each line and record actual results separately.</w:t>
       </w:r>
     </w:p>
     <w:p>
@@ -1300,22 +2133,65 @@
         <w:pStyle w:val="Heading3"/>
       </w:pPr>
       <w:r>
-        <w:t>Individual reasoning check</w:t>
+        <w:t>Reasoning to listen for</w:t>
       </w:r>
     </w:p>
     <w:p>
-      <w:r>
-        <w:t>Use the worked case for Expressions and operator order. Proposed explanation: “All operations are read left to right regardless of precedence”. Decide whether this explanation is supported. Point to the step or supplied fact that decides; explain your repair if needed.</w:t>
+      <w:pPr>
+        <w:spacing w:line="336" w:lineRule="auto" w:after="180"/>
+        <w:shd w:fill="F1F6FC"/>
+      </w:pPr>
+      <w:r>
+        <w:rPr>
+          <w:b w:val="0"/>
+        </w:rPr>
+        <w:t xml:space="preserve">Teacher check: (16 - 5) - 3 is 8; 16 - (5 - 3) is 14; (18 / 3) * 2 is 12.0. Record any observed discrepancy and check the saved </w:t>
+      </w:r>
+      <w:r>
+        <w:rPr>
+          <w:b/>
+        </w:rPr>
+        <w:t>expression</w:t>
+      </w:r>
+      <w:r>
+        <w:rPr>
+          <w:b w:val="0"/>
+        </w:rPr>
+        <w:t xml:space="preserve"> rather than copying expected results.</w:t>
       </w:r>
     </w:p>
     <w:p>
-      <w:r>
-        <w:t>Expected correction: Establish grouping first; only operations at the same applicable precedence level group left to right here.</w:t>
+      <w:pPr>
+        <w:spacing w:line="336" w:lineRule="auto" w:after="180"/>
+      </w:pPr>
+      <w:r>
+        <w:rPr>
+          <w:b w:val="0"/>
+        </w:rPr>
+        <w:t xml:space="preserve">Start by identifying the given </w:t>
+      </w:r>
+      <w:r>
+        <w:rPr>
+          <w:b/>
+        </w:rPr>
+        <w:t>input</w:t>
+      </w:r>
+      <w:r>
+        <w:rPr>
+          <w:b w:val="0"/>
+        </w:rPr>
+        <w:t>s together. Leave the intermediate steps blank. If needed, model one step, then withdraw that help on the next step. Move to a full trace only when the partial trace is understood.</w:t>
       </w:r>
     </w:p>
     <w:p>
-      <w:r>
-        <w:t>Collect explanations, not only yes/no votes. If a misunderstanding is common, re-model the relevant step for the class. If it affects a few learners, give a short targeted group explanation while others solve a more demanding variation.</w:t>
+      <w:pPr>
+        <w:spacing w:line="336" w:lineRule="auto" w:after="180"/>
+      </w:pPr>
+      <w:r>
+        <w:rPr>
+          <w:b w:val="0"/>
+        </w:rPr>
+        <w:t>For partners, alternate explainer and checker; collect a response from every learner before discussion.</w:t>
       </w:r>
     </w:p>
     <w:p>
@@ -1323,68 +2199,373 @@
         <w:pStyle w:val="Heading3"/>
       </w:pPr>
       <w:r>
-        <w:t>Pictorial practice question</w:t>
+        <w:t>Individual reasoning check</w:t>
       </w:r>
     </w:p>
     <w:p>
-      <w:r>
-        <w:t>Trace the operation order in both expressions. Identify which picture step changes with parentheses and predict both results when the multiplier becomes four.</w:t>
+      <w:pPr>
+        <w:spacing w:line="336" w:lineRule="auto" w:after="180"/>
+      </w:pPr>
+      <w:r>
+        <w:rPr>
+          <w:b w:val="0"/>
+        </w:rPr>
+        <w:t xml:space="preserve">Use the worked case for </w:t>
+      </w:r>
+      <w:r>
+        <w:rPr>
+          <w:b/>
+        </w:rPr>
+        <w:t>Expression</w:t>
+      </w:r>
+      <w:r>
+        <w:rPr>
+          <w:b w:val="0"/>
+        </w:rPr>
+        <w:t xml:space="preserve">s and </w:t>
+      </w:r>
+      <w:r>
+        <w:rPr>
+          <w:b/>
+        </w:rPr>
+        <w:t>operator</w:t>
+      </w:r>
+      <w:r>
+        <w:rPr>
+          <w:b w:val="0"/>
+        </w:rPr>
+        <w:t xml:space="preserve"> order. Proposed explanation: “All operations are read left to right regardless of </w:t>
+      </w:r>
+      <w:r>
+        <w:rPr>
+          <w:b/>
+        </w:rPr>
+        <w:t>precedence</w:t>
+      </w:r>
+      <w:r>
+        <w:rPr>
+          <w:b w:val="0"/>
+        </w:rPr>
+        <w:t>”. Decide whether this explanation is supported.</w:t>
       </w:r>
     </w:p>
     <w:p>
       <w:pPr>
-        <w:pStyle w:val="Heading3"/>
-      </w:pPr>
-      <w:r>
-        <w:t>Reasoned teacher answer</w:t>
+        <w:spacing w:line="336" w:lineRule="auto" w:after="180"/>
+      </w:pPr>
+      <w:r>
+        <w:rPr>
+          <w:b w:val="0"/>
+        </w:rPr>
+        <w:t>Point to the step or supplied fact that decides; explain your repair if needed.</w:t>
       </w:r>
     </w:p>
     <w:p>
-      <w:r>
-        <w:t>Without grouping, multiply before adding: 13. With grouping, add before multiplying: 25. Changing the multiplier to 4 gives 11 and 20 respectively.</w:t>
+      <w:pPr>
+        <w:pStyle w:val="Heading3"/>
+      </w:pPr>
+      <w:r>
+        <w:t>Expected repair</w:t>
       </w:r>
     </w:p>
     <w:p>
-      <w:r>
-        <w:t>Changed-case reasoning: The first result is 11; the grouped result is 20. 3+2*4=3+8; (3+2)*4=5*4.</w:t>
+      <w:pPr>
+        <w:spacing w:line="336" w:lineRule="auto" w:after="180"/>
+        <w:shd w:fill="F1F6FC"/>
+      </w:pPr>
+      <w:r>
+        <w:rPr>
+          <w:b w:val="0"/>
+        </w:rPr>
+        <w:t xml:space="preserve">Expected correction: Establish grouping first; only operations at the same applicable </w:t>
+      </w:r>
+      <w:r>
+        <w:rPr>
+          <w:b/>
+        </w:rPr>
+        <w:t>precedence</w:t>
+      </w:r>
+      <w:r>
+        <w:rPr>
+          <w:b w:val="0"/>
+        </w:rPr>
+        <w:t xml:space="preserve"> level group left to right here.</w:t>
       </w:r>
     </w:p>
     <w:p>
-      <w:r>
-        <w:t>Collect each learner’s explanation before discussion. Use the first missing connection between input, deciding step and result to choose support. This question is worked-case practice, not fresh mastery evidence.</w:t>
+      <w:pPr>
+        <w:spacing w:line="336" w:lineRule="auto" w:after="180"/>
+      </w:pPr>
+      <w:r>
+        <w:rPr>
+          <w:b w:val="0"/>
+        </w:rPr>
+        <w:t>Collect explanations, not only yes/no votes. If a misunderstanding is common, re-model the relevant step for the class.</w:t>
       </w:r>
     </w:p>
     <w:p>
       <w:pPr>
-        <w:pStyle w:val="Heading1"/>
-      </w:pPr>
-      <w:r>
-        <w:t>04. Run the investigation and diagnose misconceptions</w:t>
+        <w:spacing w:line="336" w:lineRule="auto" w:after="180"/>
+      </w:pPr>
+      <w:r>
+        <w:rPr>
+          <w:b w:val="0"/>
+        </w:rPr>
+        <w:t>If it affects a few learners, give a short targeted group explanation while others solve a more demanding variation.</w:t>
       </w:r>
     </w:p>
     <w:p>
-      <w:r>
-        <w:t>All operations are read left to right regardless of precedence: Establish grouping first; only operations at the same applicable precedence level group left to right here.</w:t>
+      <w:pPr>
+        <w:pStyle w:val="Heading3"/>
+      </w:pPr>
+      <w:r>
+        <w:t>Pictorial practice question</w:t>
       </w:r>
     </w:p>
     <w:p>
-      <w:r>
-        <w:t>Parentheses never change a value: Compare the two packs expressions and their different stories.</w:t>
+      <w:pPr>
+        <w:spacing w:line="336" w:lineRule="auto" w:after="180"/>
+      </w:pPr>
+      <w:r>
+        <w:rPr>
+          <w:b w:val="0"/>
+        </w:rPr>
+        <w:t xml:space="preserve">Trace the operation order in both </w:t>
+      </w:r>
+      <w:r>
+        <w:rPr>
+          <w:b/>
+        </w:rPr>
+        <w:t>expression</w:t>
+      </w:r>
+      <w:r>
+        <w:rPr>
+          <w:b w:val="0"/>
+        </w:rPr>
+        <w:t xml:space="preserve">s. Identify which picture step changes with </w:t>
+      </w:r>
+      <w:r>
+        <w:rPr>
+          <w:b/>
+        </w:rPr>
+        <w:t>parentheses</w:t>
+      </w:r>
+      <w:r>
+        <w:rPr>
+          <w:b w:val="0"/>
+        </w:rPr>
+        <w:t xml:space="preserve"> and predict both results when the multiplier becomes four.</w:t>
       </w:r>
     </w:p>
     <w:p>
-      <w:r>
-        <w:t>Ordinary division always returns an integer: / produces a float for these integer operands.</w:t>
+      <w:pPr>
+        <w:pStyle w:val="Heading3"/>
+      </w:pPr>
+      <w:r>
+        <w:t>Reasoned teacher answer</w:t>
       </w:r>
     </w:p>
     <w:p>
-      <w:r>
-        <w:t>A remainder can be as large as the group size: For this positive whole-group case, another complete group would then be possible.</w:t>
+      <w:pPr>
+        <w:spacing w:line="336" w:lineRule="auto" w:after="180"/>
+      </w:pPr>
+      <w:r>
+        <w:rPr>
+          <w:b w:val="0"/>
+        </w:rPr>
+        <w:t>Without grouping, multiply before adding: 13. With grouping, add before multiplying: 25. Changing the multiplier to 4 gives 11 and 20 respectively.</w:t>
       </w:r>
     </w:p>
     <w:p>
-      <w:r>
-        <w:t>Use Section 9 for the evidence ledger. Add a boundary or missing-input case and record the expected response before checking. More successful repeats of one case do not establish wider coverage.</w:t>
+      <w:pPr>
+        <w:spacing w:line="336" w:lineRule="auto" w:after="180"/>
+      </w:pPr>
+      <w:r>
+        <w:rPr>
+          <w:b w:val="0"/>
+        </w:rPr>
+        <w:t>Changed-case reasoning: The first result is 11; the grouped result is 20. 3+2*4=3+8; (3+2)*4=5*4.</w:t>
+      </w:r>
+    </w:p>
+    <w:p>
+      <w:pPr>
+        <w:spacing w:line="336" w:lineRule="auto" w:after="180"/>
+      </w:pPr>
+      <w:r>
+        <w:rPr>
+          <w:b w:val="0"/>
+        </w:rPr>
+        <w:t xml:space="preserve">Collect each learner’s explanation before discussion. Use the first missing connection between </w:t>
+      </w:r>
+      <w:r>
+        <w:rPr>
+          <w:b/>
+        </w:rPr>
+        <w:t>input</w:t>
+      </w:r>
+      <w:r>
+        <w:rPr>
+          <w:b w:val="0"/>
+        </w:rPr>
+        <w:t xml:space="preserve">, deciding step and result to choose support. This question is worked-case practice, not fresh mastery </w:t>
+      </w:r>
+      <w:r>
+        <w:rPr>
+          <w:b/>
+        </w:rPr>
+        <w:t>evidence</w:t>
+      </w:r>
+      <w:r>
+        <w:rPr>
+          <w:b w:val="0"/>
+        </w:rPr>
+        <w:t>.</w:t>
+      </w:r>
+    </w:p>
+    <w:p>
+      <w:pPr>
+        <w:pStyle w:val="Heading1"/>
+      </w:pPr>
+      <w:r>
+        <w:t>04. Run the investigation and diagnose misconceptions</w:t>
+      </w:r>
+    </w:p>
+    <w:p>
+      <w:r>
+        <w:t>Run the Expressions and operator order investigation and use the first unsupported step to choose a teaching response.</w:t>
+      </w:r>
+    </w:p>
+    <w:p>
+      <w:pPr>
+        <w:spacing w:line="336" w:lineRule="auto" w:after="180"/>
+      </w:pPr>
+      <w:r>
+        <w:rPr>
+          <w:b w:val="0"/>
+        </w:rPr>
+        <w:t xml:space="preserve">All operations are read left to right regardless of </w:t>
+      </w:r>
+      <w:r>
+        <w:rPr>
+          <w:b/>
+        </w:rPr>
+        <w:t>precedence</w:t>
+      </w:r>
+      <w:r>
+        <w:rPr>
+          <w:b w:val="0"/>
+        </w:rPr>
+        <w:t xml:space="preserve">: Establish grouping first; only operations at the same applicable </w:t>
+      </w:r>
+      <w:r>
+        <w:rPr>
+          <w:b/>
+        </w:rPr>
+        <w:t>precedence</w:t>
+      </w:r>
+      <w:r>
+        <w:rPr>
+          <w:b w:val="0"/>
+        </w:rPr>
+        <w:t xml:space="preserve"> level group left to right here.</w:t>
+      </w:r>
+    </w:p>
+    <w:p>
+      <w:pPr>
+        <w:spacing w:line="336" w:lineRule="auto" w:after="180"/>
+      </w:pPr>
+      <w:r>
+        <w:rPr>
+          <w:b/>
+        </w:rPr>
+        <w:t>Parentheses</w:t>
+      </w:r>
+      <w:r>
+        <w:rPr>
+          <w:b w:val="0"/>
+        </w:rPr>
+        <w:t xml:space="preserve"> never change a value: Compare the two packs </w:t>
+      </w:r>
+      <w:r>
+        <w:rPr>
+          <w:b/>
+        </w:rPr>
+        <w:t>expression</w:t>
+      </w:r>
+      <w:r>
+        <w:rPr>
+          <w:b w:val="0"/>
+        </w:rPr>
+        <w:t>s and their different stories.</w:t>
+      </w:r>
+    </w:p>
+    <w:p>
+      <w:pPr>
+        <w:spacing w:line="336" w:lineRule="auto" w:after="180"/>
+      </w:pPr>
+      <w:r>
+        <w:rPr>
+          <w:b w:val="0"/>
+        </w:rPr>
+        <w:t>Ordinary division always returns an integer: / produces a float for these integer operands.</w:t>
+      </w:r>
+    </w:p>
+    <w:p>
+      <w:pPr>
+        <w:spacing w:line="336" w:lineRule="auto" w:after="180"/>
+      </w:pPr>
+      <w:r>
+        <w:rPr>
+          <w:b w:val="0"/>
+        </w:rPr>
+        <w:t xml:space="preserve">A </w:t>
+      </w:r>
+      <w:r>
+        <w:rPr>
+          <w:b/>
+        </w:rPr>
+        <w:t>remainder</w:t>
+      </w:r>
+      <w:r>
+        <w:rPr>
+          <w:b w:val="0"/>
+        </w:rPr>
+        <w:t xml:space="preserve"> can be as large as the group size: For this positive whole-group case, another complete group would then be possible.</w:t>
+      </w:r>
+    </w:p>
+    <w:p>
+      <w:pPr>
+        <w:spacing w:line="336" w:lineRule="auto" w:after="180"/>
+      </w:pPr>
+      <w:r>
+        <w:rPr>
+          <w:b w:val="0"/>
+        </w:rPr>
+        <w:t xml:space="preserve">Use Section 9 for the </w:t>
+      </w:r>
+      <w:r>
+        <w:rPr>
+          <w:b/>
+        </w:rPr>
+        <w:t>evidence</w:t>
+      </w:r>
+      <w:r>
+        <w:rPr>
+          <w:b w:val="0"/>
+        </w:rPr>
+        <w:t xml:space="preserve"> ledger. Add a boundary or missing-</w:t>
+      </w:r>
+      <w:r>
+        <w:rPr>
+          <w:b/>
+        </w:rPr>
+        <w:t>input</w:t>
+      </w:r>
+      <w:r>
+        <w:rPr>
+          <w:b w:val="0"/>
+        </w:rPr>
+        <w:t xml:space="preserve"> case and record the expected response before checking. More successful repeats of one case do not establish wider coverage.</w:t>
       </w:r>
     </w:p>
     <w:p>
@@ -1542,29 +2723,38 @@
       </w:tr>
     </w:tbl>
     <w:p>
-      <w:r>
-        <w:t>Offer an oral explanation, drawing, enlarged visual or fewer examples when that removes a reading/writing barrier. Keep the same reasoning goal. Stretch secure learners by changing a boundary or assumption and asking them to defend the effect, not simply by assigning more of the same questions.</w:t>
+      <w:pPr>
+        <w:spacing w:line="336" w:lineRule="auto" w:after="180"/>
+      </w:pPr>
+      <w:r>
+        <w:rPr>
+          <w:b w:val="0"/>
+        </w:rPr>
+        <w:t>Offer an oral explanation, drawing, enlarged visual or fewer examples when that removes a reading/writing barrier. Keep the same reasoning goal.</w:t>
       </w:r>
     </w:p>
     <w:p>
       <w:pPr>
-        <w:pStyle w:val="Heading1"/>
-      </w:pPr>
-      <w:r>
-        <w:t>05. Assess and explain the answers</w:t>
+        <w:spacing w:line="336" w:lineRule="auto" w:after="180"/>
+      </w:pPr>
+      <w:r>
+        <w:rPr>
+          <w:b w:val="0"/>
+        </w:rPr>
+        <w:t>Stretch secure learners by changing a boundary or assumption and asking them to defend the effect, not simply by assigning more of the same questions.</w:t>
       </w:r>
     </w:p>
     <w:p>
       <w:pPr>
-        <w:pStyle w:val="Heading3"/>
-      </w:pPr>
-      <w:r>
-        <w:t>Guided and exit questions</w:t>
+        <w:pStyle w:val="Heading1"/>
+      </w:pPr>
+      <w:r>
+        <w:t>05. Assess and explain the answers</w:t>
       </w:r>
     </w:p>
     <w:p>
       <w:r>
-        <w:t>In 18 - 4 * 3 multiplication groups first, giving 18 - 12 = 6. In (18 - 4) * 3 the parentheses give 14 * 3 = 42. Exit: 23 // 4 gives 5 trays and 23 % 4 gives 3 tiles; 5 * 4 + 3 = 23. / gives 5.75, a ratio rather than both requested whole-number counts.</w:t>
+        <w:t>Use the Expressions and operator order questions, teacher keys and criteria after the relevant attempts. Previously discussed cases are practice; protect the separately selected independent task.</w:t>
       </w:r>
     </w:p>
     <w:p>
@@ -1572,17 +2762,41 @@
         <w:pStyle w:val="Heading3"/>
       </w:pPr>
       <w:r>
-        <w:t>W1 State the intended grouping</w:t>
+        <w:t>Guided and exit questions</w:t>
       </w:r>
     </w:p>
     <w:p>
-      <w:r>
-        <w:t>Write an expression for three packs of eight counters plus two loose counters. Explain why adding two within the parentheses for every pack describes a different situation.</w:t>
+      <w:pPr>
+        <w:spacing w:line="336" w:lineRule="auto" w:after="180"/>
+      </w:pPr>
+      <w:r>
+        <w:rPr>
+          <w:b w:val="0"/>
+        </w:rPr>
+        <w:t xml:space="preserve">In 18 - 4 * 3 multiplication groups first, giving 18 - 12 = 6. In (18 - 4) * 3 the </w:t>
+      </w:r>
+      <w:r>
+        <w:rPr>
+          <w:b/>
+        </w:rPr>
+        <w:t>parentheses</w:t>
+      </w:r>
+      <w:r>
+        <w:rPr>
+          <w:b w:val="0"/>
+        </w:rPr>
+        <w:t xml:space="preserve"> give 14 * 3 = 42.</w:t>
       </w:r>
     </w:p>
     <w:p>
-      <w:r>
-        <w:t>3 * 8 + 2 or (3 * 8) + 2 gives 26. 3 * (8 + 2) gives 30 and adds two to each of three packs, not two once.</w:t>
+      <w:pPr>
+        <w:spacing w:line="336" w:lineRule="auto" w:after="180"/>
+      </w:pPr>
+      <w:r>
+        <w:rPr>
+          <w:b w:val="0"/>
+        </w:rPr>
+        <w:t>Exit: 23 // 4 gives 5 trays and 23 % 4 gives 3 tiles; 5 * 4 + 3 = 23. / gives 5.75, a ratio rather than both requested whole-number counts.</w:t>
       </w:r>
     </w:p>
     <w:p>
@@ -1590,17 +2804,51 @@
         <w:pStyle w:val="Heading3"/>
       </w:pPr>
       <w:r>
-        <w:t>W2 Predict then test expressions</w:t>
+        <w:t>W1 State the intended grouping</w:t>
       </w:r>
     </w:p>
     <w:p>
-      <w:r>
-        <w:t>Predict 16 - 5 - 3, 16 - (5 - 3), and 18 / 3 * 2. Write the grouping, run each line and record actual results separately.</w:t>
+      <w:pPr>
+        <w:pStyle w:val="Heading3"/>
+      </w:pPr>
+      <w:r>
+        <w:t>Workbook question · W1</w:t>
       </w:r>
     </w:p>
     <w:p>
-      <w:r>
-        <w:t>(16 - 5) - 3 is 8; 16 - (5 - 3) is 14; (18 / 3) * 2 is 12.0. Record any observed discrepancy and check the saved expression rather than copying expected results.</w:t>
+      <w:pPr>
+        <w:spacing w:line="336" w:lineRule="auto" w:after="180"/>
+        <w:shd w:fill="F5F1FB"/>
+      </w:pPr>
+      <w:r>
+        <w:rPr>
+          <w:b w:val="0"/>
+        </w:rPr>
+        <w:t xml:space="preserve">Write an </w:t>
+      </w:r>
+      <w:r>
+        <w:rPr>
+          <w:b/>
+        </w:rPr>
+        <w:t>expression</w:t>
+      </w:r>
+      <w:r>
+        <w:rPr>
+          <w:b w:val="0"/>
+        </w:rPr>
+        <w:t xml:space="preserve"> for three packs of eight counters plus two loose counters. Explain why adding two within the </w:t>
+      </w:r>
+      <w:r>
+        <w:rPr>
+          <w:b/>
+        </w:rPr>
+        <w:t>parentheses</w:t>
+      </w:r>
+      <w:r>
+        <w:rPr>
+          <w:b w:val="0"/>
+        </w:rPr>
+        <w:t xml:space="preserve"> for every pack describes a different situation.</w:t>
       </w:r>
     </w:p>
     <w:p>
@@ -1608,17 +2856,27 @@
         <w:pStyle w:val="Heading3"/>
       </w:pPr>
       <w:r>
-        <w:t>W3 Explain whole groups</w:t>
+        <w:t>Teacher reasoning · W1</w:t>
       </w:r>
     </w:p>
     <w:p>
-      <w:r>
-        <w:t>For 17 counters in groups of 5, explain /, // and %. Show a multiplication-and-addition check for the complete groups and remainder.</w:t>
+      <w:pPr>
+        <w:spacing w:line="336" w:lineRule="auto" w:after="180"/>
+        <w:shd w:fill="F1F6FC"/>
+      </w:pPr>
+      <w:r>
+        <w:rPr>
+          <w:b w:val="0"/>
+        </w:rPr>
+        <w:t>3 * 8 + 2 or (3 * 8) + 2 gives 26. 3 * (8 + 2) gives 30 and adds two to each of three packs, not two once.</w:t>
       </w:r>
     </w:p>
     <w:p>
-      <w:r>
-        <w:t>/ gives 3.4; // gives 3; % gives 2. The reconstruction is 3 * 5 + 2 = 17, with remainder 2 less than group size 5. Only three complete groups can be made.</w:t>
+      <w:pPr>
+        <w:pStyle w:val="Heading3"/>
+      </w:pPr>
+      <w:r>
+        <w:t>W2 Predict then test expressions</w:t>
       </w:r>
     </w:p>
     <w:p>
@@ -1626,60 +2884,358 @@
         <w:pStyle w:val="Heading3"/>
       </w:pPr>
       <w:r>
-        <w:t>W4 Translate a new situation independently</w:t>
+        <w:t>Workbook question · W2</w:t>
       </w:r>
     </w:p>
     <w:p>
-      <w:r>
-        <w:t>Four trays hold six tiles each and five tiles are loose. Write and evaluate the total expression. Then pack the total into complete groups of four and find the remainder. Explain why 4 * (6 + 5) is wrong for this story.</w:t>
+      <w:pPr>
+        <w:spacing w:line="336" w:lineRule="auto" w:after="180"/>
+        <w:shd w:fill="F5F1FB"/>
+      </w:pPr>
+      <w:r>
+        <w:rPr>
+          <w:b w:val="0"/>
+        </w:rPr>
+        <w:t>Predict 16 - 5 - 3, 16 - (5 - 3), and 18 / 3 * 2. Write the grouping, run each line and record actual results separately.</w:t>
       </w:r>
     </w:p>
     <w:p>
-      <w:r>
-        <w:t>4 * 6 + 5 gives 29 tiles; 29 // 4 gives 7 groups and 29 % 4 gives 1 left. 7 * 4 + 1 reconstructs 29. 4 * (6 + 5) gives 44, adding five to every tray instead of once.</w:t>
+      <w:pPr>
+        <w:pStyle w:val="Heading3"/>
+      </w:pPr>
+      <w:r>
+        <w:t>Teacher reasoning · W2</w:t>
       </w:r>
     </w:p>
     <w:p>
       <w:pPr>
-        <w:pStyle w:val="Heading3"/>
-      </w:pPr>
-      <w:r>
-        <w:t>W5 Check a limit</w:t>
+        <w:spacing w:line="336" w:lineRule="auto" w:after="180"/>
+        <w:shd w:fill="F1F6FC"/>
+      </w:pPr>
+      <w:r>
+        <w:rPr>
+          <w:b w:val="0"/>
+        </w:rPr>
+        <w:t xml:space="preserve">(16 - 5) - 3 is 8; 16 - (5 - 3) is 14; (18 / 3) * 2 is 12.0. Record any observed discrepancy and check the saved </w:t>
+      </w:r>
+      <w:r>
+        <w:rPr>
+          <w:b/>
+        </w:rPr>
+        <w:t>expression</w:t>
+      </w:r>
+      <w:r>
+        <w:rPr>
+          <w:b w:val="0"/>
+        </w:rPr>
+        <w:t xml:space="preserve"> rather than copying expected results.</w:t>
       </w:r>
     </w:p>
     <w:p>
-      <w:r>
-        <w:t>Explain why a group size of zero must be excluded. State the assumptions that let complete groups and a remainder describe the packing task.</w:t>
+      <w:pPr>
+        <w:pStyle w:val="Heading3"/>
+      </w:pPr>
+      <w:r>
+        <w:t>W3 Explain whole groups</w:t>
       </w:r>
     </w:p>
     <w:p>
-      <w:r>
-        <w:t>A zero-size group cannot define how many groups consume the counters; Python division by zero raises ZeroDivisionError. The physical task uses whole nonnegative counters and a positive whole group size, so the remainder is between zero and one less than group size.</w:t>
+      <w:pPr>
+        <w:pStyle w:val="Heading3"/>
+      </w:pPr>
+      <w:r>
+        <w:t>Workbook question · W3</w:t>
       </w:r>
     </w:p>
     <w:p>
       <w:pPr>
-        <w:pStyle w:val="Heading3"/>
-      </w:pPr>
-      <w:r>
-        <w:t>Independent assessment and fresh retry</w:t>
+        <w:spacing w:line="336" w:lineRule="auto" w:after="180"/>
+        <w:shd w:fill="F5F1FB"/>
+      </w:pPr>
+      <w:r>
+        <w:rPr>
+          <w:b w:val="0"/>
+        </w:rPr>
+        <w:t xml:space="preserve">For 17 counters in groups of 5, explain /, // and %. Show a multiplication-and-addition check for the complete groups and </w:t>
+      </w:r>
+      <w:r>
+        <w:rPr>
+          <w:b/>
+        </w:rPr>
+        <w:t>remainder</w:t>
+      </w:r>
+      <w:r>
+        <w:rPr>
+          <w:b w:val="0"/>
+        </w:rPr>
+        <w:t>.</w:t>
       </w:r>
     </w:p>
     <w:p>
-      <w:r>
-        <w:t>W4 needs 29, 7 and 1 with the meaning of the extra five and a reconstruction. After support, retry three trays of seven plus four loose: 25 total; groups of six give 4 complete groups and 1 left. Require an expression and explanation before a device result.</w:t>
+      <w:pPr>
+        <w:pStyle w:val="Heading3"/>
+      </w:pPr>
+      <w:r>
+        <w:t>Teacher reasoning · W3</w:t>
       </w:r>
     </w:p>
     <w:p>
       <w:pPr>
-        <w:pStyle w:val="Heading3"/>
-      </w:pPr>
-      <w:r>
-        <w:t>Assess independent transfer</w:t>
+        <w:spacing w:line="336" w:lineRule="auto" w:after="180"/>
+        <w:shd w:fill="F1F6FC"/>
+      </w:pPr>
+      <w:r>
+        <w:rPr>
+          <w:b w:val="0"/>
+        </w:rPr>
+        <w:t xml:space="preserve">/ gives 3.4; // gives 3; % gives 2. The reconstruction is 3 * 5 + 2 = 17, with </w:t>
+      </w:r>
+      <w:r>
+        <w:rPr>
+          <w:b/>
+        </w:rPr>
+        <w:t>remainder</w:t>
+      </w:r>
+      <w:r>
+        <w:rPr>
+          <w:b w:val="0"/>
+        </w:rPr>
+        <w:t xml:space="preserve"> 2 less than group size 5. Only three complete groups can be made.</w:t>
       </w:r>
     </w:p>
     <w:p>
-      <w:r>
+      <w:pPr>
+        <w:pStyle w:val="Heading3"/>
+      </w:pPr>
+      <w:r>
+        <w:t>W4 Translate a new situation independently</w:t>
+      </w:r>
+    </w:p>
+    <w:p>
+      <w:pPr>
+        <w:pStyle w:val="Heading3"/>
+      </w:pPr>
+      <w:r>
+        <w:t>Workbook question · W4</w:t>
+      </w:r>
+    </w:p>
+    <w:p>
+      <w:pPr>
+        <w:spacing w:line="336" w:lineRule="auto" w:after="180"/>
+        <w:shd w:fill="F5F1FB"/>
+      </w:pPr>
+      <w:r>
+        <w:rPr>
+          <w:b w:val="0"/>
+        </w:rPr>
+        <w:t xml:space="preserve">Four trays hold six tiles each and five tiles are loose. Write and evaluate the total </w:t>
+      </w:r>
+      <w:r>
+        <w:rPr>
+          <w:b/>
+        </w:rPr>
+        <w:t>expression</w:t>
+      </w:r>
+      <w:r>
+        <w:rPr>
+          <w:b w:val="0"/>
+        </w:rPr>
+        <w:t xml:space="preserve">. Then pack the total into complete groups of four and find the </w:t>
+      </w:r>
+      <w:r>
+        <w:rPr>
+          <w:b/>
+        </w:rPr>
+        <w:t>remainder</w:t>
+      </w:r>
+      <w:r>
+        <w:rPr>
+          <w:b w:val="0"/>
+        </w:rPr>
+        <w:t>. Explain why 4 * (6 + 5) is wrong for this story.</w:t>
+      </w:r>
+    </w:p>
+    <w:p>
+      <w:pPr>
+        <w:pStyle w:val="Heading3"/>
+      </w:pPr>
+      <w:r>
+        <w:t>Teacher reasoning · W4</w:t>
+      </w:r>
+    </w:p>
+    <w:p>
+      <w:pPr>
+        <w:spacing w:line="336" w:lineRule="auto" w:after="180"/>
+        <w:shd w:fill="F1F6FC"/>
+      </w:pPr>
+      <w:r>
+        <w:rPr>
+          <w:b w:val="0"/>
+        </w:rPr>
+        <w:t>4 * 6 + 5 gives 29 tiles; 29 // 4 gives 7 groups and 29 % 4 gives 1 left. 7 * 4 + 1 reconstructs 29. 4 * (6 + 5) gives 44, adding five to every tray instead of once.</w:t>
+      </w:r>
+    </w:p>
+    <w:p>
+      <w:pPr>
+        <w:pStyle w:val="Heading3"/>
+      </w:pPr>
+      <w:r>
+        <w:t>W5 Check a limit</w:t>
+      </w:r>
+    </w:p>
+    <w:p>
+      <w:pPr>
+        <w:pStyle w:val="Heading3"/>
+      </w:pPr>
+      <w:r>
+        <w:t>Workbook question · W5</w:t>
+      </w:r>
+    </w:p>
+    <w:p>
+      <w:pPr>
+        <w:spacing w:line="336" w:lineRule="auto" w:after="180"/>
+        <w:shd w:fill="F5F1FB"/>
+      </w:pPr>
+      <w:r>
+        <w:rPr>
+          <w:b w:val="0"/>
+        </w:rPr>
+        <w:t xml:space="preserve">Explain why a group size of zero must be excluded. State the assumptions that let complete groups and a </w:t>
+      </w:r>
+      <w:r>
+        <w:rPr>
+          <w:b/>
+        </w:rPr>
+        <w:t>remainder</w:t>
+      </w:r>
+      <w:r>
+        <w:rPr>
+          <w:b w:val="0"/>
+        </w:rPr>
+        <w:t xml:space="preserve"> describe the packing task.</w:t>
+      </w:r>
+    </w:p>
+    <w:p>
+      <w:pPr>
+        <w:pStyle w:val="Heading3"/>
+      </w:pPr>
+      <w:r>
+        <w:t>Teacher reasoning · W5</w:t>
+      </w:r>
+    </w:p>
+    <w:p>
+      <w:pPr>
+        <w:spacing w:line="336" w:lineRule="auto" w:after="180"/>
+        <w:shd w:fill="F1F6FC"/>
+      </w:pPr>
+      <w:r>
+        <w:rPr>
+          <w:b w:val="0"/>
+        </w:rPr>
+        <w:t>A zero-size group cannot define how many groups consume the counters; Python division by zero raises ZeroDivisionError.</w:t>
+      </w:r>
+    </w:p>
+    <w:p>
+      <w:pPr>
+        <w:spacing w:line="336" w:lineRule="auto" w:after="180"/>
+        <w:shd w:fill="F1F6FC"/>
+      </w:pPr>
+      <w:r>
+        <w:rPr>
+          <w:b w:val="0"/>
+        </w:rPr>
+        <w:t xml:space="preserve">The physical task uses whole nonnegative counters and a positive whole group size, so the </w:t>
+      </w:r>
+      <w:r>
+        <w:rPr>
+          <w:b/>
+        </w:rPr>
+        <w:t>remainder</w:t>
+      </w:r>
+      <w:r>
+        <w:rPr>
+          <w:b w:val="0"/>
+        </w:rPr>
+        <w:t xml:space="preserve"> is between zero and one less than group size.</w:t>
+      </w:r>
+    </w:p>
+    <w:p>
+      <w:pPr>
+        <w:pStyle w:val="Heading3"/>
+      </w:pPr>
+      <w:r>
+        <w:t>Independent assessment and fresh retry</w:t>
+      </w:r>
+    </w:p>
+    <w:p>
+      <w:pPr>
+        <w:pStyle w:val="Heading3"/>
+      </w:pPr>
+      <w:r>
+        <w:t>Teacher key · Independent assessment and fresh retry</w:t>
+      </w:r>
+    </w:p>
+    <w:p>
+      <w:pPr>
+        <w:spacing w:line="336" w:lineRule="auto" w:after="180"/>
+        <w:shd w:fill="F1F6FC"/>
+      </w:pPr>
+      <w:r>
+        <w:rPr>
+          <w:b w:val="0"/>
+        </w:rPr>
+        <w:t>W4 needs 29, 7 and 1 with the meaning of the extra five and a reconstruction. After support, retry three trays of seven plus four loose: 25 total; groups of six give 4 complete groups and 1 left.</w:t>
+      </w:r>
+    </w:p>
+    <w:p>
+      <w:pPr>
+        <w:spacing w:line="336" w:lineRule="auto" w:after="180"/>
+        <w:shd w:fill="F1F6FC"/>
+      </w:pPr>
+      <w:r>
+        <w:rPr>
+          <w:b w:val="0"/>
+        </w:rPr>
+        <w:t xml:space="preserve">Require an </w:t>
+      </w:r>
+      <w:r>
+        <w:rPr>
+          <w:b/>
+        </w:rPr>
+        <w:t>expression</w:t>
+      </w:r>
+      <w:r>
+        <w:rPr>
+          <w:b w:val="0"/>
+        </w:rPr>
+        <w:t xml:space="preserve"> and explanation before a device result.</w:t>
+      </w:r>
+    </w:p>
+    <w:p>
+      <w:pPr>
+        <w:pStyle w:val="Heading3"/>
+      </w:pPr>
+      <w:r>
+        <w:t>Assess independent transfer</w:t>
+      </w:r>
+    </w:p>
+    <w:p>
+      <w:pPr>
+        <w:pStyle w:val="Heading3"/>
+      </w:pPr>
+      <w:r>
+        <w:t>Independent question · withhold the key</w:t>
+      </w:r>
+    </w:p>
+    <w:p>
+      <w:pPr>
+        <w:spacing w:line="336" w:lineRule="auto" w:after="180"/>
+        <w:shd w:fill="F5F1FB"/>
+      </w:pPr>
+      <w:r>
+        <w:rPr>
+          <w:b w:val="0"/>
+        </w:rPr>
         <w:t>Selected case: Predict each line. Explain which calculation groups addition before division. What would (17+5)%5 return, and how do /, // and % differ for the supplied positive integers?</w:t>
       </w:r>
     </w:p>
@@ -1706,8 +3262,53 @@
       </w:r>
     </w:p>
     <w:p>
-      <w:r>
-        <w:t>The first line is4 because22//5=4. The second is18 because5//5 is evaluated before adding17. The final line is3.4 3 2: ordinary division, whole quotient and remainder for17 divided by5. (17+5)%5 is2. Parentheses choose the grouped calculation; they are not optional when that meaning is intended.</w:t>
+      <w:pPr>
+        <w:pStyle w:val="Heading3"/>
+      </w:pPr>
+      <w:r>
+        <w:t>Teacher key · Selected case answer</w:t>
+      </w:r>
+    </w:p>
+    <w:p>
+      <w:pPr>
+        <w:spacing w:line="336" w:lineRule="auto" w:after="180"/>
+        <w:shd w:fill="F1F6FC"/>
+      </w:pPr>
+      <w:r>
+        <w:rPr>
+          <w:b w:val="0"/>
+        </w:rPr>
+        <w:t xml:space="preserve">The first line is4 because22//5=4. The second is18 because5//5 is evaluated before adding17. The final line is3.4 3 2: ordinary division, whole quotient and </w:t>
+      </w:r>
+      <w:r>
+        <w:rPr>
+          <w:b/>
+        </w:rPr>
+        <w:t>remainder</w:t>
+      </w:r>
+      <w:r>
+        <w:rPr>
+          <w:b w:val="0"/>
+        </w:rPr>
+        <w:t xml:space="preserve"> for17 divided by5. (17+5)%5 is2.</w:t>
+      </w:r>
+    </w:p>
+    <w:p>
+      <w:pPr>
+        <w:spacing w:line="336" w:lineRule="auto" w:after="180"/>
+        <w:shd w:fill="F1F6FC"/>
+      </w:pPr>
+      <w:r>
+        <w:rPr>
+          <w:b/>
+        </w:rPr>
+        <w:t>Parentheses</w:t>
+      </w:r>
+      <w:r>
+        <w:rPr>
+          <w:b w:val="0"/>
+        </w:rPr>
+        <w:t xml:space="preserve"> choose the grouped calculation; they are not optional when that meaning is intended.</w:t>
       </w:r>
     </w:p>
     <w:tbl>
@@ -1813,67 +3414,304 @@
       </w:tr>
     </w:tbl>
     <w:p>
-      <w:r>
-        <w:t>Record each dimension as not yet, with support, or independent. Accept a valid alternative procedure with a defensible trace. Do not penalise an honestly recorded model failure if the learner correctly explains its evidence and limits.</w:t>
+      <w:pPr>
+        <w:pStyle w:val="Heading3"/>
+      </w:pPr>
+      <w:r>
+        <w:t>Teacher key · Selected case answer</w:t>
       </w:r>
     </w:p>
     <w:p>
       <w:pPr>
-        <w:pStyle w:val="Heading3"/>
-      </w:pPr>
-      <w:r>
-        <w:t>Feedback that the learner uses</w:t>
+        <w:spacing w:line="336" w:lineRule="auto" w:after="180"/>
+        <w:shd w:fill="F1F6FC"/>
+      </w:pPr>
+      <w:r>
+        <w:rPr>
+          <w:b w:val="0"/>
+        </w:rPr>
+        <w:t>Record each dimension as not yet, with support, or independent. Accept a valid alternative procedure with a defensible trace.</w:t>
       </w:r>
     </w:p>
     <w:p>
-      <w:r>
-        <w:t>Name the earliest unsupported step and give one action to repair it. Have the learner make that repair now and explain why. Then assess the relevant skill on a fresh, fully specified case. Confirm it was not previously practised with feedback; solve and check the new case before assigning it. A follow-up design prompt is a starting brief, not automatically an equivalent test.</w:t>
+      <w:pPr>
+        <w:spacing w:line="336" w:lineRule="auto" w:after="180"/>
+        <w:shd w:fill="F1F6FC"/>
+      </w:pPr>
+      <w:r>
+        <w:rPr>
+          <w:b w:val="0"/>
+        </w:rPr>
+        <w:t xml:space="preserve">Do not penalise an honestly recorded model failure if the learner correctly explains its </w:t>
+      </w:r>
+      <w:r>
+        <w:rPr>
+          <w:b/>
+        </w:rPr>
+        <w:t>evidence</w:t>
+      </w:r>
+      <w:r>
+        <w:rPr>
+          <w:b w:val="0"/>
+        </w:rPr>
+        <w:t xml:space="preserve"> and limits.</w:t>
       </w:r>
     </w:p>
     <w:p>
       <w:pPr>
-        <w:pStyle w:val="Heading1"/>
-      </w:pPr>
-      <w:r>
-        <w:t>06. Connect the project, support and next lesson</w:t>
+        <w:pStyle w:val="Heading3"/>
+      </w:pPr>
+      <w:r>
+        <w:t>Feedback that the learner uses</w:t>
       </w:r>
     </w:p>
     <w:p>
-      <w:r>
-        <w:t>Add a labelled expressions and operator order evidence sheet to Python readiness portfolio. Show how you can evaluate numeric expressions using python’s grouping rules. Use the supplied fictional case and keep its inputs, intermediate steps, calculation or prediction, and limitation. Connect this record to last week’s record; a matching answer without a trace is insufficient.</w:t>
+      <w:pPr>
+        <w:spacing w:line="336" w:lineRule="auto" w:after="180"/>
+      </w:pPr>
+      <w:r>
+        <w:rPr>
+          <w:b w:val="0"/>
+        </w:rPr>
+        <w:t>Name the earliest unsupported step and give one action to repair it. Have the learner make that repair now and explain why. Then assess the relevant skill on a fresh, fully specified case.</w:t>
       </w:r>
     </w:p>
     <w:p>
-      <w:r>
-        <w:t>Colour the pack calculation and loose quantity separately, then use the same grouping in code. Provide an operation legend without doing W4. Extension: devise two different expressions that agree for one input and differ for another, and explain the testing consequence.</w:t>
+      <w:pPr>
+        <w:spacing w:line="336" w:lineRule="auto" w:after="180"/>
+      </w:pPr>
+      <w:r>
+        <w:rPr>
+          <w:b w:val="0"/>
+        </w:rPr>
+        <w:t>Confirm it was not previously practised with feedback; solve and check the new case before assigning it. A follow-up design prompt is a starting brief, not automatically an equivalent test.</w:t>
       </w:r>
     </w:p>
     <w:p>
-      <w:r>
-        <w:t>Week 4 introduces comparisons and Boolean conditions that express whether requirements hold.</w:t>
+      <w:pPr>
+        <w:pStyle w:val="Heading1"/>
+      </w:pPr>
+      <w:r>
+        <w:t>06. Connect the project, support and next lesson</w:t>
       </w:r>
     </w:p>
     <w:p>
       <w:r>
-        <w:t>Retain the project ledger and assess a changed case after support. Check the relevant prerequisite before carrying this component forward.</w:t>
+        <w:t>Connect Expressions and operator order to Python readiness portfolio, adapt support and plan a later changed-case check.</w:t>
       </w:r>
     </w:p>
     <w:p>
       <w:pPr>
-        <w:pStyle w:val="Heading3"/>
-      </w:pPr>
-      <w:r>
-        <w:t>Plan the delayed return</w:t>
+        <w:spacing w:line="336" w:lineRule="auto" w:after="180"/>
+      </w:pPr>
+      <w:r>
+        <w:rPr>
+          <w:b w:val="0"/>
+        </w:rPr>
+        <w:t xml:space="preserve">Add a labelled </w:t>
+      </w:r>
+      <w:r>
+        <w:rPr>
+          <w:b/>
+        </w:rPr>
+        <w:t>expression</w:t>
+      </w:r>
+      <w:r>
+        <w:rPr>
+          <w:b w:val="0"/>
+        </w:rPr>
+        <w:t xml:space="preserve">s and </w:t>
+      </w:r>
+      <w:r>
+        <w:rPr>
+          <w:b/>
+        </w:rPr>
+        <w:t>operator</w:t>
+      </w:r>
+      <w:r>
+        <w:rPr>
+          <w:b w:val="0"/>
+        </w:rPr>
+        <w:t xml:space="preserve"> order </w:t>
+      </w:r>
+      <w:r>
+        <w:rPr>
+          <w:b/>
+        </w:rPr>
+        <w:t>evidence</w:t>
+      </w:r>
+      <w:r>
+        <w:rPr>
+          <w:b w:val="0"/>
+        </w:rPr>
+        <w:t xml:space="preserve"> sheet to Python readiness portfolio. Show how you can evaluate numeric </w:t>
+      </w:r>
+      <w:r>
+        <w:rPr>
+          <w:b/>
+        </w:rPr>
+        <w:t>expression</w:t>
+      </w:r>
+      <w:r>
+        <w:rPr>
+          <w:b w:val="0"/>
+        </w:rPr>
+        <w:t>s using python’s grouping rules.</w:t>
       </w:r>
     </w:p>
     <w:p>
-      <w:r>
-        <w:t>Suggested return points in this level: python-bridge/4, python-bridge/6, python-bridge/9. Use actual classroom dates, adjusting for holidays and gaps. One, three and six teaching weeks are scheduling choices, not a claimed optimal spacing.</w:t>
+      <w:pPr>
+        <w:spacing w:line="336" w:lineRule="auto" w:after="180"/>
+      </w:pPr>
+      <w:r>
+        <w:rPr>
+          <w:b w:val="0"/>
+        </w:rPr>
+        <w:t xml:space="preserve">Use the supplied fictional case and keep its </w:t>
+      </w:r>
+      <w:r>
+        <w:rPr>
+          <w:b/>
+        </w:rPr>
+        <w:t>input</w:t>
+      </w:r>
+      <w:r>
+        <w:rPr>
+          <w:b w:val="0"/>
+        </w:rPr>
+        <w:t xml:space="preserve">s, intermediate steps, calculation or </w:t>
+      </w:r>
+      <w:r>
+        <w:rPr>
+          <w:b/>
+        </w:rPr>
+        <w:t>prediction</w:t>
+      </w:r>
+      <w:r>
+        <w:rPr>
+          <w:b w:val="0"/>
+        </w:rPr>
+        <w:t>, and limitation. Connect this record to last week’s record; a matching answer without a trace is insufficient.</w:t>
       </w:r>
     </w:p>
     <w:p>
-      <w:r>
-        <w:t>At a delayed check, ask for the idea from memory and a changed application. Compare with the earlier independent response and record support used. For a new level, revisit the previous capstone before checking the new prerequisites.</w:t>
+      <w:pPr>
+        <w:spacing w:line="336" w:lineRule="auto" w:after="180"/>
+      </w:pPr>
+      <w:r>
+        <w:rPr>
+          <w:b w:val="0"/>
+        </w:rPr>
+        <w:t>Colour the pack calculation and loose quantity separately, then use the same grouping in code. Provide an operation legend without doing W4.</w:t>
+      </w:r>
+    </w:p>
+    <w:p>
+      <w:pPr>
+        <w:spacing w:line="336" w:lineRule="auto" w:after="180"/>
+      </w:pPr>
+      <w:r>
+        <w:rPr>
+          <w:b w:val="0"/>
+        </w:rPr>
+        <w:t xml:space="preserve">Extension: devise two different </w:t>
+      </w:r>
+      <w:r>
+        <w:rPr>
+          <w:b/>
+        </w:rPr>
+        <w:t>expression</w:t>
+      </w:r>
+      <w:r>
+        <w:rPr>
+          <w:b w:val="0"/>
+        </w:rPr>
+        <w:t xml:space="preserve">s that agree for one </w:t>
+      </w:r>
+      <w:r>
+        <w:rPr>
+          <w:b/>
+        </w:rPr>
+        <w:t>input</w:t>
+      </w:r>
+      <w:r>
+        <w:rPr>
+          <w:b w:val="0"/>
+        </w:rPr>
+        <w:t xml:space="preserve"> and differ for another, and explain the testing consequence.</w:t>
+      </w:r>
+    </w:p>
+    <w:p>
+      <w:pPr>
+        <w:spacing w:line="336" w:lineRule="auto" w:after="180"/>
+      </w:pPr>
+      <w:r>
+        <w:rPr>
+          <w:b w:val="0"/>
+        </w:rPr>
+        <w:t>Week 4 introduces comparisons and Boolean conditions that express whether requirements hold.</w:t>
+      </w:r>
+    </w:p>
+    <w:p>
+      <w:pPr>
+        <w:spacing w:line="336" w:lineRule="auto" w:after="180"/>
+      </w:pPr>
+      <w:r>
+        <w:rPr>
+          <w:b w:val="0"/>
+        </w:rPr>
+        <w:t>Retain the project ledger and assess a changed case after support. Check the relevant prerequisite before carrying this component forward.</w:t>
+      </w:r>
+    </w:p>
+    <w:p>
+      <w:pPr>
+        <w:pStyle w:val="Heading3"/>
+      </w:pPr>
+      <w:r>
+        <w:t>Plan the delayed return</w:t>
+      </w:r>
+    </w:p>
+    <w:p>
+      <w:pPr>
+        <w:spacing w:line="336" w:lineRule="auto" w:after="180"/>
+      </w:pPr>
+      <w:r>
+        <w:rPr>
+          <w:b w:val="0"/>
+        </w:rPr>
+        <w:t>Suggested return points in this level: python-bridge/4, python-bridge/6, python-bridge/9. Use actual classroom dates, adjusting for holidays and gaps.</w:t>
+      </w:r>
+    </w:p>
+    <w:p>
+      <w:pPr>
+        <w:spacing w:line="336" w:lineRule="auto" w:after="180"/>
+      </w:pPr>
+      <w:r>
+        <w:rPr>
+          <w:b w:val="0"/>
+        </w:rPr>
+        <w:t>One, three and six teaching weeks are scheduling choices, not a claimed optimal spacing.</w:t>
+      </w:r>
+    </w:p>
+    <w:p>
+      <w:pPr>
+        <w:spacing w:line="336" w:lineRule="auto" w:after="180"/>
+      </w:pPr>
+      <w:r>
+        <w:rPr>
+          <w:b w:val="0"/>
+        </w:rPr>
+        <w:t>At a delayed check, ask for the idea from memory and a changed application. Compare with the earlier independent response and record support used.</w:t>
+      </w:r>
+    </w:p>
+    <w:p>
+      <w:pPr>
+        <w:spacing w:line="336" w:lineRule="auto" w:after="180"/>
+      </w:pPr>
+      <w:r>
+        <w:rPr>
+          <w:b w:val="0"/>
+        </w:rPr>
+        <w:t>For a new level, revisit the previous capstone before checking the new prerequisites.</w:t>
       </w:r>
     </w:p>
     <w:tbl>
@@ -2033,8 +3871,26 @@
       </w:tr>
     </w:tbl>
     <w:p>
-      <w:r>
-        <w:t>Use the evidence to choose reteaching or the next step. A completed page, confidence rating or attractive project does not by itself demonstrate understanding.</w:t>
+      <w:pPr>
+        <w:spacing w:line="336" w:lineRule="auto" w:after="180"/>
+      </w:pPr>
+      <w:r>
+        <w:rPr>
+          <w:b w:val="0"/>
+        </w:rPr>
+        <w:t xml:space="preserve">Use the </w:t>
+      </w:r>
+      <w:r>
+        <w:rPr>
+          <w:b/>
+        </w:rPr>
+        <w:t>evidence</w:t>
+      </w:r>
+      <w:r>
+        <w:rPr>
+          <w:b w:val="0"/>
+        </w:rPr>
+        <w:t xml:space="preserve"> to choose reteaching or the next step. A completed page, confidence rating or attractive project does not by itself demonstrate understanding.</w:t>
       </w:r>
     </w:p>
     <w:p>
@@ -2046,8 +3902,38 @@
       </w:r>
     </w:p>
     <w:p>
-      <w:r>
-        <w:t>For Python readiness before the Responsible Plant Classifier, retain a trace of the values, the predicted outputs and the changed-case explanation. Use actual Python 3 results to check the prediction after reasoning first.</w:t>
+      <w:pPr>
+        <w:spacing w:line="336" w:lineRule="auto" w:after="180"/>
+      </w:pPr>
+      <w:r>
+        <w:rPr>
+          <w:b w:val="0"/>
+        </w:rPr>
+        <w:t xml:space="preserve">For Python readiness before the Responsible Plant Classifier, retain a trace of the values, the predicted </w:t>
+      </w:r>
+      <w:r>
+        <w:rPr>
+          <w:b/>
+        </w:rPr>
+        <w:t>output</w:t>
+      </w:r>
+      <w:r>
+        <w:rPr>
+          <w:b w:val="0"/>
+        </w:rPr>
+        <w:t xml:space="preserve">s and the changed-case explanation. Use actual Python 3 results to check the </w:t>
+      </w:r>
+      <w:r>
+        <w:rPr>
+          <w:b/>
+        </w:rPr>
+        <w:t>prediction</w:t>
+      </w:r>
+      <w:r>
+        <w:rPr>
+          <w:b w:val="0"/>
+        </w:rPr>
+        <w:t xml:space="preserve"> after reasoning first.</w:t>
       </w:r>
     </w:p>
     <w:p>
@@ -2060,12 +3946,62 @@
     </w:p>
     <w:p>
       <w:r>
-        <w:t>Teaching target: Evaluate numeric expressions using Python’s grouping rules</w:t>
+        <w:t>Use this preparation summary alongside the detailed Expressions and operator order lesson; it is a checklist rather than a replacement for the full sequence.</w:t>
       </w:r>
     </w:p>
     <w:p>
-      <w:r>
-        <w:t>Prepare the labelled worked-case picture, the matching workbook, fictional input cards and a place for individual responses. Check a local Python 3 environment before class; have a paper-trace version ready.</w:t>
+      <w:pPr>
+        <w:pStyle w:val="Heading3"/>
+      </w:pPr>
+      <w:r>
+        <w:t>Teaching target</w:t>
+      </w:r>
+    </w:p>
+    <w:p>
+      <w:pPr>
+        <w:spacing w:line="336" w:lineRule="auto" w:after="180"/>
+        <w:shd w:fill="EDF7F3"/>
+      </w:pPr>
+      <w:r>
+        <w:rPr>
+          <w:b w:val="0"/>
+        </w:rPr>
+        <w:t xml:space="preserve">Teaching target: Evaluate numeric </w:t>
+      </w:r>
+      <w:r>
+        <w:rPr>
+          <w:b/>
+        </w:rPr>
+        <w:t>expression</w:t>
+      </w:r>
+      <w:r>
+        <w:rPr>
+          <w:b w:val="0"/>
+        </w:rPr>
+        <w:t>s using Python’s grouping rules</w:t>
+      </w:r>
+    </w:p>
+    <w:p>
+      <w:pPr>
+        <w:spacing w:line="336" w:lineRule="auto" w:after="180"/>
+      </w:pPr>
+      <w:r>
+        <w:rPr>
+          <w:b w:val="0"/>
+        </w:rPr>
+        <w:t xml:space="preserve">Prepare the labelled worked-case picture, the matching workbook, fictional </w:t>
+      </w:r>
+      <w:r>
+        <w:rPr>
+          <w:b/>
+        </w:rPr>
+        <w:t>input</w:t>
+      </w:r>
+      <w:r>
+        <w:rPr>
+          <w:b w:val="0"/>
+        </w:rPr>
+        <w:t xml:space="preserve"> cards and a place for individual responses. Check a local Python 3 environment before class; have a paper-trace version ready.</w:t>
       </w:r>
     </w:p>
     <w:tbl>
@@ -2212,37 +4148,231 @@
       </w:tr>
     </w:tbl>
     <w:p>
-      <w:r>
+      <w:pPr>
+        <w:spacing w:line="336" w:lineRule="auto" w:after="180"/>
+      </w:pPr>
+      <w:r>
+        <w:rPr>
+          <w:b w:val="0"/>
+        </w:rPr>
         <w:t>Before class, solve the supported practice: Predict 16 - 5 - 3, 16 - (5 - 3), and 18 / 3 * 2. Write the grouping, run each line and record actual results separately.</w:t>
       </w:r>
     </w:p>
     <w:p>
-      <w:r>
-        <w:t>Reasoned practice answer: (16 - 5) - 3 is 8; 16 - (5 - 3) is 14; (18 / 3) * 2 is 12.0. Record any observed discrepancy and check the saved expression rather than copying expected results.</w:t>
+      <w:pPr>
+        <w:pStyle w:val="Heading3"/>
+      </w:pPr>
+      <w:r>
+        <w:t>Supported practice answer</w:t>
       </w:r>
     </w:p>
     <w:p>
-      <w:r>
-        <w:t>Check every learner before discussion: Use the worked case for Expressions and operator order. Proposed explanation: “All operations are read left to right regardless of precedence”. Decide whether this explanation is supported. Point to the step or supplied fact that decides; explain your repair if needed.</w:t>
+      <w:pPr>
+        <w:spacing w:line="336" w:lineRule="auto" w:after="180"/>
+        <w:shd w:fill="F1F6FC"/>
+      </w:pPr>
+      <w:r>
+        <w:rPr>
+          <w:b w:val="0"/>
+        </w:rPr>
+        <w:t xml:space="preserve">Reasoned practice answer: (16 - 5) - 3 is 8; 16 - (5 - 3) is 14; (18 / 3) * 2 is 12.0. Record any observed discrepancy and check the saved </w:t>
+      </w:r>
+      <w:r>
+        <w:rPr>
+          <w:b/>
+        </w:rPr>
+        <w:t>expression</w:t>
+      </w:r>
+      <w:r>
+        <w:rPr>
+          <w:b w:val="0"/>
+        </w:rPr>
+        <w:t xml:space="preserve"> rather than copying expected results.</w:t>
       </w:r>
     </w:p>
     <w:p>
-      <w:r>
-        <w:t>Misconception repair: Establish grouping first; only operations at the same applicable precedence level group left to right here.</w:t>
+      <w:pPr>
+        <w:spacing w:line="336" w:lineRule="auto" w:after="180"/>
+      </w:pPr>
+      <w:r>
+        <w:rPr>
+          <w:b w:val="0"/>
+        </w:rPr>
+        <w:t xml:space="preserve">Check every learner before discussion: Use the worked case for </w:t>
+      </w:r>
+      <w:r>
+        <w:rPr>
+          <w:b/>
+        </w:rPr>
+        <w:t>Expression</w:t>
+      </w:r>
+      <w:r>
+        <w:rPr>
+          <w:b w:val="0"/>
+        </w:rPr>
+        <w:t xml:space="preserve">s and </w:t>
+      </w:r>
+      <w:r>
+        <w:rPr>
+          <w:b/>
+        </w:rPr>
+        <w:t>operator</w:t>
+      </w:r>
+      <w:r>
+        <w:rPr>
+          <w:b w:val="0"/>
+        </w:rPr>
+        <w:t xml:space="preserve"> order. Proposed explanation: “All operations are read left to right regardless of </w:t>
+      </w:r>
+      <w:r>
+        <w:rPr>
+          <w:b/>
+        </w:rPr>
+        <w:t>precedence</w:t>
+      </w:r>
+      <w:r>
+        <w:rPr>
+          <w:b w:val="0"/>
+        </w:rPr>
+        <w:t>”.</w:t>
       </w:r>
     </w:p>
     <w:p>
-      <w:r>
-        <w:t>Support: read the exact case aloud, enlarge the labelled picture, supply input cards and model only the first deciding step. Accept a spoken explanation or drawing; retain the reasoning goal.</w:t>
+      <w:pPr>
+        <w:spacing w:line="336" w:lineRule="auto" w:after="180"/>
+      </w:pPr>
+      <w:r>
+        <w:rPr>
+          <w:b w:val="0"/>
+        </w:rPr>
+        <w:t>Decide whether this explanation is supported. Point to the step or supplied fact that decides; explain your repair if needed.</w:t>
       </w:r>
     </w:p>
     <w:p>
-      <w:r>
-        <w:t>Extension: Replace the final multiplier 5 with 4 in both expressions. Require a prediction and a reason before comparing. Expected result: The first result is 11; the grouped result is 20. Reason: 3+2*4=3+8; (3+2)*4=5*4.</w:t>
+      <w:pPr>
+        <w:pStyle w:val="Heading3"/>
+      </w:pPr>
+      <w:r>
+        <w:t>Repair the misconception</w:t>
       </w:r>
     </w:p>
     <w:p>
-      <w:r>
+      <w:pPr>
+        <w:spacing w:line="336" w:lineRule="auto" w:after="180"/>
+        <w:shd w:fill="FFF5E6"/>
+      </w:pPr>
+      <w:r>
+        <w:rPr>
+          <w:b w:val="0"/>
+        </w:rPr>
+        <w:t xml:space="preserve">Misconception repair: Establish grouping first; only operations at the same applicable </w:t>
+      </w:r>
+      <w:r>
+        <w:rPr>
+          <w:b/>
+        </w:rPr>
+        <w:t>precedence</w:t>
+      </w:r>
+      <w:r>
+        <w:rPr>
+          <w:b w:val="0"/>
+        </w:rPr>
+        <w:t xml:space="preserve"> level group left to right here.</w:t>
+      </w:r>
+    </w:p>
+    <w:p>
+      <w:pPr>
+        <w:pStyle w:val="Heading3"/>
+      </w:pPr>
+      <w:r>
+        <w:t>Support without giving away the answer</w:t>
+      </w:r>
+    </w:p>
+    <w:p>
+      <w:pPr>
+        <w:spacing w:line="336" w:lineRule="auto" w:after="180"/>
+        <w:shd w:fill="F1F6F8"/>
+      </w:pPr>
+      <w:r>
+        <w:rPr>
+          <w:b w:val="0"/>
+        </w:rPr>
+        <w:t xml:space="preserve">Support: read the exact case aloud, enlarge the labelled picture, supply </w:t>
+      </w:r>
+      <w:r>
+        <w:rPr>
+          <w:b/>
+        </w:rPr>
+        <w:t>input</w:t>
+      </w:r>
+      <w:r>
+        <w:rPr>
+          <w:b w:val="0"/>
+        </w:rPr>
+        <w:t xml:space="preserve"> cards and model only the first deciding step. Accept a spoken explanation or drawing; retain the reasoning goal.</w:t>
+      </w:r>
+    </w:p>
+    <w:p>
+      <w:pPr>
+        <w:pStyle w:val="Heading3"/>
+      </w:pPr>
+      <w:r>
+        <w:t>Extend the reasoning</w:t>
+      </w:r>
+    </w:p>
+    <w:p>
+      <w:pPr>
+        <w:spacing w:line="336" w:lineRule="auto" w:after="180"/>
+        <w:shd w:fill="F5F1FB"/>
+      </w:pPr>
+      <w:r>
+        <w:rPr>
+          <w:b w:val="0"/>
+        </w:rPr>
+        <w:t xml:space="preserve">Extension: Replace the final multiplier 5 with 4 in both </w:t>
+      </w:r>
+      <w:r>
+        <w:rPr>
+          <w:b/>
+        </w:rPr>
+        <w:t>expression</w:t>
+      </w:r>
+      <w:r>
+        <w:rPr>
+          <w:b w:val="0"/>
+        </w:rPr>
+        <w:t xml:space="preserve">s. Require a </w:t>
+      </w:r>
+      <w:r>
+        <w:rPr>
+          <w:b/>
+        </w:rPr>
+        <w:t>prediction</w:t>
+      </w:r>
+      <w:r>
+        <w:rPr>
+          <w:b w:val="0"/>
+        </w:rPr>
+        <w:t xml:space="preserve"> and a reason before comparing. Expected result: The first result is 11; the grouped result is 20. Reason: 3+2*4=3+8; (3+2)*4=5*4.</w:t>
+      </w:r>
+    </w:p>
+    <w:p>
+      <w:pPr>
+        <w:pStyle w:val="Heading3"/>
+      </w:pPr>
+      <w:r>
+        <w:t>Protect the independent attempt</w:t>
+      </w:r>
+    </w:p>
+    <w:p>
+      <w:pPr>
+        <w:spacing w:line="336" w:lineRule="auto" w:after="180"/>
+        <w:shd w:fill="FFF5E6"/>
+      </w:pPr>
+      <w:r>
+        <w:rPr>
+          <w:b w:val="0"/>
+        </w:rPr>
         <w:t>Independent assessment: withhold the reserved answer until the learner has attempted the new case. Record support separately from correctness.</w:t>
       </w:r>
     </w:p>
@@ -2431,46 +4561,1057 @@
       </w:tr>
     </w:tbl>
     <w:p>
-      <w:r>
-        <w:t>Project checkpoint: Python readiness portfolio. Keep runnable code, predictions, actual outputs, one repaired error and an explanation of a function on changed inputs.</w:t>
+      <w:pPr>
+        <w:pStyle w:val="Heading3"/>
+      </w:pPr>
+      <w:r>
+        <w:t>Project checkpoint</w:t>
       </w:r>
     </w:p>
     <w:p>
-      <w:r>
-        <w:t>Use the weekly teacher answer for topic-specific reasoning. A saved progress tick is an activity record; judge mastery from the learner’s explanation and evidence.</w:t>
+      <w:pPr>
+        <w:spacing w:line="336" w:lineRule="auto" w:after="180"/>
+        <w:shd w:fill="EDF7F3"/>
+      </w:pPr>
+      <w:r>
+        <w:rPr>
+          <w:b w:val="0"/>
+        </w:rPr>
+        <w:t xml:space="preserve">Project checkpoint: Python readiness portfolio. Keep runnable code, </w:t>
+      </w:r>
+      <w:r>
+        <w:rPr>
+          <w:b/>
+        </w:rPr>
+        <w:t>prediction</w:t>
+      </w:r>
+      <w:r>
+        <w:rPr>
+          <w:b w:val="0"/>
+        </w:rPr>
+        <w:t xml:space="preserve">s, actual </w:t>
+      </w:r>
+      <w:r>
+        <w:rPr>
+          <w:b/>
+        </w:rPr>
+        <w:t>output</w:t>
+      </w:r>
+      <w:r>
+        <w:rPr>
+          <w:b w:val="0"/>
+        </w:rPr>
+        <w:t xml:space="preserve">s, one repaired error and an explanation of a function on changed </w:t>
+      </w:r>
+      <w:r>
+        <w:rPr>
+          <w:b/>
+        </w:rPr>
+        <w:t>input</w:t>
+      </w:r>
+      <w:r>
+        <w:rPr>
+          <w:b w:val="0"/>
+        </w:rPr>
+        <w:t>s.</w:t>
       </w:r>
     </w:p>
     <w:p>
       <w:pPr>
-        <w:pStyle w:val="Heading1"/>
-      </w:pPr>
-      <w:r>
-        <w:t>08. Use feedback, labs and repair paths</w:t>
+        <w:spacing w:line="336" w:lineRule="auto" w:after="180"/>
+      </w:pPr>
+      <w:r>
+        <w:rPr>
+          <w:b w:val="0"/>
+        </w:rPr>
+        <w:t xml:space="preserve">Use the weekly teacher answer for topic-specific reasoning. A saved progress tick is an activity record; judge mastery from the learner’s explanation and </w:t>
+      </w:r>
+      <w:r>
+        <w:rPr>
+          <w:b/>
+        </w:rPr>
+        <w:t>evidence</w:t>
+      </w:r>
+      <w:r>
+        <w:rPr>
+          <w:b w:val="0"/>
+        </w:rPr>
+        <w:t>.</w:t>
       </w:r>
     </w:p>
     <w:p>
-      <w:r>
-        <w:t>Use the two formative questions as supported practice, not as independent mastery scores. Discuss the deciding evidence rather than accepting a guessed selection.</w:t>
+      <w:pPr>
+        <w:pStyle w:val="Heading1"/>
+      </w:pPr>
+      <w:r>
+        <w:t>08. Use feedback, labs and repair paths</w:t>
       </w:r>
     </w:p>
     <w:p>
       <w:r>
-        <w:t>The feedback comes from the reviewed public worked case. Do not reveal the separately reserved independent teacher answer until the learner has attempted that case.</w:t>
+        <w:t>Use feedback, earlier review and portfolios purposefully. Apply the coding routine only when this lesson has an executable lab.</w:t>
       </w:r>
     </w:p>
     <w:p>
-      <w:r>
-        <w:t>Ask students to predict before running code. Preserve errors and actual outputs; collect a changed test and an explanation. The branch-boundary and indexing lessons deliberately include failure cases.</w:t>
+      <w:pPr>
+        <w:spacing w:line="336" w:lineRule="auto" w:after="180"/>
+      </w:pPr>
+      <w:r>
+        <w:rPr>
+          <w:b w:val="0"/>
+        </w:rPr>
+        <w:t xml:space="preserve">Use the two formative questions as supported practice, not as independent mastery scores. Discuss the deciding </w:t>
+      </w:r>
+      <w:r>
+        <w:rPr>
+          <w:b/>
+        </w:rPr>
+        <w:t>evidence</w:t>
+      </w:r>
+      <w:r>
+        <w:rPr>
+          <w:b w:val="0"/>
+        </w:rPr>
+        <w:t xml:space="preserve"> rather than accepting a guessed selection.</w:t>
       </w:r>
     </w:p>
     <w:p>
-      <w:r>
-        <w:t>Use the earlier worked-explanation links to address a specific missing building block, then return to the current question. Adapt this suggestion after observing the learner; it is not an automatic diagnosis.</w:t>
+      <w:pPr>
+        <w:spacing w:line="336" w:lineRule="auto" w:after="180"/>
+      </w:pPr>
+      <w:r>
+        <w:rPr>
+          <w:b w:val="0"/>
+        </w:rPr>
+        <w:t>The feedback comes from the reviewed public worked case. Do not reveal the separately reserved independent teacher answer until the learner has attempted that case.</w:t>
       </w:r>
     </w:p>
     <w:p>
-      <w:r>
-        <w:t>Collect the completed-work portfolio as evidence. Record support separately from correctness, and assess explanation, trace/test and limitations. Progress ticks and quiz selections alone do not establish mastery.</w:t>
+      <w:pPr>
+        <w:spacing w:line="336" w:lineRule="auto" w:after="180"/>
+      </w:pPr>
+      <w:r>
+        <w:rPr>
+          <w:b w:val="0"/>
+        </w:rPr>
+        <w:t xml:space="preserve">Ask students to predict before running code. Preserve errors and actual </w:t>
+      </w:r>
+      <w:r>
+        <w:rPr>
+          <w:b/>
+        </w:rPr>
+        <w:t>output</w:t>
+      </w:r>
+      <w:r>
+        <w:rPr>
+          <w:b w:val="0"/>
+        </w:rPr>
+        <w:t>s; collect a changed test and an explanation. The branch-boundary and indexing lessons deliberately include failure cases.</w:t>
+      </w:r>
+    </w:p>
+    <w:p>
+      <w:pPr>
+        <w:spacing w:line="336" w:lineRule="auto" w:after="180"/>
+      </w:pPr>
+      <w:r>
+        <w:rPr>
+          <w:b w:val="0"/>
+        </w:rPr>
+        <w:t>Use the earlier worked-explanation links to address a specific missing building block, then return to the current question. Adapt this suggestion after observing the learner; it is not an automatic diagnosis.</w:t>
+      </w:r>
+    </w:p>
+    <w:p>
+      <w:pPr>
+        <w:spacing w:line="336" w:lineRule="auto" w:after="180"/>
+      </w:pPr>
+      <w:r>
+        <w:rPr>
+          <w:b w:val="0"/>
+        </w:rPr>
+        <w:t xml:space="preserve">Collect the completed-work portfolio as </w:t>
+      </w:r>
+      <w:r>
+        <w:rPr>
+          <w:b/>
+        </w:rPr>
+        <w:t>evidence</w:t>
+      </w:r>
+      <w:r>
+        <w:rPr>
+          <w:b w:val="0"/>
+        </w:rPr>
+        <w:t>. Record support separately from correctness, and assess explanation, trace/test and limitations. Progress ticks and quiz selections alone do not establish mastery.</w:t>
+      </w:r>
+    </w:p>
+    <w:p>
+      <w:pPr>
+        <w:pStyle w:val="Heading1"/>
+      </w:pPr>
+      <w:r>
+        <w:t>09. Visual concept journey</w:t>
+      </w:r>
+    </w:p>
+    <w:p>
+      <w:r>
+        <w:t>Show one Expressions and operator order graphic at a time, request a prediction and discuss its trace before the independent assessment.</w:t>
+      </w:r>
+    </w:p>
+    <w:p>
+      <w:pPr>
+        <w:spacing w:line="336" w:lineRule="auto" w:after="180"/>
+      </w:pPr>
+      <w:r>
+        <w:rPr>
+          <w:b w:val="0"/>
+        </w:rPr>
+        <w:t xml:space="preserve">Use one picture at a time. Hide a worked result before asking for a </w:t>
+      </w:r>
+      <w:r>
+        <w:rPr>
+          <w:b/>
+        </w:rPr>
+        <w:t>prediction</w:t>
+      </w:r>
+      <w:r>
+        <w:rPr>
+          <w:b w:val="0"/>
+        </w:rPr>
+        <w:t>, then reveal it for feedback. These are supported teaching cases; retain the separate independent assessment for a fresh first attempt.</w:t>
+      </w:r>
+    </w:p>
+    <w:p>
+      <w:pPr>
+        <w:pStyle w:val="Heading3"/>
+      </w:pPr>
+      <w:r>
+        <w:t>01. Expressions and operator order: the case</w:t>
+      </w:r>
+    </w:p>
+    <w:p>
+      <w:r>
+        <w:drawing>
+          <wp:inline xmlns:a="http://schemas.openxmlformats.org/drawingml/2006/main" xmlns:pic="http://schemas.openxmlformats.org/drawingml/2006/picture">
+            <wp:extent cx="5486400" cy="2834640"/>
+            <wp:docPr id="2" name="Picture 2" descr="Parentheses change an expression. A toy shelf calculator compares adding a fixed cost after multiplication with multiplying an entire group. Supplied facts: Python 3: print(3+2*5); print((3+2)*5). Inputs are dimensionless for this arithmetic exercise."/>
+            <wp:cNvGraphicFramePr>
+              <a:graphicFrameLocks noChangeAspect="1"/>
+            </wp:cNvGraphicFramePr>
+            <a:graphic>
+              <a:graphicData uri="http://schemas.openxmlformats.org/drawingml/2006/picture">
+                <pic:pic>
+                  <pic:nvPicPr>
+                    <pic:cNvPr id="0" name="academy-story-python-bridge-3-01.png"/>
+                    <pic:cNvPicPr/>
+                  </pic:nvPicPr>
+                  <pic:blipFill>
+                    <a:blip r:embed="rId10"/>
+                    <a:stretch>
+                      <a:fillRect/>
+                    </a:stretch>
+                  </pic:blipFill>
+                  <pic:spPr>
+                    <a:xfrm>
+                      <a:off x="0" y="0"/>
+                      <a:ext cx="5486400" cy="2834640"/>
+                    </a:xfrm>
+                    <a:prstGeom prst="rect"/>
+                  </pic:spPr>
+                </pic:pic>
+              </a:graphicData>
+            </a:graphic>
+          </wp:inline>
+        </w:drawing>
+      </w:r>
+    </w:p>
+    <w:p>
+      <w:pPr>
+        <w:spacing w:line="336" w:lineRule="auto" w:after="180"/>
+      </w:pPr>
+      <w:r>
+        <w:rPr>
+          <w:b/>
+        </w:rPr>
+        <w:t>Parentheses</w:t>
+      </w:r>
+      <w:r>
+        <w:rPr>
+          <w:b w:val="0"/>
+        </w:rPr>
+        <w:t xml:space="preserve"> change an </w:t>
+      </w:r>
+      <w:r>
+        <w:rPr>
+          <w:b/>
+        </w:rPr>
+        <w:t>expression</w:t>
+      </w:r>
+      <w:r>
+        <w:rPr>
+          <w:b w:val="0"/>
+        </w:rPr>
+        <w:t>. A toy shelf calculator compares adding a fixed cost after multiplication with multiplying an entire group. Supplied facts: Python 3: print(3+2*5); print((3+2)*5).</w:t>
+      </w:r>
+    </w:p>
+    <w:p>
+      <w:pPr>
+        <w:spacing w:line="336" w:lineRule="auto" w:after="180"/>
+      </w:pPr>
+      <w:r>
+        <w:rPr>
+          <w:b/>
+        </w:rPr>
+        <w:t>Input</w:t>
+      </w:r>
+      <w:r>
+        <w:rPr>
+          <w:b w:val="0"/>
+        </w:rPr>
+        <w:t>s are dimensionless for this arithmetic exercise.</w:t>
+      </w:r>
+    </w:p>
+    <w:p>
+      <w:pPr>
+        <w:spacing w:line="336" w:lineRule="auto" w:after="180"/>
+        <w:shd w:fill="F5F1FB"/>
+      </w:pPr>
+      <w:r>
+        <w:rPr>
+          <w:b w:val="0"/>
+        </w:rPr>
+        <w:t>Point to the given fact that matters most. Explain why it matters.</w:t>
+      </w:r>
+    </w:p>
+    <w:p>
+      <w:pPr>
+        <w:pStyle w:val="Heading3"/>
+      </w:pPr>
+      <w:r>
+        <w:t>Discuss while showing the picture</w:t>
+      </w:r>
+    </w:p>
+    <w:p>
+      <w:pPr>
+        <w:spacing w:line="336" w:lineRule="auto" w:after="180"/>
+        <w:shd w:fill="F1F6F8"/>
+      </w:pPr>
+      <w:r>
+        <w:rPr>
+          <w:b w:val="0"/>
+        </w:rPr>
+        <w:t>Teacher prompt: Point to the given fact that matters most. Explain why it matters. Ask learners to describe one label or arrow in ordinary words. Use the adjacent transcript if the image is difficult to see.</w:t>
+      </w:r>
+    </w:p>
+    <w:p>
+      <w:pPr>
+        <w:pStyle w:val="Heading3"/>
+      </w:pPr>
+      <w:r>
+        <w:t>02. Follow the deciding steps</w:t>
+      </w:r>
+    </w:p>
+    <w:p>
+      <w:r>
+        <w:drawing>
+          <wp:inline xmlns:a="http://schemas.openxmlformats.org/drawingml/2006/main" xmlns:pic="http://schemas.openxmlformats.org/drawingml/2006/picture">
+            <wp:extent cx="5486400" cy="3182112"/>
+            <wp:docPr id="3" name="Picture 3" descr="Use precedence: In 3+2*5, multiplication happens first. → Compute first result: 2*5 is 10; adding 3 gives 13. → Compute grouped result: Parentheses give 3+2=5 first; multiplying by 5 gives 25."/>
+            <wp:cNvGraphicFramePr>
+              <a:graphicFrameLocks noChangeAspect="1"/>
+            </wp:cNvGraphicFramePr>
+            <a:graphic>
+              <a:graphicData uri="http://schemas.openxmlformats.org/drawingml/2006/picture">
+                <pic:pic>
+                  <pic:nvPicPr>
+                    <pic:cNvPr id="0" name="academy-story-python-bridge-3-02.png"/>
+                    <pic:cNvPicPr/>
+                  </pic:nvPicPr>
+                  <pic:blipFill>
+                    <a:blip r:embed="rId11"/>
+                    <a:stretch>
+                      <a:fillRect/>
+                    </a:stretch>
+                  </pic:blipFill>
+                  <pic:spPr>
+                    <a:xfrm>
+                      <a:off x="0" y="0"/>
+                      <a:ext cx="5486400" cy="3182112"/>
+                    </a:xfrm>
+                    <a:prstGeom prst="rect"/>
+                  </pic:spPr>
+                </pic:pic>
+              </a:graphicData>
+            </a:graphic>
+          </wp:inline>
+        </w:drawing>
+      </w:r>
+    </w:p>
+    <w:p>
+      <w:pPr>
+        <w:spacing w:line="336" w:lineRule="auto" w:after="180"/>
+      </w:pPr>
+      <w:r>
+        <w:rPr>
+          <w:b w:val="0"/>
+        </w:rPr>
+        <w:t xml:space="preserve">Use </w:t>
+      </w:r>
+      <w:r>
+        <w:rPr>
+          <w:b/>
+        </w:rPr>
+        <w:t>precedence</w:t>
+      </w:r>
+      <w:r>
+        <w:rPr>
+          <w:b w:val="0"/>
+        </w:rPr>
+        <w:t xml:space="preserve">: In 3+2*5, multiplication happens first. → Compute first result: 2*5 is 10; adding 3 gives 13. → Compute grouped result: </w:t>
+      </w:r>
+      <w:r>
+        <w:rPr>
+          <w:b/>
+        </w:rPr>
+        <w:t>Parentheses</w:t>
+      </w:r>
+      <w:r>
+        <w:rPr>
+          <w:b w:val="0"/>
+        </w:rPr>
+        <w:t xml:space="preserve"> give 3+2=5 first; multiplying by 5 gives 25.</w:t>
+      </w:r>
+    </w:p>
+    <w:p>
+      <w:pPr>
+        <w:spacing w:line="336" w:lineRule="auto" w:after="180"/>
+        <w:shd w:fill="F5F1FB"/>
+      </w:pPr>
+      <w:r>
+        <w:rPr>
+          <w:b w:val="0"/>
+        </w:rPr>
+        <w:t xml:space="preserve">Point to each numbered stage and explain which recorded </w:t>
+      </w:r>
+      <w:r>
+        <w:rPr>
+          <w:b/>
+        </w:rPr>
+        <w:t>input</w:t>
+      </w:r>
+      <w:r>
+        <w:rPr>
+          <w:b w:val="0"/>
+        </w:rPr>
+        <w:t xml:space="preserve"> it uses.</w:t>
+      </w:r>
+    </w:p>
+    <w:p>
+      <w:pPr>
+        <w:pStyle w:val="Heading3"/>
+      </w:pPr>
+      <w:r>
+        <w:t>Discuss while showing the picture</w:t>
+      </w:r>
+    </w:p>
+    <w:p>
+      <w:pPr>
+        <w:spacing w:line="336" w:lineRule="auto" w:after="180"/>
+        <w:shd w:fill="F1F6F8"/>
+      </w:pPr>
+      <w:r>
+        <w:rPr>
+          <w:b w:val="0"/>
+        </w:rPr>
+        <w:t xml:space="preserve">Teacher prompt: Point to each numbered stage and explain which recorded </w:t>
+      </w:r>
+      <w:r>
+        <w:rPr>
+          <w:b/>
+        </w:rPr>
+        <w:t>input</w:t>
+      </w:r>
+      <w:r>
+        <w:rPr>
+          <w:b w:val="0"/>
+        </w:rPr>
+        <w:t xml:space="preserve"> it uses. Ask learners to describe one label or arrow in ordinary words. Use the adjacent transcript if the image is difficult to see.</w:t>
+      </w:r>
+    </w:p>
+    <w:p>
+      <w:pPr>
+        <w:pStyle w:val="Heading3"/>
+      </w:pPr>
+      <w:r>
+        <w:t>03. Two expressions with different meanings</w:t>
+      </w:r>
+    </w:p>
+    <w:p>
+      <w:r>
+        <w:drawing>
+          <wp:inline xmlns:a="http://schemas.openxmlformats.org/drawingml/2006/main" xmlns:pic="http://schemas.openxmlformats.org/drawingml/2006/picture">
+            <wp:extent cx="5486400" cy="2834640"/>
+            <wp:docPr id="4" name="Picture 4" descr="Two expressions with different meanings. 3 * 8 + 2 | 3 * 8 is 24 | 24 + 2 is 26. 3 * (8 + 2) | 8 + 2 is 10 | 3 * 10 is 30. (3 * 8) + 2 | 3 * 8 is 24 | 24 + 2 is 26"/>
+            <wp:cNvGraphicFramePr>
+              <a:graphicFrameLocks noChangeAspect="1"/>
+            </wp:cNvGraphicFramePr>
+            <a:graphic>
+              <a:graphicData uri="http://schemas.openxmlformats.org/drawingml/2006/picture">
+                <pic:pic>
+                  <pic:nvPicPr>
+                    <pic:cNvPr id="0" name="academy-story-python-bridge-3-03.png"/>
+                    <pic:cNvPicPr/>
+                  </pic:nvPicPr>
+                  <pic:blipFill>
+                    <a:blip r:embed="rId12"/>
+                    <a:stretch>
+                      <a:fillRect/>
+                    </a:stretch>
+                  </pic:blipFill>
+                  <pic:spPr>
+                    <a:xfrm>
+                      <a:off x="0" y="0"/>
+                      <a:ext cx="5486400" cy="2834640"/>
+                    </a:xfrm>
+                    <a:prstGeom prst="rect"/>
+                  </pic:spPr>
+                </pic:pic>
+              </a:graphicData>
+            </a:graphic>
+          </wp:inline>
+        </w:drawing>
+      </w:r>
+    </w:p>
+    <w:p>
+      <w:pPr>
+        <w:spacing w:line="336" w:lineRule="auto" w:after="180"/>
+      </w:pPr>
+      <w:r>
+        <w:rPr>
+          <w:b w:val="0"/>
+        </w:rPr>
+        <w:t xml:space="preserve">Two </w:t>
+      </w:r>
+      <w:r>
+        <w:rPr>
+          <w:b/>
+        </w:rPr>
+        <w:t>expression</w:t>
+      </w:r>
+      <w:r>
+        <w:rPr>
+          <w:b w:val="0"/>
+        </w:rPr>
+        <w:t>s with different meanings. 3 * 8 + 2 | 3 * 8 is 24 | 24 + 2 is 26. 3 * (8 + 2) | 8 + 2 is 10 | 3 * 10 is 30. (3 * 8) + 2 | 3 * 8 is 24 | 24 + 2 is 26</w:t>
+      </w:r>
+    </w:p>
+    <w:p>
+      <w:pPr>
+        <w:spacing w:line="336" w:lineRule="auto" w:after="180"/>
+        <w:shd w:fill="F5F1FB"/>
+      </w:pPr>
+      <w:r>
+        <w:rPr>
+          <w:b w:val="0"/>
+        </w:rPr>
+        <w:t>Read the labels and values. Explain the relationship the model shows.</w:t>
+      </w:r>
+    </w:p>
+    <w:p>
+      <w:pPr>
+        <w:pStyle w:val="Heading3"/>
+      </w:pPr>
+      <w:r>
+        <w:t>Discuss while showing the picture</w:t>
+      </w:r>
+    </w:p>
+    <w:p>
+      <w:pPr>
+        <w:spacing w:line="336" w:lineRule="auto" w:after="180"/>
+        <w:shd w:fill="F1F6F8"/>
+      </w:pPr>
+      <w:r>
+        <w:rPr>
+          <w:b w:val="0"/>
+        </w:rPr>
+        <w:t>Teacher prompt: Read the labels and values. Explain the relationship the model shows. Ask learners to describe one label or arrow in ordinary words. Use the adjacent transcript if the image is difficult to see.</w:t>
+      </w:r>
+    </w:p>
+    <w:p>
+      <w:pPr>
+        <w:pStyle w:val="Heading3"/>
+      </w:pPr>
+      <w:r>
+        <w:t>04. Change one thing. Trace what follows.</w:t>
+      </w:r>
+    </w:p>
+    <w:p>
+      <w:r>
+        <w:drawing>
+          <wp:inline xmlns:a="http://schemas.openxmlformats.org/drawingml/2006/main" xmlns:pic="http://schemas.openxmlformats.org/drawingml/2006/picture">
+            <wp:extent cx="5486400" cy="3026664"/>
+            <wp:docPr id="5" name="Picture 5" descr="Original case: Parentheses give 3+2=5 first; multiplying by 5 gives 25. Changed condition: Replace the final multiplier 5 with 4 in both expressions. Expected result: The first result is 11; the grouped result is 20. Reason: 3+2*4=3+8; (3+2)*4=5*4."/>
+            <wp:cNvGraphicFramePr>
+              <a:graphicFrameLocks noChangeAspect="1"/>
+            </wp:cNvGraphicFramePr>
+            <a:graphic>
+              <a:graphicData uri="http://schemas.openxmlformats.org/drawingml/2006/picture">
+                <pic:pic>
+                  <pic:nvPicPr>
+                    <pic:cNvPr id="0" name="academy-story-python-bridge-3-04.png"/>
+                    <pic:cNvPicPr/>
+                  </pic:nvPicPr>
+                  <pic:blipFill>
+                    <a:blip r:embed="rId13"/>
+                    <a:stretch>
+                      <a:fillRect/>
+                    </a:stretch>
+                  </pic:blipFill>
+                  <pic:spPr>
+                    <a:xfrm>
+                      <a:off x="0" y="0"/>
+                      <a:ext cx="5486400" cy="3026664"/>
+                    </a:xfrm>
+                    <a:prstGeom prst="rect"/>
+                  </pic:spPr>
+                </pic:pic>
+              </a:graphicData>
+            </a:graphic>
+          </wp:inline>
+        </w:drawing>
+      </w:r>
+    </w:p>
+    <w:p>
+      <w:pPr>
+        <w:spacing w:line="336" w:lineRule="auto" w:after="180"/>
+      </w:pPr>
+      <w:r>
+        <w:rPr>
+          <w:b w:val="0"/>
+        </w:rPr>
+        <w:t xml:space="preserve">Original case: </w:t>
+      </w:r>
+      <w:r>
+        <w:rPr>
+          <w:b/>
+        </w:rPr>
+        <w:t>Parentheses</w:t>
+      </w:r>
+      <w:r>
+        <w:rPr>
+          <w:b w:val="0"/>
+        </w:rPr>
+        <w:t xml:space="preserve"> give 3+2=5 first; multiplying by 5 gives 25. Changed condition: Replace the final multiplier 5 with 4 in both </w:t>
+      </w:r>
+      <w:r>
+        <w:rPr>
+          <w:b/>
+        </w:rPr>
+        <w:t>expression</w:t>
+      </w:r>
+      <w:r>
+        <w:rPr>
+          <w:b w:val="0"/>
+        </w:rPr>
+        <w:t>s. Expected result: The first result is 11; the grouped result is 20.</w:t>
+      </w:r>
+    </w:p>
+    <w:p>
+      <w:pPr>
+        <w:spacing w:line="336" w:lineRule="auto" w:after="180"/>
+      </w:pPr>
+      <w:r>
+        <w:rPr>
+          <w:b w:val="0"/>
+        </w:rPr>
+        <w:t>Reason: 3+2*4=3+8; (3+2)*4=5*4.</w:t>
+      </w:r>
+    </w:p>
+    <w:p>
+      <w:pPr>
+        <w:spacing w:line="336" w:lineRule="auto" w:after="180"/>
+        <w:shd w:fill="F5F1FB"/>
+      </w:pPr>
+      <w:r>
+        <w:rPr>
+          <w:b w:val="0"/>
+        </w:rPr>
+        <w:t>Predict before checking the worked changed-case result. Name what changed and what the supplied facts allow you to conclude.</w:t>
+      </w:r>
+    </w:p>
+    <w:p>
+      <w:pPr>
+        <w:pStyle w:val="Heading3"/>
+      </w:pPr>
+      <w:r>
+        <w:t>Discuss while showing the picture</w:t>
+      </w:r>
+    </w:p>
+    <w:p>
+      <w:pPr>
+        <w:spacing w:line="336" w:lineRule="auto" w:after="180"/>
+        <w:shd w:fill="F1F6F8"/>
+      </w:pPr>
+      <w:r>
+        <w:rPr>
+          <w:b w:val="0"/>
+        </w:rPr>
+        <w:t>Teacher prompt: Predict before checking the worked changed-case result. Name what changed and what the supplied facts allow you to conclude. Ask learners to describe one label or arrow in ordinary words.</w:t>
+      </w:r>
+    </w:p>
+    <w:p>
+      <w:pPr>
+        <w:spacing w:line="336" w:lineRule="auto" w:after="180"/>
+        <w:shd w:fill="F1F6F8"/>
+      </w:pPr>
+      <w:r>
+        <w:rPr>
+          <w:b w:val="0"/>
+        </w:rPr>
+        <w:t>Use the adjacent transcript if the image is difficult to see. Changed-case reasoning: 3+2*4=3+8; (3+2)*4=5*4.</w:t>
+      </w:r>
+    </w:p>
+    <w:p>
+      <w:pPr>
+        <w:pStyle w:val="Heading3"/>
+      </w:pPr>
+      <w:r>
+        <w:t>05. Connect the explanation to its limit</w:t>
+      </w:r>
+    </w:p>
+    <w:p>
+      <w:r>
+        <w:drawing>
+          <wp:inline xmlns:a="http://schemas.openxmlformats.org/drawingml/2006/main" xmlns:pic="http://schemas.openxmlformats.org/drawingml/2006/picture">
+            <wp:extent cx="5486400" cy="2834640"/>
+            <wp:docPr id="6" name="Picture 6" descr="Parentheses explicitly group an operation. Without them, Python multiplication takes priority over addition; the same numerals can therefore describe different procedures. Limit: Arithmetic correctness does not decide which expression matches a real problem; the written model must define the intended quantities."/>
+            <wp:cNvGraphicFramePr>
+              <a:graphicFrameLocks noChangeAspect="1"/>
+            </wp:cNvGraphicFramePr>
+            <a:graphic>
+              <a:graphicData uri="http://schemas.openxmlformats.org/drawingml/2006/picture">
+                <pic:pic>
+                  <pic:nvPicPr>
+                    <pic:cNvPr id="0" name="academy-story-python-bridge-3-05.png"/>
+                    <pic:cNvPicPr/>
+                  </pic:nvPicPr>
+                  <pic:blipFill>
+                    <a:blip r:embed="rId14"/>
+                    <a:stretch>
+                      <a:fillRect/>
+                    </a:stretch>
+                  </pic:blipFill>
+                  <pic:spPr>
+                    <a:xfrm>
+                      <a:off x="0" y="0"/>
+                      <a:ext cx="5486400" cy="2834640"/>
+                    </a:xfrm>
+                    <a:prstGeom prst="rect"/>
+                  </pic:spPr>
+                </pic:pic>
+              </a:graphicData>
+            </a:graphic>
+          </wp:inline>
+        </w:drawing>
+      </w:r>
+    </w:p>
+    <w:p>
+      <w:pPr>
+        <w:spacing w:line="336" w:lineRule="auto" w:after="180"/>
+      </w:pPr>
+      <w:r>
+        <w:rPr>
+          <w:b/>
+        </w:rPr>
+        <w:t>Parentheses</w:t>
+      </w:r>
+      <w:r>
+        <w:rPr>
+          <w:b w:val="0"/>
+        </w:rPr>
+        <w:t xml:space="preserve"> explicitly group an operation. Without them, Python multiplication takes priority over addition; the same numerals can therefore describe different procedures.</w:t>
+      </w:r>
+    </w:p>
+    <w:p>
+      <w:pPr>
+        <w:spacing w:line="336" w:lineRule="auto" w:after="180"/>
+      </w:pPr>
+      <w:r>
+        <w:rPr>
+          <w:b w:val="0"/>
+        </w:rPr>
+        <w:t xml:space="preserve">Limit: Arithmetic correctness does not decide which </w:t>
+      </w:r>
+      <w:r>
+        <w:rPr>
+          <w:b/>
+        </w:rPr>
+        <w:t>expression</w:t>
+      </w:r>
+      <w:r>
+        <w:rPr>
+          <w:b w:val="0"/>
+        </w:rPr>
+        <w:t xml:space="preserve"> matches a real problem; the written model must define the intended quantities.</w:t>
+      </w:r>
+    </w:p>
+    <w:p>
+      <w:pPr>
+        <w:spacing w:line="336" w:lineRule="auto" w:after="180"/>
+        <w:shd w:fill="F5F1FB"/>
+      </w:pPr>
+      <w:r>
+        <w:rPr>
+          <w:b w:val="0"/>
+        </w:rPr>
+        <w:t>Explain the case, then point to a limit on the claim.</w:t>
+      </w:r>
+    </w:p>
+    <w:p>
+      <w:pPr>
+        <w:pStyle w:val="Heading3"/>
+      </w:pPr>
+      <w:r>
+        <w:t>Discuss while showing the picture</w:t>
+      </w:r>
+    </w:p>
+    <w:p>
+      <w:pPr>
+        <w:spacing w:line="336" w:lineRule="auto" w:after="180"/>
+        <w:shd w:fill="F1F6F8"/>
+      </w:pPr>
+      <w:r>
+        <w:rPr>
+          <w:b w:val="0"/>
+        </w:rPr>
+        <w:t>Teacher prompt: Explain the case, then point to a limit on the claim. Ask learners to describe one label or arrow in ordinary words. Use the adjacent transcript if the image is difficult to see.</w:t>
+      </w:r>
+    </w:p>
+    <w:p>
+      <w:pPr>
+        <w:spacing w:line="336" w:lineRule="auto" w:after="180"/>
+        <w:shd w:fill="F1F6F8"/>
+      </w:pPr>
+      <w:r>
+        <w:rPr>
+          <w:b w:val="0"/>
+        </w:rPr>
+        <w:t xml:space="preserve">Keep the stated scope: Arithmetic correctness does not decide which </w:t>
+      </w:r>
+      <w:r>
+        <w:rPr>
+          <w:b/>
+        </w:rPr>
+        <w:t>expression</w:t>
+      </w:r>
+      <w:r>
+        <w:rPr>
+          <w:b w:val="0"/>
+        </w:rPr>
+        <w:t xml:space="preserve"> matches a real problem; the written model must define the intended quantities.</w:t>
+      </w:r>
+    </w:p>
+    <w:p>
+      <w:pPr>
+        <w:pStyle w:val="Heading3"/>
+      </w:pPr>
+      <w:r>
+        <w:t>06. Make the idea visible in your project</w:t>
+      </w:r>
+    </w:p>
+    <w:p>
+      <w:r>
+        <w:drawing>
+          <wp:inline xmlns:a="http://schemas.openxmlformats.org/drawingml/2006/main" xmlns:pic="http://schemas.openxmlformats.org/drawingml/2006/picture">
+            <wp:extent cx="5486400" cy="3681984"/>
+            <wp:docPr id="7" name="Picture 7" descr="For Python readiness before the Responsible Plant Classifier, retain a trace of the values, the predicted outputs and the changed-case explanation. Use actual Python 3 results to check the prediction after reasoning first. Draw your input, deciding step, result and limit. Supported question: Trace the operation order in both expressions. Identify which picture step changes with parentheses and predict both results when the multiplier becomes four."/>
+            <wp:cNvGraphicFramePr>
+              <a:graphicFrameLocks noChangeAspect="1"/>
+            </wp:cNvGraphicFramePr>
+            <a:graphic>
+              <a:graphicData uri="http://schemas.openxmlformats.org/drawingml/2006/picture">
+                <pic:pic>
+                  <pic:nvPicPr>
+                    <pic:cNvPr id="0" name="academy-story-python-bridge-3-06.png"/>
+                    <pic:cNvPicPr/>
+                  </pic:nvPicPr>
+                  <pic:blipFill>
+                    <a:blip r:embed="rId15"/>
+                    <a:stretch>
+                      <a:fillRect/>
+                    </a:stretch>
+                  </pic:blipFill>
+                  <pic:spPr>
+                    <a:xfrm>
+                      <a:off x="0" y="0"/>
+                      <a:ext cx="5486400" cy="3681984"/>
+                    </a:xfrm>
+                    <a:prstGeom prst="rect"/>
+                  </pic:spPr>
+                </pic:pic>
+              </a:graphicData>
+            </a:graphic>
+          </wp:inline>
+        </w:drawing>
+      </w:r>
+    </w:p>
+    <w:p>
+      <w:pPr>
+        <w:spacing w:line="336" w:lineRule="auto" w:after="180"/>
+      </w:pPr>
+      <w:r>
+        <w:rPr>
+          <w:b w:val="0"/>
+        </w:rPr>
+        <w:t xml:space="preserve">For Python readiness before the Responsible Plant Classifier, retain a trace of the values, the predicted </w:t>
+      </w:r>
+      <w:r>
+        <w:rPr>
+          <w:b/>
+        </w:rPr>
+        <w:t>output</w:t>
+      </w:r>
+      <w:r>
+        <w:rPr>
+          <w:b w:val="0"/>
+        </w:rPr>
+        <w:t xml:space="preserve">s and the changed-case explanation. Use actual Python 3 results to check the </w:t>
+      </w:r>
+      <w:r>
+        <w:rPr>
+          <w:b/>
+        </w:rPr>
+        <w:t>prediction</w:t>
+      </w:r>
+      <w:r>
+        <w:rPr>
+          <w:b w:val="0"/>
+        </w:rPr>
+        <w:t xml:space="preserve"> after reasoning first.</w:t>
+      </w:r>
+    </w:p>
+    <w:p>
+      <w:pPr>
+        <w:spacing w:line="336" w:lineRule="auto" w:after="180"/>
+      </w:pPr>
+      <w:r>
+        <w:rPr>
+          <w:b w:val="0"/>
+        </w:rPr>
+        <w:t xml:space="preserve">Draw your </w:t>
+      </w:r>
+      <w:r>
+        <w:rPr>
+          <w:b/>
+        </w:rPr>
+        <w:t>input</w:t>
+      </w:r>
+      <w:r>
+        <w:rPr>
+          <w:b w:val="0"/>
+        </w:rPr>
+        <w:t xml:space="preserve">, deciding step, result and limit. Supported question: Trace the operation order in both </w:t>
+      </w:r>
+      <w:r>
+        <w:rPr>
+          <w:b/>
+        </w:rPr>
+        <w:t>expression</w:t>
+      </w:r>
+      <w:r>
+        <w:rPr>
+          <w:b w:val="0"/>
+        </w:rPr>
+        <w:t>s.</w:t>
+      </w:r>
+    </w:p>
+    <w:p>
+      <w:pPr>
+        <w:spacing w:line="336" w:lineRule="auto" w:after="180"/>
+      </w:pPr>
+      <w:r>
+        <w:rPr>
+          <w:b w:val="0"/>
+        </w:rPr>
+        <w:t xml:space="preserve">Identify which picture step changes with </w:t>
+      </w:r>
+      <w:r>
+        <w:rPr>
+          <w:b/>
+        </w:rPr>
+        <w:t>parentheses</w:t>
+      </w:r>
+      <w:r>
+        <w:rPr>
+          <w:b w:val="0"/>
+        </w:rPr>
+        <w:t xml:space="preserve"> and predict both results when the multiplier becomes four.</w:t>
+      </w:r>
+    </w:p>
+    <w:p>
+      <w:pPr>
+        <w:spacing w:line="336" w:lineRule="auto" w:after="180"/>
+        <w:shd w:fill="F5F1FB"/>
+      </w:pPr>
+      <w:r>
+        <w:rPr>
+          <w:b w:val="0"/>
+        </w:rPr>
+        <w:t xml:space="preserve">Draw your project trace and justify the deciding step using </w:t>
+      </w:r>
+      <w:r>
+        <w:rPr>
+          <w:b/>
+        </w:rPr>
+        <w:t>evidence</w:t>
+      </w:r>
+      <w:r>
+        <w:rPr>
+          <w:b w:val="0"/>
+        </w:rPr>
+        <w:t>.</w:t>
+      </w:r>
+    </w:p>
+    <w:p>
+      <w:pPr>
+        <w:pStyle w:val="Heading3"/>
+      </w:pPr>
+      <w:r>
+        <w:t>Discuss while showing the picture</w:t>
+      </w:r>
+    </w:p>
+    <w:p>
+      <w:pPr>
+        <w:spacing w:line="336" w:lineRule="auto" w:after="180"/>
+        <w:shd w:fill="F1F6F8"/>
+      </w:pPr>
+      <w:r>
+        <w:rPr>
+          <w:b w:val="0"/>
+        </w:rPr>
+        <w:t xml:space="preserve">Teacher prompt: Draw your project trace and justify the deciding step using </w:t>
+      </w:r>
+      <w:r>
+        <w:rPr>
+          <w:b/>
+        </w:rPr>
+        <w:t>evidence</w:t>
+      </w:r>
+      <w:r>
+        <w:rPr>
+          <w:b w:val="0"/>
+        </w:rPr>
+        <w:t>. Ask learners to describe one label or arrow in ordinary words. Use the adjacent transcript if the image is difficult to see.</w:t>
+      </w:r>
+    </w:p>
+    <w:p>
+      <w:pPr>
+        <w:spacing w:line="336" w:lineRule="auto" w:after="180"/>
+        <w:shd w:fill="F1F6F8"/>
+      </w:pPr>
+      <w:r>
+        <w:rPr>
+          <w:b w:val="0"/>
+        </w:rPr>
+        <w:t>Supported practice key: Without grouping, multiply before adding: 13. With grouping, add before multiplying: 25. Changing the multiplier to 4 gives 11 and 20 respectively.</w:t>
       </w:r>
     </w:p>
     <w:sectPr>

--- a/downloads/teacher/bridge-week-03.docx
+++ b/downloads/teacher/bridge-week-03.docx
@@ -201,7 +201,7 @@
           </w:tcPr>
           <w:p>
             <w:r>
-              <w:t>Sections 9 and 11–14. Give extra time to finish the full task set; use Section 15 when the week includes a coding lab.</w:t>
+              <w:t>Use “Run the investigation”, “Connect your project”, “Show what you know”, “Study a complete case” and “Try a new case independently”. Give extra time for the full task set. If this week has a coding lab, use its named section; section numbers can change when extra explanations are included.</w:t>
             </w:r>
           </w:p>
         </w:tc>
@@ -1817,6 +1817,26 @@
     <w:p>
       <w:r>
         <w:t>Demonstrate Expressions and operator order, reduce support deliberately and check individual reasoning before discussing answers.</w:t>
+      </w:r>
+    </w:p>
+    <w:p>
+      <w:pPr>
+        <w:pStyle w:val="Heading3"/>
+      </w:pPr>
+      <w:r>
+        <w:t>Choose the pacing route</w:t>
+      </w:r>
+    </w:p>
+    <w:p>
+      <w:pPr>
+        <w:spacing w:line="336" w:lineRule="auto" w:after="180"/>
+        <w:shd w:fill="F1F6F8"/>
+      </w:pPr>
+      <w:r>
+        <w:rPr>
+          <w:b w:val="0"/>
+        </w:rPr>
+        <w:t>Compact alternative: this two-session sequence covers selected core tasks. Use the three-session weekly plan for the full lesson, independent transfer, feedback and project work; allow extra time for extensions.</w:t>
       </w:r>
     </w:p>
     <w:tbl>
@@ -4141,7 +4161,7 @@
           </w:tcPr>
           <w:p>
             <w:r>
-              <w:t>Sections 9 and 11–14. Give extra time to finish the full task set; use Section 15 when the week includes a coding lab.</w:t>
+              <w:t>Use “Run the investigation”, “Connect your project”, “Show what you know”, “Study a complete case” and “Try a new case independently”. Give extra time for the full task set. If this week has a coding lab, use its named section; section numbers can change when extra explanations are included.</w:t>
             </w:r>
           </w:p>
         </w:tc>

--- a/downloads/teacher/bridge-week-03.docx
+++ b/downloads/teacher/bridge-week-03.docx
@@ -25,20 +25,38 @@
         <w:pStyle w:val="Heading1"/>
       </w:pPr>
       <w:r>
-        <w:t>01. Prepare the purpose, prerequisites and materials</w:t>
+        <w:t>Teach precedence through explicit groupings and concrete assumptions.</w:t>
       </w:r>
     </w:p>
     <w:p>
       <w:r>
-        <w:t>Prepare Expressions and operator order: check the target, prerequisites, resources and adaptable teaching schedule.</w:t>
+        <w:t>Supply complete scripts, isolate zero-divisor errors and assess an explained fresh expression after exposure checks.</w:t>
       </w:r>
     </w:p>
     <w:p>
-      <w:pPr>
-        <w:pStyle w:val="Heading3"/>
-      </w:pPr>
-      <w:r>
-        <w:t>Teach the learning cycle</w:t>
+      <w:r>
+        <w:t>Ask which operation groups first, what quantity it represents and whether the inputs satisfy its interpretation.</w:t>
+      </w:r>
+    </w:p>
+    <w:p>
+      <w:pPr>
+        <w:pStyle w:val="Heading1"/>
+      </w:pPr>
+      <w:r>
+        <w:t>01. Prepare the connected bridge lesson</w:t>
+      </w:r>
+    </w:p>
+    <w:p>
+      <w:r>
+        <w:t>Check prior exposure and keep execution practice distinct from paper reasoning.</w:t>
+      </w:r>
+    </w:p>
+    <w:p>
+      <w:pPr>
+        <w:pStyle w:val="Heading2"/>
+      </w:pPr>
+      <w:r>
+        <w:t>Goal and main plan</w:t>
       </w:r>
     </w:p>
     <w:p>
@@ -251,10 +269,10 @@
     </w:p>
     <w:p>
       <w:pPr>
-        <w:pStyle w:val="Heading3"/>
-      </w:pPr>
-      <w:r>
-        <w:t>Values variables and types</w:t>
+        <w:pStyle w:val="Heading2"/>
+      </w:pPr>
+      <w:r>
+        <w:t>Retrieval and prerequisite guidance</w:t>
       </w:r>
     </w:p>
     <w:p>
@@ -409,10 +427,10 @@
     </w:p>
     <w:p>
       <w:pPr>
-        <w:pStyle w:val="Heading3"/>
-      </w:pPr>
-      <w:r>
-        <w:t>Outcomes</w:t>
+        <w:pStyle w:val="Heading2"/>
+      </w:pPr>
+      <w:r>
+        <w:t>Materials and readiness</w:t>
       </w:r>
     </w:p>
     <w:p>
@@ -423,7 +441,7 @@
         <w:rPr>
           <w:b w:val="0"/>
         </w:rPr>
-        <w:t xml:space="preserve">Evaluate numeric </w:t>
+        <w:t xml:space="preserve">Python 3 editor with </w:t>
       </w:r>
       <w:r>
         <w:rPr>
@@ -435,7 +453,19 @@
         <w:rPr>
           <w:b w:val="0"/>
         </w:rPr>
-        <w:t>s using Python’s grouping rules</w:t>
+        <w:t>s.py and separate source/</w:t>
+      </w:r>
+      <w:r>
+        <w:rPr>
+          <w:b/>
+        </w:rPr>
+        <w:t>output</w:t>
+      </w:r>
+      <w:r>
+        <w:rPr>
+          <w:b w:val="0"/>
+        </w:rPr>
+        <w:t xml:space="preserve"> areas</w:t>
       </w:r>
     </w:p>
     <w:p>
@@ -446,19 +476,7 @@
         <w:rPr>
           <w:b w:val="0"/>
         </w:rPr>
-        <w:t xml:space="preserve">Use </w:t>
-      </w:r>
-      <w:r>
-        <w:rPr>
-          <w:b/>
-        </w:rPr>
-        <w:t>parentheses</w:t>
-      </w:r>
-      <w:r>
-        <w:rPr>
-          <w:b w:val="0"/>
-        </w:rPr>
-        <w:t xml:space="preserve"> to express the intended calculation</w:t>
+        <w:t>Counters or sketches of packs with separate loose items</w:t>
       </w:r>
     </w:p>
     <w:p>
@@ -469,56 +487,38 @@
         <w:rPr>
           <w:b w:val="0"/>
         </w:rPr>
-        <w:t xml:space="preserve">Distinguish ordinary division, whole groups and a </w:t>
+        <w:t xml:space="preserve">Blank </w:t>
       </w:r>
       <w:r>
         <w:rPr>
           <w:b/>
         </w:rPr>
-        <w:t>remainder</w:t>
+        <w:t>expression</w:t>
+      </w:r>
+      <w:r>
+        <w:rPr>
+          <w:b w:val="0"/>
+        </w:rPr>
+        <w:t>, grouping, expected and observed columns</w:t>
       </w:r>
     </w:p>
     <w:p>
       <w:pPr>
-        <w:pStyle w:val="Heading3"/>
-      </w:pPr>
-      <w:r>
-        <w:t>Preparation</w:t>
+        <w:spacing w:line="336" w:lineRule="auto" w:after="180"/>
+      </w:pPr>
+      <w:r>
+        <w:rPr>
+          <w:b w:val="0"/>
+        </w:rPr>
+        <w:t>Numeric addition gives 10; text concatenation gives the string 82. This week uses numeric values.</w:t>
       </w:r>
     </w:p>
     <w:p>
       <w:pPr>
-        <w:spacing w:line="336" w:lineRule="auto" w:after="180"/>
-      </w:pPr>
-      <w:r>
-        <w:rPr>
-          <w:b w:val="0"/>
-        </w:rPr>
-        <w:t xml:space="preserve">Python 3 editor with </w:t>
-      </w:r>
-      <w:r>
-        <w:rPr>
-          <w:b/>
-        </w:rPr>
-        <w:t>expression</w:t>
-      </w:r>
-      <w:r>
-        <w:rPr>
-          <w:b w:val="0"/>
-        </w:rPr>
-        <w:t>s.py and separate source/</w:t>
-      </w:r>
-      <w:r>
-        <w:rPr>
-          <w:b/>
-        </w:rPr>
-        <w:t>output</w:t>
-      </w:r>
-      <w:r>
-        <w:rPr>
-          <w:b w:val="0"/>
-        </w:rPr>
-        <w:t xml:space="preserve"> areas</w:t>
+        <w:pStyle w:val="Heading2"/>
+      </w:pPr>
+      <w:r>
+        <w:t>End goal</w:t>
       </w:r>
     </w:p>
     <w:p>
@@ -529,30 +529,39 @@
         <w:rPr>
           <w:b w:val="0"/>
         </w:rPr>
-        <w:t>Counters or sketches of packs with separate loose items</w:t>
+        <w:t xml:space="preserve">Trace </w:t>
+      </w:r>
+      <w:r>
+        <w:rPr>
+          <w:b/>
+        </w:rPr>
+        <w:t>expression</w:t>
+      </w:r>
+      <w:r>
+        <w:rPr>
+          <w:b w:val="0"/>
+        </w:rPr>
+        <w:t xml:space="preserve">s and </w:t>
+      </w:r>
+      <w:r>
+        <w:rPr>
+          <w:b/>
+        </w:rPr>
+        <w:t>operator</w:t>
+      </w:r>
+      <w:r>
+        <w:rPr>
+          <w:b w:val="0"/>
+        </w:rPr>
+        <w:t xml:space="preserve"> order and explain the changed program before running it.</w:t>
       </w:r>
     </w:p>
     <w:p>
       <w:pPr>
-        <w:spacing w:line="336" w:lineRule="auto" w:after="180"/>
-      </w:pPr>
-      <w:r>
-        <w:rPr>
-          <w:b w:val="0"/>
-        </w:rPr>
-        <w:t xml:space="preserve">Blank </w:t>
-      </w:r>
-      <w:r>
-        <w:rPr>
-          <w:b/>
-        </w:rPr>
-        <w:t>expression</w:t>
-      </w:r>
-      <w:r>
-        <w:rPr>
-          <w:b w:val="0"/>
-        </w:rPr>
-        <w:t>, grouping, expected and observed columns</w:t>
+        <w:pStyle w:val="Heading2"/>
+      </w:pPr>
+      <w:r>
+        <w:t>Earlier wording, alternatives and picture transcripts · reference / check after trying</w:t>
       </w:r>
     </w:p>
     <w:p>
@@ -560,18 +569,15 @@
         <w:pStyle w:val="Heading3"/>
       </w:pPr>
       <w:r>
-        <w:t>Prerequisite answer</w:t>
+        <w:t>Teach the learning cycle</w:t>
       </w:r>
     </w:p>
     <w:p>
       <w:pPr>
-        <w:spacing w:line="336" w:lineRule="auto" w:after="180"/>
-      </w:pPr>
-      <w:r>
-        <w:rPr>
-          <w:b w:val="0"/>
-        </w:rPr>
-        <w:t>Numeric addition gives 10; text concatenation gives the string 82. This week uses numeric values.</w:t>
+        <w:pStyle w:val="Heading3"/>
+      </w:pPr>
+      <w:r>
+        <w:t>Values variables and types</w:t>
       </w:r>
     </w:p>
     <w:p>
@@ -579,7 +585,7 @@
         <w:pStyle w:val="Heading3"/>
       </w:pPr>
       <w:r>
-        <w:t>End goal for the pictorial case</w:t>
+        <w:t>Outcomes</w:t>
       </w:r>
     </w:p>
     <w:p>
@@ -590,7 +596,7 @@
         <w:rPr>
           <w:b w:val="0"/>
         </w:rPr>
-        <w:t xml:space="preserve">Trace </w:t>
+        <w:t xml:space="preserve">Evaluate numeric </w:t>
       </w:r>
       <w:r>
         <w:rPr>
@@ -602,19 +608,7 @@
         <w:rPr>
           <w:b w:val="0"/>
         </w:rPr>
-        <w:t xml:space="preserve">s and </w:t>
-      </w:r>
-      <w:r>
-        <w:rPr>
-          <w:b/>
-        </w:rPr>
-        <w:t>operator</w:t>
-      </w:r>
-      <w:r>
-        <w:rPr>
-          <w:b w:val="0"/>
-        </w:rPr>
-        <w:t xml:space="preserve"> order and explain the changed program before running it.</w:t>
+        <w:t>s using Python’s grouping rules</w:t>
       </w:r>
     </w:p>
     <w:p>
@@ -625,20 +619,44 @@
         <w:rPr>
           <w:b w:val="0"/>
         </w:rPr>
-        <w:t>This added worked case illustrates the week’s main idea. Retain all original and connected topics; schedule its practice within the teaching cycle.</w:t>
+        <w:t xml:space="preserve">Use </w:t>
+      </w:r>
+      <w:r>
+        <w:rPr>
+          <w:b/>
+        </w:rPr>
+        <w:t>parentheses</w:t>
+      </w:r>
+      <w:r>
+        <w:rPr>
+          <w:b w:val="0"/>
+        </w:rPr>
+        <w:t xml:space="preserve"> to express the intended calculation</w:t>
       </w:r>
     </w:p>
     <w:p>
       <w:pPr>
-        <w:pStyle w:val="Heading1"/>
-      </w:pPr>
-      <w:r>
-        <w:t>02. Explain and model the mechanism</w:t>
+        <w:spacing w:line="336" w:lineRule="auto" w:after="180"/>
+      </w:pPr>
+      <w:r>
+        <w:rPr>
+          <w:b w:val="0"/>
+        </w:rPr>
+        <w:t xml:space="preserve">Distinguish ordinary division, whole groups and a </w:t>
+      </w:r>
+      <w:r>
+        <w:rPr>
+          <w:b/>
+        </w:rPr>
+        <w:t>remainder</w:t>
       </w:r>
     </w:p>
     <w:p>
-      <w:r>
-        <w:t>Model Expressions and operator order using the supplied case, labelled mechanism and reasoning. Make the scope of each conclusion explicit.</w:t>
+      <w:pPr>
+        <w:pStyle w:val="Heading3"/>
+      </w:pPr>
+      <w:r>
+        <w:t>Preparation</w:t>
       </w:r>
     </w:p>
     <w:p>
@@ -646,18 +664,15 @@
         <w:pStyle w:val="Heading3"/>
       </w:pPr>
       <w:r>
-        <w:t>Explain Expressions and operator order · 1</w:t>
+        <w:t>Prerequisite answer</w:t>
       </w:r>
     </w:p>
     <w:p>
       <w:pPr>
-        <w:spacing w:line="336" w:lineRule="auto" w:after="180"/>
-      </w:pPr>
-      <w:r>
-        <w:rPr>
-          <w:b w:val="0"/>
-        </w:rPr>
-        <w:t>Three packs each contain eight counters, with two more loose counters. First count the packed counters, then add the loose ones. A program needs that structure, not just the right numbers.</w:t>
+        <w:pStyle w:val="Heading3"/>
+      </w:pPr>
+      <w:r>
+        <w:t>End goal for the pictorial case</w:t>
       </w:r>
     </w:p>
     <w:p>
@@ -668,67 +683,28 @@
         <w:rPr>
           <w:b w:val="0"/>
         </w:rPr>
-        <w:t xml:space="preserve">This week you will predict </w:t>
-      </w:r>
-      <w:r>
-        <w:rPr>
-          <w:b/>
-        </w:rPr>
-        <w:t>expression</w:t>
-      </w:r>
-      <w:r>
-        <w:rPr>
-          <w:b w:val="0"/>
-        </w:rPr>
-        <w:t>s, make grouping visible and check division against a physical interpretation.</w:t>
+        <w:t>This added worked case illustrates the week’s main idea. Retain all original and connected topics; schedule its practice within the teaching cycle.</w:t>
       </w:r>
     </w:p>
     <w:p>
       <w:pPr>
-        <w:pStyle w:val="Heading3"/>
-      </w:pPr>
-      <w:r>
-        <w:t>Explain Expressions and operator order · 2</w:t>
+        <w:pStyle w:val="Heading1"/>
+      </w:pPr>
+      <w:r>
+        <w:t>02. Teach the written grouping and the arithmetic separately</w:t>
       </w:r>
     </w:p>
     <w:p>
-      <w:pPr>
-        <w:spacing w:line="336" w:lineRule="auto" w:after="180"/>
-      </w:pPr>
-      <w:r>
-        <w:rPr>
-          <w:b w:val="0"/>
-        </w:rPr>
-        <w:t xml:space="preserve">Use numeric values in a fresh Python 3 script called </w:t>
-      </w:r>
-      <w:r>
-        <w:rPr>
-          <w:b/>
-        </w:rPr>
-        <w:t>expression</w:t>
-      </w:r>
-      <w:r>
-        <w:rPr>
-          <w:b w:val="0"/>
-        </w:rPr>
-        <w:t>s.py. Keep expected and observed results separate as before. Multiplication and division group more tightly than addition and subtraction.</w:t>
+      <w:r>
+        <w:t>Label the packing, dimensionless picture and same-precedence records.</w:t>
       </w:r>
     </w:p>
     <w:p>
       <w:pPr>
-        <w:spacing w:line="336" w:lineRule="auto" w:after="180"/>
-      </w:pPr>
-      <w:r>
-        <w:rPr>
-          <w:b/>
-        </w:rPr>
-        <w:t>Parentheses</w:t>
-      </w:r>
-      <w:r>
-        <w:rPr>
-          <w:b w:val="0"/>
-        </w:rPr>
-        <w:t xml:space="preserve"> let you state a different grouping. A correct calculation still depends on correct quantities and units.</w:t>
+        <w:pStyle w:val="Heading2"/>
+      </w:pPr>
+      <w:r>
+        <w:t>State the counting model and Python workflow</w:t>
       </w:r>
     </w:p>
     <w:p>
@@ -739,31 +715,7 @@
         <w:rPr>
           <w:b w:val="0"/>
         </w:rPr>
-        <w:t xml:space="preserve">The script displays 26. Replacing the total </w:t>
-      </w:r>
-      <w:r>
-        <w:rPr>
-          <w:b/>
-        </w:rPr>
-        <w:t>expression</w:t>
-      </w:r>
-      <w:r>
-        <w:rPr>
-          <w:b w:val="0"/>
-        </w:rPr>
-        <w:t xml:space="preserve"> with packs * (per_pack + loose) displays 30, because it adds two to every pack. </w:t>
-      </w:r>
-      <w:r>
-        <w:rPr>
-          <w:b/>
-        </w:rPr>
-        <w:t>Parentheses</w:t>
-      </w:r>
-      <w:r>
-        <w:rPr>
-          <w:b w:val="0"/>
-        </w:rPr>
-        <w:t xml:space="preserve"> are not decoration: they can change the represented situation.</w:t>
+        <w:t>Three packs each contain eight counters, with two more loose counters. First count the packed counters, then add the loose ones. A program needs that structure, not just the right numbers.</w:t>
       </w:r>
     </w:p>
     <w:p>
@@ -774,7 +726,602 @@
         <w:rPr>
           <w:b w:val="0"/>
         </w:rPr>
+        <w:t xml:space="preserve">This week you will predict </w:t>
+      </w:r>
+      <w:r>
+        <w:rPr>
+          <w:b/>
+        </w:rPr>
+        <w:t>expression</w:t>
+      </w:r>
+      <w:r>
+        <w:rPr>
+          <w:b w:val="0"/>
+        </w:rPr>
+        <w:t>s, make grouping visible and check division against a physical interpretation.</w:t>
+      </w:r>
+    </w:p>
+    <w:p>
+      <w:pPr>
+        <w:spacing w:line="336" w:lineRule="auto" w:after="180"/>
+      </w:pPr>
+      <w:r>
+        <w:rPr>
+          <w:b w:val="0"/>
+        </w:rPr>
+        <w:t xml:space="preserve">Use numeric values in a fresh Python 3 script called </w:t>
+      </w:r>
+      <w:r>
+        <w:rPr>
+          <w:b/>
+        </w:rPr>
+        <w:t>expression</w:t>
+      </w:r>
+      <w:r>
+        <w:rPr>
+          <w:b w:val="0"/>
+        </w:rPr>
+        <w:t>s.py. Keep expected and observed results separate as before. Multiplication and division group more tightly than addition and subtraction.</w:t>
+      </w:r>
+    </w:p>
+    <w:p>
+      <w:pPr>
+        <w:spacing w:line="336" w:lineRule="auto" w:after="180"/>
+      </w:pPr>
+      <w:r>
+        <w:rPr>
+          <w:b/>
+        </w:rPr>
+        <w:t>Parentheses</w:t>
+      </w:r>
+      <w:r>
+        <w:rPr>
+          <w:b w:val="0"/>
+        </w:rPr>
+        <w:t xml:space="preserve"> let you state a different grouping. A correct calculation still depends on correct quantities and units.</w:t>
+      </w:r>
+    </w:p>
+    <w:p>
+      <w:pPr>
+        <w:spacing w:line="336" w:lineRule="auto" w:after="180"/>
+      </w:pPr>
+      <w:r>
+        <w:rPr>
+          <w:b w:val="0"/>
+        </w:rPr>
+        <w:t xml:space="preserve">The script displays 26. Replacing the total </w:t>
+      </w:r>
+      <w:r>
+        <w:rPr>
+          <w:b/>
+        </w:rPr>
+        <w:t>expression</w:t>
+      </w:r>
+      <w:r>
+        <w:rPr>
+          <w:b w:val="0"/>
+        </w:rPr>
+        <w:t xml:space="preserve"> with packs * (per_pack + loose) displays 30, because it adds two to every pack. </w:t>
+      </w:r>
+      <w:r>
+        <w:rPr>
+          <w:b/>
+        </w:rPr>
+        <w:t>Parentheses</w:t>
+      </w:r>
+      <w:r>
+        <w:rPr>
+          <w:b w:val="0"/>
+        </w:rPr>
+        <w:t xml:space="preserve"> are not decoration: they can change the represented situation.</w:t>
+      </w:r>
+    </w:p>
+    <w:p>
+      <w:pPr>
+        <w:spacing w:line="336" w:lineRule="auto" w:after="180"/>
+      </w:pPr>
+      <w:r>
+        <w:rPr>
+          <w:b w:val="0"/>
+        </w:rPr>
         <w:t>Write a brief phrase for each group before running.</w:t>
+      </w:r>
+    </w:p>
+    <w:p>
+      <w:pPr>
+        <w:pStyle w:val="Heading2"/>
+      </w:pPr>
+      <w:r>
+        <w:t>Trace the same-precedence reference</w:t>
+      </w:r>
+    </w:p>
+    <w:p>
+      <w:r>
+        <w:rPr>
+          <w:rFonts w:ascii="Courier New" w:hAnsi="Courier New"/>
+          <w:sz w:val="18"/>
+        </w:rPr>
+        <w:t>print(20 - 6 - 2)</w:t>
+        <w:br/>
+        <w:t>print(20 - (6 - 2))</w:t>
+        <w:br/>
+        <w:t>print(12 / 3 * 2)</w:t>
+      </w:r>
+    </w:p>
+    <w:p>
+      <w:pPr>
+        <w:spacing w:line="336" w:lineRule="auto" w:after="180"/>
+      </w:pPr>
+      <w:r>
+        <w:rPr>
+          <w:b w:val="0"/>
+        </w:rPr>
+        <w:t xml:space="preserve">The first line groups subtraction from left to right: (20 - 6) - 2 gives 12. The second gives 16. Multiplication and division share a </w:t>
+      </w:r>
+      <w:r>
+        <w:rPr>
+          <w:b/>
+        </w:rPr>
+        <w:t>precedence</w:t>
+      </w:r>
+      <w:r>
+        <w:rPr>
+          <w:b w:val="0"/>
+        </w:rPr>
+        <w:t xml:space="preserve"> level, so 12 / 3 * 2 groups as (12 / 3) * 2 and displays 8.0, not 2.0.</w:t>
+      </w:r>
+    </w:p>
+    <w:p>
+      <w:pPr>
+        <w:spacing w:line="336" w:lineRule="auto" w:after="180"/>
+      </w:pPr>
+      <w:r>
+        <w:rPr>
+          <w:b w:val="0"/>
+        </w:rPr>
+        <w:t>Ordinary / division produces a float, even when the result is mathematically whole.</w:t>
+      </w:r>
+    </w:p>
+    <w:p>
+      <w:r>
+        <w:rPr>
+          <w:rFonts w:ascii="Courier New" w:hAnsi="Courier New"/>
+          <w:sz w:val="18"/>
+        </w:rPr>
+        <w:t>print(16 - 5 - 3)</w:t>
+        <w:br/>
+        <w:t>print(16 - (5 - 3))</w:t>
+        <w:br/>
+        <w:t>print(18 / 3 * 2)</w:t>
+        <w:br/>
+      </w:r>
+    </w:p>
+    <w:p>
+      <w:pPr>
+        <w:pStyle w:val="Heading2"/>
+      </w:pPr>
+      <w:r>
+        <w:t>Read the dimensionless pair</w:t>
+      </w:r>
+    </w:p>
+    <w:p>
+      <w:pPr>
+        <w:spacing w:line="336" w:lineRule="auto" w:after="180"/>
+      </w:pPr>
+      <w:r>
+        <w:rPr>
+          <w:b w:val="0"/>
+        </w:rPr>
+        <w:t xml:space="preserve">Compare two dimensionless arithmetic </w:t>
+      </w:r>
+      <w:r>
+        <w:rPr>
+          <w:b/>
+        </w:rPr>
+        <w:t>expression</w:t>
+      </w:r>
+      <w:r>
+        <w:rPr>
+          <w:b w:val="0"/>
+        </w:rPr>
+        <w:t>s: adding 3 after 2*5 versus multiplying the whole 3+2 group by 5. Match each group to a written model before using it for a real counting task.</w:t>
+      </w:r>
+    </w:p>
+    <w:p>
+      <w:pPr>
+        <w:spacing w:line="336" w:lineRule="auto" w:after="180"/>
+      </w:pPr>
+      <w:r>
+        <w:rPr>
+          <w:b w:val="0"/>
+        </w:rPr>
+        <w:t xml:space="preserve">Python 3: print(3+2*5); print((3+2)*5). </w:t>
+      </w:r>
+      <w:r>
+        <w:rPr>
+          <w:b/>
+        </w:rPr>
+        <w:t>Input</w:t>
+      </w:r>
+      <w:r>
+        <w:rPr>
+          <w:b w:val="0"/>
+        </w:rPr>
+        <w:t>s are dimensionless for this arithmetic exercise.</w:t>
+      </w:r>
+    </w:p>
+    <w:p>
+      <w:pPr>
+        <w:pStyle w:val="Heading2"/>
+      </w:pPr>
+      <w:r>
+        <w:t>Trace precedence and parentheses</w:t>
+      </w:r>
+    </w:p>
+    <w:p>
+      <w:r>
+        <w:drawing>
+          <wp:inline xmlns:a="http://schemas.openxmlformats.org/drawingml/2006/main" xmlns:pic="http://schemas.openxmlformats.org/drawingml/2006/picture">
+            <wp:extent cx="5486400" cy="3182112"/>
+            <wp:docPr id="1" name="Picture 1" descr="Use precedence: In 3+2*5, multiplication happens first. → Compute first result: 2*5 is 10; adding 3 gives 13. → Compute grouped result: Parentheses give 3+2=5 first; multiplying by 5 gives 25."/>
+            <wp:cNvGraphicFramePr>
+              <a:graphicFrameLocks noChangeAspect="1"/>
+            </wp:cNvGraphicFramePr>
+            <a:graphic>
+              <a:graphicData uri="http://schemas.openxmlformats.org/drawingml/2006/picture">
+                <pic:pic>
+                  <pic:nvPicPr>
+                    <pic:cNvPr id="0" name="academy-story-python-bridge-3-02.png"/>
+                    <pic:cNvPicPr/>
+                  </pic:nvPicPr>
+                  <pic:blipFill>
+                    <a:blip r:embed="rId9"/>
+                    <a:stretch>
+                      <a:fillRect/>
+                    </a:stretch>
+                  </pic:blipFill>
+                  <pic:spPr>
+                    <a:xfrm>
+                      <a:off x="0" y="0"/>
+                      <a:ext cx="5486400" cy="3182112"/>
+                    </a:xfrm>
+                    <a:prstGeom prst="rect"/>
+                  </pic:spPr>
+                </pic:pic>
+              </a:graphicData>
+            </a:graphic>
+          </wp:inline>
+        </w:drawing>
+      </w:r>
+    </w:p>
+    <w:p>
+      <w:pPr>
+        <w:pStyle w:val="Heading3"/>
+      </w:pPr>
+      <w:r>
+        <w:t>Read the picture one step at a time</w:t>
+      </w:r>
+    </w:p>
+    <w:tbl>
+      <w:tblPr>
+        <w:tblStyle w:val="LightShading-Accent1"/>
+        <w:tblW w:type="auto" w:w="0"/>
+        <w:tblLook w:firstColumn="1" w:firstRow="1" w:lastColumn="0" w:lastRow="0" w:noHBand="0" w:noVBand="1" w:val="04A0"/>
+      </w:tblPr>
+      <w:tblGrid>
+        <w:gridCol w:w="5112"/>
+        <w:gridCol w:w="5112"/>
+      </w:tblGrid>
+      <w:tr>
+        <w:trPr>
+          <w:tblHeader/>
+        </w:trPr>
+        <w:tc>
+          <w:tcPr>
+            <w:tcW w:type="dxa" w:w="5112"/>
+          </w:tcPr>
+          <w:p>
+            <w:r>
+              <w:t>Step</w:t>
+            </w:r>
+          </w:p>
+        </w:tc>
+        <w:tc>
+          <w:tcPr>
+            <w:tcW w:type="dxa" w:w="5112"/>
+          </w:tcPr>
+          <w:p>
+            <w:r>
+              <w:t>What happens and why</w:t>
+            </w:r>
+          </w:p>
+        </w:tc>
+      </w:tr>
+      <w:tr>
+        <w:tc>
+          <w:tcPr>
+            <w:tcW w:type="dxa" w:w="5112"/>
+          </w:tcPr>
+          <w:p>
+            <w:r>
+              <w:t>1. Use precedence</w:t>
+            </w:r>
+          </w:p>
+        </w:tc>
+        <w:tc>
+          <w:tcPr>
+            <w:tcW w:type="dxa" w:w="5112"/>
+          </w:tcPr>
+          <w:p>
+            <w:r>
+              <w:t>In 3+2*5, multiplication happens first.</w:t>
+            </w:r>
+          </w:p>
+        </w:tc>
+      </w:tr>
+      <w:tr>
+        <w:tc>
+          <w:tcPr>
+            <w:tcW w:type="dxa" w:w="5112"/>
+          </w:tcPr>
+          <w:p>
+            <w:r>
+              <w:t>2. Compute first result</w:t>
+            </w:r>
+          </w:p>
+        </w:tc>
+        <w:tc>
+          <w:tcPr>
+            <w:tcW w:type="dxa" w:w="5112"/>
+          </w:tcPr>
+          <w:p>
+            <w:r>
+              <w:t>2*5 is 10; adding 3 gives 13.</w:t>
+            </w:r>
+          </w:p>
+        </w:tc>
+      </w:tr>
+      <w:tr>
+        <w:tc>
+          <w:tcPr>
+            <w:tcW w:type="dxa" w:w="5112"/>
+          </w:tcPr>
+          <w:p>
+            <w:r>
+              <w:t>3. Compute grouped result</w:t>
+            </w:r>
+          </w:p>
+        </w:tc>
+        <w:tc>
+          <w:tcPr>
+            <w:tcW w:type="dxa" w:w="5112"/>
+          </w:tcPr>
+          <w:p>
+            <w:r>
+              <w:t>Parentheses give 3+2=5 first; multiplying by 5 gives 25.</w:t>
+            </w:r>
+          </w:p>
+        </w:tc>
+      </w:tr>
+    </w:tbl>
+    <w:p>
+      <w:r>
+        <w:t>Match each pictured step to the supplied facts. This is a worked teaching case, not an independent assessment.</w:t>
+      </w:r>
+    </w:p>
+    <w:p>
+      <w:pPr>
+        <w:spacing w:line="336" w:lineRule="auto" w:after="180"/>
+      </w:pPr>
+      <w:r>
+        <w:rPr>
+          <w:b/>
+        </w:rPr>
+        <w:t>Parentheses</w:t>
+      </w:r>
+      <w:r>
+        <w:rPr>
+          <w:b w:val="0"/>
+        </w:rPr>
+        <w:t xml:space="preserve"> explicitly group an operation. Without them, Python multiplication takes priority over addition; the same numerals can therefore describe different procedures.</w:t>
+      </w:r>
+    </w:p>
+    <w:p>
+      <w:r>
+        <w:rPr>
+          <w:rFonts w:ascii="Courier New" w:hAnsi="Courier New"/>
+          <w:sz w:val="18"/>
+        </w:rPr>
+        <w:t>print(3 + 2 * 5)</w:t>
+        <w:br/>
+        <w:t>print((3 + 2) * 5)</w:t>
+        <w:br/>
+      </w:r>
+    </w:p>
+    <w:p>
+      <w:pPr>
+        <w:pStyle w:val="Heading2"/>
+      </w:pPr>
+      <w:r>
+        <w:t>Predict the multiplier change</w:t>
+      </w:r>
+    </w:p>
+    <w:p>
+      <w:pPr>
+        <w:spacing w:line="336" w:lineRule="auto" w:after="180"/>
+      </w:pPr>
+      <w:r>
+        <w:rPr>
+          <w:b w:val="0"/>
+        </w:rPr>
+        <w:t xml:space="preserve">Change: Replace the final multiplier 5 with 4 in both </w:t>
+      </w:r>
+      <w:r>
+        <w:rPr>
+          <w:b/>
+        </w:rPr>
+        <w:t>expression</w:t>
+      </w:r>
+      <w:r>
+        <w:rPr>
+          <w:b w:val="0"/>
+        </w:rPr>
+        <w:t>s.</w:t>
+      </w:r>
+    </w:p>
+    <w:p>
+      <w:pPr>
+        <w:spacing w:line="336" w:lineRule="auto" w:after="180"/>
+      </w:pPr>
+      <w:r>
+        <w:rPr>
+          <w:b/>
+        </w:rPr>
+        <w:t>Prediction</w:t>
+      </w:r>
+      <w:r>
+        <w:rPr>
+          <w:b w:val="0"/>
+        </w:rPr>
+        <w:t>: The first result is 11; the grouped result is 20.</w:t>
+      </w:r>
+    </w:p>
+    <w:p>
+      <w:pPr>
+        <w:spacing w:line="336" w:lineRule="auto" w:after="180"/>
+      </w:pPr>
+      <w:r>
+        <w:rPr>
+          <w:b w:val="0"/>
+        </w:rPr>
+        <w:t>Reason: 3+2*4=3+8; (3+2)*4=5*4.</w:t>
+      </w:r>
+    </w:p>
+    <w:p>
+      <w:pPr>
+        <w:pStyle w:val="Heading2"/>
+      </w:pPr>
+      <w:r>
+        <w:t>State model/domain limits</w:t>
+      </w:r>
+    </w:p>
+    <w:p>
+      <w:pPr>
+        <w:spacing w:line="336" w:lineRule="auto" w:after="180"/>
+      </w:pPr>
+      <w:r>
+        <w:rPr>
+          <w:b w:val="0"/>
+        </w:rPr>
+        <w:t xml:space="preserve">Arithmetic correctness does not decide which </w:t>
+      </w:r>
+      <w:r>
+        <w:rPr>
+          <w:b/>
+        </w:rPr>
+        <w:t>expression</w:t>
+      </w:r>
+      <w:r>
+        <w:rPr>
+          <w:b w:val="0"/>
+        </w:rPr>
+        <w:t xml:space="preserve"> matches a real problem; the written model must define the intended quantities.</w:t>
+      </w:r>
+    </w:p>
+    <w:p>
+      <w:pPr>
+        <w:spacing w:line="336" w:lineRule="auto" w:after="180"/>
+      </w:pPr>
+      <w:r>
+        <w:rPr>
+          <w:b w:val="0"/>
+        </w:rPr>
+        <w:t xml:space="preserve">Cover the result. Ask learners to name the </w:t>
+      </w:r>
+      <w:r>
+        <w:rPr>
+          <w:b/>
+        </w:rPr>
+        <w:t>input</w:t>
+      </w:r>
+      <w:r>
+        <w:rPr>
+          <w:b w:val="0"/>
+        </w:rPr>
+        <w:t xml:space="preserve">s and predict the next step. Uncover one step, connect the icon to the actual procedure, and explain its </w:t>
+      </w:r>
+      <w:r>
+        <w:rPr>
+          <w:b/>
+        </w:rPr>
+        <w:t>evidence</w:t>
+      </w:r>
+      <w:r>
+        <w:rPr>
+          <w:b w:val="0"/>
+        </w:rPr>
+        <w:t>. Then change the supplied condition and compare.</w:t>
+      </w:r>
+    </w:p>
+    <w:p>
+      <w:pPr>
+        <w:spacing w:line="336" w:lineRule="auto" w:after="180"/>
+      </w:pPr>
+      <w:r>
+        <w:rPr>
+          <w:b w:val="0"/>
+        </w:rPr>
+        <w:t>The picture is a representation; it does not document execution of a real AI model.</w:t>
+      </w:r>
+    </w:p>
+    <w:p>
+      <w:pPr>
+        <w:pStyle w:val="Heading2"/>
+      </w:pPr>
+      <w:r>
+        <w:t>Additional guided key · reference / check after trying</w:t>
+      </w:r>
+    </w:p>
+    <w:p>
+      <w:pPr>
+        <w:spacing w:line="336" w:lineRule="auto" w:after="180"/>
+      </w:pPr>
+      <w:r>
+        <w:rPr>
+          <w:b w:val="0"/>
+        </w:rPr>
+        <w:t xml:space="preserve">In 18 - 4 * 3 multiplication groups first, giving 18 - 12 = 6. In (18 - 4) * 3 the </w:t>
+      </w:r>
+      <w:r>
+        <w:rPr>
+          <w:b/>
+        </w:rPr>
+        <w:t>parentheses</w:t>
+      </w:r>
+      <w:r>
+        <w:rPr>
+          <w:b w:val="0"/>
+        </w:rPr>
+        <w:t xml:space="preserve"> give 14 * 3 = 42.</w:t>
+      </w:r>
+    </w:p>
+    <w:p>
+      <w:pPr>
+        <w:spacing w:line="336" w:lineRule="auto" w:after="180"/>
+      </w:pPr>
+      <w:r>
+        <w:rPr>
+          <w:b w:val="0"/>
+        </w:rPr>
+        <w:t>Exit: 23 // 4 gives 5 trays and 23 % 4 gives 3 tiles; 5 * 4 + 3 = 23. / gives 5.75, a ratio rather than both requested whole-number counts.</w:t>
+      </w:r>
+    </w:p>
+    <w:p>
+      <w:pPr>
+        <w:pStyle w:val="Heading2"/>
+      </w:pPr>
+      <w:r>
+        <w:t>Earlier wording, alternatives and picture transcripts · reference / check after trying</w:t>
       </w:r>
     </w:p>
     <w:tbl>
@@ -1081,25 +1628,10 @@
     </w:p>
     <w:p>
       <w:pPr>
-        <w:spacing w:line="336" w:lineRule="auto" w:after="180"/>
-      </w:pPr>
-      <w:r>
-        <w:rPr>
-          <w:b w:val="0"/>
-        </w:rPr>
-        <w:t xml:space="preserve">In 18 - 4 * 3 multiplication groups first, giving 18 - 12 = 6. In (18 - 4) * 3 the </w:t>
-      </w:r>
-      <w:r>
-        <w:rPr>
-          <w:b/>
-        </w:rPr>
-        <w:t>parentheses</w:t>
-      </w:r>
-      <w:r>
-        <w:rPr>
-          <w:b w:val="0"/>
-        </w:rPr>
-        <w:t xml:space="preserve"> give 14 * 3 = 42.</w:t>
+        <w:pStyle w:val="Heading3"/>
+      </w:pPr>
+      <w:r>
+        <w:t>Model the reasoning aloud</w:t>
       </w:r>
     </w:p>
     <w:p>
@@ -1110,104 +1642,30 @@
         <w:rPr>
           <w:b w:val="0"/>
         </w:rPr>
-        <w:t>Exit: 23 // 4 gives 5 trays and 23 % 4 gives 3 tiles; 5 * 4 + 3 = 23. / gives 5.75, a ratio rather than both requested whole-number counts.</w:t>
+        <w:t xml:space="preserve">Use the complete worked example below before asking learners to complete W2. Reveal a small part, invite a </w:t>
+      </w:r>
+      <w:r>
+        <w:rPr>
+          <w:b/>
+        </w:rPr>
+        <w:t>prediction</w:t>
+      </w:r>
+      <w:r>
+        <w:rPr>
+          <w:b w:val="0"/>
+        </w:rPr>
+        <w:t>, then explain the deciding step.</w:t>
       </w:r>
     </w:p>
     <w:p>
       <w:pPr>
-        <w:pStyle w:val="Heading3"/>
-      </w:pPr>
-      <w:r>
-        <w:t>Model the reasoning aloud</w:t>
-      </w:r>
-    </w:p>
-    <w:p>
-      <w:pPr>
         <w:spacing w:line="336" w:lineRule="auto" w:after="180"/>
       </w:pPr>
       <w:r>
         <w:rPr>
           <w:b w:val="0"/>
         </w:rPr>
-        <w:t xml:space="preserve">Use the complete worked example below before asking learners to complete W2. Reveal a small part, invite a </w:t>
-      </w:r>
-      <w:r>
-        <w:rPr>
-          <w:b/>
-        </w:rPr>
-        <w:t>prediction</w:t>
-      </w:r>
-      <w:r>
-        <w:rPr>
-          <w:b w:val="0"/>
-        </w:rPr>
-        <w:t>, then explain the deciding step.</w:t>
-      </w:r>
-    </w:p>
-    <w:p>
-      <w:pPr>
-        <w:spacing w:line="336" w:lineRule="auto" w:after="180"/>
-      </w:pPr>
-      <w:r>
-        <w:rPr>
-          <w:b w:val="0"/>
-        </w:rPr>
         <w:t>These teacher notes contain solutions; do not reveal the independent case answer during modelling.</w:t>
-      </w:r>
-    </w:p>
-    <w:p>
-      <w:r>
-        <w:rPr>
-          <w:rFonts w:ascii="Courier New" w:hAnsi="Courier New"/>
-          <w:sz w:val="18"/>
-        </w:rPr>
-        <w:t>print(20 - 6 - 2)</w:t>
-        <w:br/>
-        <w:t>print(20 - (6 - 2))</w:t>
-        <w:br/>
-        <w:t>print(12 / 3 * 2)</w:t>
-      </w:r>
-    </w:p>
-    <w:p>
-      <w:pPr>
-        <w:pStyle w:val="Heading3"/>
-      </w:pPr>
-      <w:r>
-        <w:t>Model the reasoning aloud · 3</w:t>
-      </w:r>
-    </w:p>
-    <w:p>
-      <w:pPr>
-        <w:spacing w:line="336" w:lineRule="auto" w:after="180"/>
-      </w:pPr>
-      <w:r>
-        <w:rPr>
-          <w:b w:val="0"/>
-        </w:rPr>
-        <w:t xml:space="preserve">The first line groups subtraction from left to right: (20 - 6) - 2 gives 12. The second gives 16. Multiplication and division share a </w:t>
-      </w:r>
-      <w:r>
-        <w:rPr>
-          <w:b/>
-        </w:rPr>
-        <w:t>precedence</w:t>
-      </w:r>
-      <w:r>
-        <w:rPr>
-          <w:b w:val="0"/>
-        </w:rPr>
-        <w:t xml:space="preserve"> level, so 12 / 3 * 2 groups as (12 / 3) * 2 and displays 8.0, not 2.0.</w:t>
-      </w:r>
-    </w:p>
-    <w:p>
-      <w:pPr>
-        <w:spacing w:line="336" w:lineRule="auto" w:after="180"/>
-      </w:pPr>
-      <w:r>
-        <w:rPr>
-          <w:b w:val="0"/>
-        </w:rPr>
-        <w:t>Ordinary / division produces a float, even when the result is mathematically whole.</w:t>
       </w:r>
     </w:p>
     <w:p>
@@ -1366,71 +1824,10 @@
     </w:p>
     <w:p>
       <w:pPr>
-        <w:spacing w:line="336" w:lineRule="auto" w:after="180"/>
-      </w:pPr>
-      <w:r>
-        <w:rPr>
-          <w:b/>
-        </w:rPr>
-        <w:t>Parentheses</w:t>
-      </w:r>
-      <w:r>
-        <w:rPr>
-          <w:b w:val="0"/>
-        </w:rPr>
-        <w:t xml:space="preserve"> change an </w:t>
-      </w:r>
-      <w:r>
-        <w:rPr>
-          <w:b/>
-        </w:rPr>
-        <w:t>expression</w:t>
-      </w:r>
-      <w:r>
-        <w:rPr>
-          <w:b w:val="0"/>
-        </w:rPr>
-        <w:t>. A toy shelf calculator compares adding a fixed cost after multiplication with multiplying an entire group.</w:t>
-      </w:r>
-    </w:p>
-    <w:p>
-      <w:pPr>
         <w:pStyle w:val="Heading3"/>
       </w:pPr>
       <w:r>
         <w:t>The facts we will use</w:t>
-      </w:r>
-    </w:p>
-    <w:p>
-      <w:pPr>
-        <w:pStyle w:val="Heading3"/>
-      </w:pPr>
-      <w:r>
-        <w:t>Supplied facts</w:t>
-      </w:r>
-    </w:p>
-    <w:p>
-      <w:pPr>
-        <w:spacing w:line="336" w:lineRule="auto" w:after="180"/>
-        <w:shd w:fill="F1F6FC"/>
-      </w:pPr>
-      <w:r>
-        <w:rPr>
-          <w:b w:val="0"/>
-        </w:rPr>
-        <w:t xml:space="preserve">Python 3: print(3+2*5); print((3+2)*5). </w:t>
-      </w:r>
-      <w:r>
-        <w:rPr>
-          <w:b/>
-        </w:rPr>
-        <w:t>Input</w:t>
-      </w:r>
-      <w:r>
-        <w:rPr>
-          <w:b w:val="0"/>
-        </w:rPr>
-        <w:t>s are dimensionless for this arithmetic exercise.</w:t>
       </w:r>
     </w:p>
     <w:p>
@@ -1438,7 +1835,7 @@
         <w:drawing>
           <wp:inline xmlns:a="http://schemas.openxmlformats.org/drawingml/2006/main" xmlns:pic="http://schemas.openxmlformats.org/drawingml/2006/picture">
             <wp:extent cx="5486400" cy="5145314"/>
-            <wp:docPr id="1" name="Picture 1" descr="Expressions and operator order. Use precedence: In 3+2*5, multiplication happens first.. Compute first result: 2*5 is 10; adding 3 gives 13.. Compute grouped result: Parentheses give 3+2=5 first; multiplying by 5 gives 25."/>
+            <wp:docPr id="2" name="Picture 2" descr="Expressions and operator order. Use precedence: In 3+2*5, multiplication happens first.. Compute first result: 2*5 is 10; adding 3 gives 13.. Compute grouped result: Parentheses give 3+2=5 first; multiplying by 5 gives 25."/>
             <wp:cNvGraphicFramePr>
               <a:graphicFrameLocks noChangeAspect="1"/>
             </wp:cNvGraphicFramePr>
@@ -1450,7 +1847,7 @@
                     <pic:cNvPicPr/>
                   </pic:nvPicPr>
                   <pic:blipFill>
-                    <a:blip r:embed="rId9"/>
+                    <a:blip r:embed="rId10"/>
                     <a:stretch>
                       <a:fillRect/>
                     </a:stretch>
@@ -1474,114 +1871,7 @@
         <w:pStyle w:val="Heading3"/>
       </w:pPr>
       <w:r>
-        <w:t>Read the picture one step at a time</w:t>
-      </w:r>
-    </w:p>
-    <w:tbl>
-      <w:tblPr>
-        <w:tblStyle w:val="LightShading-Accent1"/>
-        <w:tblW w:type="auto" w:w="0"/>
-        <w:tblLook w:firstColumn="1" w:firstRow="1" w:lastColumn="0" w:lastRow="0" w:noHBand="0" w:noVBand="1" w:val="04A0"/>
-      </w:tblPr>
-      <w:tblGrid>
-        <w:gridCol w:w="5112"/>
-        <w:gridCol w:w="5112"/>
-      </w:tblGrid>
-      <w:tr>
-        <w:trPr>
-          <w:tblHeader/>
-        </w:trPr>
-        <w:tc>
-          <w:tcPr>
-            <w:tcW w:type="dxa" w:w="5112"/>
-          </w:tcPr>
-          <w:p>
-            <w:r>
-              <w:t>Step</w:t>
-            </w:r>
-          </w:p>
-        </w:tc>
-        <w:tc>
-          <w:tcPr>
-            <w:tcW w:type="dxa" w:w="5112"/>
-          </w:tcPr>
-          <w:p>
-            <w:r>
-              <w:t>What happens and why</w:t>
-            </w:r>
-          </w:p>
-        </w:tc>
-      </w:tr>
-      <w:tr>
-        <w:tc>
-          <w:tcPr>
-            <w:tcW w:type="dxa" w:w="5112"/>
-          </w:tcPr>
-          <w:p>
-            <w:r>
-              <w:t>1. Use precedence</w:t>
-            </w:r>
-          </w:p>
-        </w:tc>
-        <w:tc>
-          <w:tcPr>
-            <w:tcW w:type="dxa" w:w="5112"/>
-          </w:tcPr>
-          <w:p>
-            <w:r>
-              <w:t>In 3+2*5, multiplication happens first.</w:t>
-            </w:r>
-          </w:p>
-        </w:tc>
-      </w:tr>
-      <w:tr>
-        <w:tc>
-          <w:tcPr>
-            <w:tcW w:type="dxa" w:w="5112"/>
-          </w:tcPr>
-          <w:p>
-            <w:r>
-              <w:t>2. Compute first result</w:t>
-            </w:r>
-          </w:p>
-        </w:tc>
-        <w:tc>
-          <w:tcPr>
-            <w:tcW w:type="dxa" w:w="5112"/>
-          </w:tcPr>
-          <w:p>
-            <w:r>
-              <w:t>2*5 is 10; adding 3 gives 13.</w:t>
-            </w:r>
-          </w:p>
-        </w:tc>
-      </w:tr>
-      <w:tr>
-        <w:tc>
-          <w:tcPr>
-            <w:tcW w:type="dxa" w:w="5112"/>
-          </w:tcPr>
-          <w:p>
-            <w:r>
-              <w:t>3. Compute grouped result</w:t>
-            </w:r>
-          </w:p>
-        </w:tc>
-        <w:tc>
-          <w:tcPr>
-            <w:tcW w:type="dxa" w:w="5112"/>
-          </w:tcPr>
-          <w:p>
-            <w:r>
-              <w:t>Parentheses give 3+2=5 first; multiplying by 5 gives 25.</w:t>
-            </w:r>
-          </w:p>
-        </w:tc>
-      </w:tr>
-    </w:tbl>
-    <w:p>
-      <w:r>
-        <w:t>Match each pictured step to the supplied facts. This is a worked teaching case, not an independent assessment.</w:t>
+        <w:t>Why this result follows</w:t>
       </w:r>
     </w:p>
     <w:p>
@@ -1589,7 +1879,7 @@
         <w:pStyle w:val="Heading3"/>
       </w:pPr>
       <w:r>
-        <w:t>Why this result follows</w:t>
+        <w:t>What this example does not establish</w:t>
       </w:r>
     </w:p>
     <w:p>
@@ -1597,167 +1887,204 @@
         <w:pStyle w:val="Heading3"/>
       </w:pPr>
       <w:r>
-        <w:t>Why the result follows</w:t>
+        <w:t>Change one thing in the pictured case</w:t>
       </w:r>
     </w:p>
     <w:p>
       <w:pPr>
-        <w:spacing w:line="336" w:lineRule="auto" w:after="180"/>
-        <w:shd w:fill="F1F6FC"/>
-      </w:pPr>
-      <w:r>
-        <w:rPr>
-          <w:b/>
-        </w:rPr>
-        <w:t>Parentheses</w:t>
-      </w:r>
-      <w:r>
-        <w:rPr>
-          <w:b w:val="0"/>
-        </w:rPr>
-        <w:t xml:space="preserve"> explicitly group an operation. Without them, Python multiplication takes priority over addition; the same numerals can therefore describe different procedures.</w:t>
+        <w:pStyle w:val="Heading3"/>
+      </w:pPr>
+      <w:r>
+        <w:t>Ask while showing the picture</w:t>
       </w:r>
     </w:p>
     <w:p>
       <w:pPr>
-        <w:pStyle w:val="Heading3"/>
-      </w:pPr>
-      <w:r>
-        <w:t>What this example does not establish</w:t>
+        <w:pStyle w:val="Heading1"/>
+      </w:pPr>
+      <w:r>
+        <w:t>03. Guide the trace, then fade the help</w:t>
       </w:r>
     </w:p>
     <w:p>
-      <w:pPr>
-        <w:pStyle w:val="Heading3"/>
-      </w:pPr>
-      <w:r>
-        <w:t>Keep the stated limit</w:t>
+      <w:r>
+        <w:t>Collect predictions before execution or feedback.</w:t>
       </w:r>
     </w:p>
     <w:p>
       <w:pPr>
-        <w:spacing w:line="336" w:lineRule="auto" w:after="180"/>
-        <w:shd w:fill="FFF5E6"/>
-      </w:pPr>
-      <w:r>
-        <w:rPr>
-          <w:b w:val="0"/>
-        </w:rPr>
-        <w:t xml:space="preserve">Arithmetic correctness does not decide which </w:t>
-      </w:r>
-      <w:r>
-        <w:rPr>
-          <w:b/>
-        </w:rPr>
-        <w:t>expression</w:t>
-      </w:r>
-      <w:r>
-        <w:rPr>
-          <w:b w:val="0"/>
-        </w:rPr>
-        <w:t xml:space="preserve"> matches a real problem; the written model must define the intended quantities.</w:t>
+        <w:pStyle w:val="Heading2"/>
+      </w:pPr>
+      <w:r>
+        <w:t>Main completion task and key</w:t>
       </w:r>
     </w:p>
     <w:p>
       <w:pPr>
-        <w:pStyle w:val="Heading3"/>
-      </w:pPr>
-      <w:r>
-        <w:t>Change one thing in the pictured case</w:t>
+        <w:spacing w:line="336" w:lineRule="auto" w:after="180"/>
+      </w:pPr>
+      <w:r>
+        <w:rPr>
+          <w:b w:val="0"/>
+        </w:rPr>
+        <w:t>Completion task: Predict 16 - 5 - 3, 16 - (5 - 3), and 18 / 3 * 2. Write the grouping, run each line and record actual results separately.</w:t>
       </w:r>
     </w:p>
     <w:p>
       <w:pPr>
-        <w:pStyle w:val="Heading3"/>
-      </w:pPr>
-      <w:r>
-        <w:t>Change one thing</w:t>
+        <w:spacing w:line="336" w:lineRule="auto" w:after="180"/>
+      </w:pPr>
+      <w:r>
+        <w:rPr>
+          <w:b w:val="0"/>
+        </w:rPr>
+        <w:t xml:space="preserve">Teacher check: (16 - 5) - 3 is 8; 16 - (5 - 3) is 14; (18 / 3) * 2 is 12.0. Record any observed discrepancy and check the saved </w:t>
+      </w:r>
+      <w:r>
+        <w:rPr>
+          <w:b/>
+        </w:rPr>
+        <w:t>expression</w:t>
+      </w:r>
+      <w:r>
+        <w:rPr>
+          <w:b w:val="0"/>
+        </w:rPr>
+        <w:t xml:space="preserve"> rather than copying expected results.</w:t>
       </w:r>
     </w:p>
     <w:p>
       <w:pPr>
         <w:spacing w:line="336" w:lineRule="auto" w:after="180"/>
-        <w:shd w:fill="F5F1FB"/>
       </w:pPr>
       <w:r>
         <w:rPr>
           <w:b w:val="0"/>
         </w:rPr>
-        <w:t xml:space="preserve">Change: Replace the final multiplier 5 with 4 in both </w:t>
+        <w:t xml:space="preserve">Start by identifying the given </w:t>
       </w:r>
       <w:r>
         <w:rPr>
           <w:b/>
         </w:rPr>
-        <w:t>expression</w:t>
+        <w:t>input</w:t>
       </w:r>
       <w:r>
         <w:rPr>
           <w:b w:val="0"/>
         </w:rPr>
-        <w:t>s.</w:t>
+        <w:t>s together. Leave the intermediate steps blank. If needed, model one step, then withdraw that help on the next step. Move to a full trace only when the partial trace is understood.</w:t>
       </w:r>
     </w:p>
     <w:p>
       <w:pPr>
-        <w:pStyle w:val="Heading3"/>
-      </w:pPr>
-      <w:r>
-        <w:t>Predicted result</w:t>
+        <w:spacing w:line="336" w:lineRule="auto" w:after="180"/>
+      </w:pPr>
+      <w:r>
+        <w:rPr>
+          <w:b w:val="0"/>
+        </w:rPr>
+        <w:t>For partners, alternate explainer and checker; collect a response from every learner before discussion.</w:t>
       </w:r>
     </w:p>
     <w:p>
       <w:pPr>
-        <w:spacing w:line="336" w:lineRule="auto" w:after="180"/>
-        <w:shd w:fill="F1F6FC"/>
-      </w:pPr>
-      <w:r>
-        <w:rPr>
-          <w:b/>
-        </w:rPr>
-        <w:t>Prediction</w:t>
-      </w:r>
-      <w:r>
-        <w:rPr>
-          <w:b w:val="0"/>
-        </w:rPr>
-        <w:t>: The first result is 11; the grouped result is 20.</w:t>
+        <w:pStyle w:val="Heading2"/>
+      </w:pPr>
+      <w:r>
+        <w:t>Individual misconception check</w:t>
       </w:r>
     </w:p>
     <w:p>
       <w:pPr>
-        <w:pStyle w:val="Heading3"/>
-      </w:pPr>
-      <w:r>
-        <w:t>Why the result follows</w:t>
+        <w:spacing w:line="336" w:lineRule="auto" w:after="180"/>
+      </w:pPr>
+      <w:r>
+        <w:rPr>
+          <w:b w:val="0"/>
+        </w:rPr>
+        <w:t xml:space="preserve">Use the worked case for </w:t>
+      </w:r>
+      <w:r>
+        <w:rPr>
+          <w:b/>
+        </w:rPr>
+        <w:t>Expression</w:t>
+      </w:r>
+      <w:r>
+        <w:rPr>
+          <w:b w:val="0"/>
+        </w:rPr>
+        <w:t xml:space="preserve">s and </w:t>
+      </w:r>
+      <w:r>
+        <w:rPr>
+          <w:b/>
+        </w:rPr>
+        <w:t>operator</w:t>
+      </w:r>
+      <w:r>
+        <w:rPr>
+          <w:b w:val="0"/>
+        </w:rPr>
+        <w:t xml:space="preserve"> order. Proposed explanation: “All operations are read left to right regardless of </w:t>
+      </w:r>
+      <w:r>
+        <w:rPr>
+          <w:b/>
+        </w:rPr>
+        <w:t>precedence</w:t>
+      </w:r>
+      <w:r>
+        <w:rPr>
+          <w:b w:val="0"/>
+        </w:rPr>
+        <w:t>”. Decide whether this explanation is supported.</w:t>
       </w:r>
     </w:p>
     <w:p>
       <w:pPr>
         <w:spacing w:line="336" w:lineRule="auto" w:after="180"/>
-        <w:shd w:fill="F1F6FC"/>
       </w:pPr>
       <w:r>
         <w:rPr>
           <w:b w:val="0"/>
         </w:rPr>
-        <w:t>Reason: 3+2*4=3+8; (3+2)*4=5*4.</w:t>
+        <w:t>Point to the step or supplied fact that decides; explain your repair if needed.</w:t>
       </w:r>
     </w:p>
     <w:p>
       <w:pPr>
-        <w:pStyle w:val="Heading3"/>
-      </w:pPr>
-      <w:r>
-        <w:t>Ask while showing the picture</w:t>
+        <w:spacing w:line="336" w:lineRule="auto" w:after="180"/>
+      </w:pPr>
+      <w:r>
+        <w:rPr>
+          <w:b w:val="0"/>
+        </w:rPr>
+        <w:t xml:space="preserve">Expected correction: Establish grouping first; only operations at the same applicable </w:t>
+      </w:r>
+      <w:r>
+        <w:rPr>
+          <w:b/>
+        </w:rPr>
+        <w:t>precedence</w:t>
+      </w:r>
+      <w:r>
+        <w:rPr>
+          <w:b w:val="0"/>
+        </w:rPr>
+        <w:t xml:space="preserve"> level group left to right here.</w:t>
       </w:r>
     </w:p>
     <w:p>
       <w:pPr>
-        <w:pStyle w:val="Heading3"/>
-      </w:pPr>
-      <w:r>
-        <w:t>Ask while showing the picture · 4</w:t>
+        <w:spacing w:line="336" w:lineRule="auto" w:after="180"/>
+      </w:pPr>
+      <w:r>
+        <w:rPr>
+          <w:b w:val="0"/>
+        </w:rPr>
+        <w:t>Collect explanations, not only yes/no votes. If a misunderstanding is common, re-model the relevant step for the class.</w:t>
       </w:r>
     </w:p>
     <w:p>
@@ -1768,75 +2095,115 @@
         <w:rPr>
           <w:b w:val="0"/>
         </w:rPr>
-        <w:t xml:space="preserve">Cover the result. Ask learners to name the </w:t>
-      </w:r>
-      <w:r>
-        <w:rPr>
-          <w:b/>
-        </w:rPr>
-        <w:t>input</w:t>
-      </w:r>
-      <w:r>
-        <w:rPr>
-          <w:b w:val="0"/>
-        </w:rPr>
-        <w:t xml:space="preserve">s and predict the next step. Uncover one step, connect the icon to the actual procedure, and explain its </w:t>
-      </w:r>
-      <w:r>
-        <w:rPr>
-          <w:b/>
-        </w:rPr>
-        <w:t>evidence</w:t>
-      </w:r>
-      <w:r>
-        <w:rPr>
-          <w:b w:val="0"/>
-        </w:rPr>
-        <w:t>. Then change the supplied condition and compare.</w:t>
+        <w:t>If it affects a few learners, give a short targeted group explanation while others solve a more demanding variation.</w:t>
       </w:r>
     </w:p>
     <w:p>
       <w:pPr>
-        <w:spacing w:line="336" w:lineRule="auto" w:after="180"/>
-      </w:pPr>
-      <w:r>
-        <w:rPr>
-          <w:b w:val="0"/>
-        </w:rPr>
-        <w:t>The picture is a representation; it does not document execution of a real AI model.</w:t>
+        <w:pStyle w:val="Heading2"/>
+      </w:pPr>
+      <w:r>
+        <w:t>Pictorial question and changed-case key</w:t>
       </w:r>
     </w:p>
     <w:p>
       <w:pPr>
-        <w:pStyle w:val="Heading1"/>
-      </w:pPr>
-      <w:r>
-        <w:t>03. Demonstrate and guide practice</w:t>
+        <w:spacing w:line="336" w:lineRule="auto" w:after="180"/>
+      </w:pPr>
+      <w:r>
+        <w:rPr>
+          <w:b w:val="0"/>
+        </w:rPr>
+        <w:t xml:space="preserve">Trace the operation order in both </w:t>
+      </w:r>
+      <w:r>
+        <w:rPr>
+          <w:b/>
+        </w:rPr>
+        <w:t>expression</w:t>
+      </w:r>
+      <w:r>
+        <w:rPr>
+          <w:b w:val="0"/>
+        </w:rPr>
+        <w:t xml:space="preserve">s. Identify which picture step changes with </w:t>
+      </w:r>
+      <w:r>
+        <w:rPr>
+          <w:b/>
+        </w:rPr>
+        <w:t>parentheses</w:t>
+      </w:r>
+      <w:r>
+        <w:rPr>
+          <w:b w:val="0"/>
+        </w:rPr>
+        <w:t xml:space="preserve"> and predict both results when the multiplier becomes four.</w:t>
       </w:r>
     </w:p>
     <w:p>
-      <w:r>
-        <w:t>Demonstrate Expressions and operator order, reduce support deliberately and check individual reasoning before discussing answers.</w:t>
+      <w:pPr>
+        <w:spacing w:line="336" w:lineRule="auto" w:after="180"/>
+      </w:pPr>
+      <w:r>
+        <w:rPr>
+          <w:b w:val="0"/>
+        </w:rPr>
+        <w:t>Without grouping, multiply before adding: 13. With grouping, add before multiplying: 25. Changing the multiplier to 4 gives 11 and 20 respectively.</w:t>
       </w:r>
     </w:p>
     <w:p>
       <w:pPr>
-        <w:pStyle w:val="Heading3"/>
-      </w:pPr>
-      <w:r>
-        <w:t>Choose the pacing route</w:t>
+        <w:spacing w:line="336" w:lineRule="auto" w:after="180"/>
+      </w:pPr>
+      <w:r>
+        <w:rPr>
+          <w:b w:val="0"/>
+        </w:rPr>
+        <w:t>Changed-case reasoning: The first result is 11; the grouped result is 20. 3+2*4=3+8; (3+2)*4=5*4.</w:t>
       </w:r>
     </w:p>
     <w:p>
       <w:pPr>
         <w:spacing w:line="336" w:lineRule="auto" w:after="180"/>
-        <w:shd w:fill="F1F6F8"/>
       </w:pPr>
       <w:r>
         <w:rPr>
           <w:b w:val="0"/>
         </w:rPr>
-        <w:t>Compact alternative: this two-session sequence covers selected core tasks. Use the three-session weekly plan for the full lesson, independent transfer, feedback and project work; allow extra time for extensions.</w:t>
+        <w:t xml:space="preserve">Collect each learner’s explanation before discussion. Use the first missing connection between </w:t>
+      </w:r>
+      <w:r>
+        <w:rPr>
+          <w:b/>
+        </w:rPr>
+        <w:t>input</w:t>
+      </w:r>
+      <w:r>
+        <w:rPr>
+          <w:b w:val="0"/>
+        </w:rPr>
+        <w:t xml:space="preserve">, deciding step and result to choose support. This question is worked-case practice, not fresh mastery </w:t>
+      </w:r>
+      <w:r>
+        <w:rPr>
+          <w:b/>
+        </w:rPr>
+        <w:t>evidence</w:t>
+      </w:r>
+      <w:r>
+        <w:rPr>
+          <w:b w:val="0"/>
+        </w:rPr>
+        <w:t>.</w:t>
+      </w:r>
+    </w:p>
+    <w:p>
+      <w:pPr>
+        <w:pStyle w:val="Heading2"/>
+      </w:pPr>
+      <w:r>
+        <w:t>Support and alternative plan · reference / check after trying</w:t>
       </w:r>
     </w:p>
     <w:tbl>
@@ -2122,30 +2489,29 @@
     </w:p>
     <w:p>
       <w:pPr>
-        <w:pStyle w:val="Heading3"/>
-      </w:pPr>
-      <w:r>
-        <w:t>Reduce help deliberately</w:t>
+        <w:pStyle w:val="Heading2"/>
+      </w:pPr>
+      <w:r>
+        <w:t>Earlier wording, alternatives and picture transcripts · reference / check after trying</w:t>
       </w:r>
     </w:p>
     <w:p>
       <w:pPr>
-        <w:pStyle w:val="Heading3"/>
-      </w:pPr>
-      <w:r>
-        <w:t>Completion practice</w:t>
+        <w:spacing w:line="336" w:lineRule="auto" w:after="180"/>
+      </w:pPr>
+      <w:r>
+        <w:rPr>
+          <w:b w:val="0"/>
+        </w:rPr>
+        <w:t>Compact alternative: this two-session sequence covers selected core tasks. Use the three-session weekly plan for the full lesson, independent transfer, feedback and project work; allow extra time for extensions.</w:t>
       </w:r>
     </w:p>
     <w:p>
       <w:pPr>
-        <w:spacing w:line="336" w:lineRule="auto" w:after="180"/>
-        <w:shd w:fill="F5F1FB"/>
-      </w:pPr>
-      <w:r>
-        <w:rPr>
-          <w:b w:val="0"/>
-        </w:rPr>
-        <w:t>Completion task: Predict 16 - 5 - 3, 16 - (5 - 3), and 18 / 3 * 2. Write the grouping, run each line and record actual results separately.</w:t>
+        <w:pStyle w:val="Heading3"/>
+      </w:pPr>
+      <w:r>
+        <w:t>Reduce help deliberately</w:t>
       </w:r>
     </w:p>
     <w:p>
@@ -2153,120 +2519,44 @@
         <w:pStyle w:val="Heading3"/>
       </w:pPr>
       <w:r>
-        <w:t>Reasoning to listen for</w:t>
+        <w:t>Individual reasoning check</w:t>
       </w:r>
     </w:p>
     <w:p>
       <w:pPr>
-        <w:spacing w:line="336" w:lineRule="auto" w:after="180"/>
-        <w:shd w:fill="F1F6FC"/>
-      </w:pPr>
-      <w:r>
-        <w:rPr>
-          <w:b w:val="0"/>
-        </w:rPr>
-        <w:t xml:space="preserve">Teacher check: (16 - 5) - 3 is 8; 16 - (5 - 3) is 14; (18 / 3) * 2 is 12.0. Record any observed discrepancy and check the saved </w:t>
-      </w:r>
-      <w:r>
-        <w:rPr>
-          <w:b/>
-        </w:rPr>
-        <w:t>expression</w:t>
-      </w:r>
-      <w:r>
-        <w:rPr>
-          <w:b w:val="0"/>
-        </w:rPr>
-        <w:t xml:space="preserve"> rather than copying expected results.</w:t>
+        <w:pStyle w:val="Heading3"/>
+      </w:pPr>
+      <w:r>
+        <w:t>Pictorial practice question</w:t>
       </w:r>
     </w:p>
     <w:p>
       <w:pPr>
-        <w:spacing w:line="336" w:lineRule="auto" w:after="180"/>
-      </w:pPr>
-      <w:r>
-        <w:rPr>
-          <w:b w:val="0"/>
-        </w:rPr>
-        <w:t xml:space="preserve">Start by identifying the given </w:t>
-      </w:r>
-      <w:r>
-        <w:rPr>
-          <w:b/>
-        </w:rPr>
-        <w:t>input</w:t>
-      </w:r>
-      <w:r>
-        <w:rPr>
-          <w:b w:val="0"/>
-        </w:rPr>
-        <w:t>s together. Leave the intermediate steps blank. If needed, model one step, then withdraw that help on the next step. Move to a full trace only when the partial trace is understood.</w:t>
+        <w:pStyle w:val="Heading3"/>
+      </w:pPr>
+      <w:r>
+        <w:t>Reasoned teacher answer</w:t>
       </w:r>
     </w:p>
     <w:p>
       <w:pPr>
-        <w:spacing w:line="336" w:lineRule="auto" w:after="180"/>
-      </w:pPr>
-      <w:r>
-        <w:rPr>
-          <w:b w:val="0"/>
-        </w:rPr>
-        <w:t>For partners, alternate explainer and checker; collect a response from every learner before discussion.</w:t>
+        <w:pStyle w:val="Heading1"/>
+      </w:pPr>
+      <w:r>
+        <w:t>04. Run the complete supplied investigation</w:t>
       </w:r>
     </w:p>
     <w:p>
-      <w:pPr>
-        <w:pStyle w:val="Heading3"/>
-      </w:pPr>
-      <w:r>
-        <w:t>Individual reasoning check</w:t>
+      <w:r>
+        <w:t>Preserve expected, observed and paper-trace records.</w:t>
       </w:r>
     </w:p>
     <w:p>
       <w:pPr>
-        <w:spacing w:line="336" w:lineRule="auto" w:after="180"/>
-      </w:pPr>
-      <w:r>
-        <w:rPr>
-          <w:b w:val="0"/>
-        </w:rPr>
-        <w:t xml:space="preserve">Use the worked case for </w:t>
-      </w:r>
-      <w:r>
-        <w:rPr>
-          <w:b/>
-        </w:rPr>
-        <w:t>Expression</w:t>
-      </w:r>
-      <w:r>
-        <w:rPr>
-          <w:b w:val="0"/>
-        </w:rPr>
-        <w:t xml:space="preserve">s and </w:t>
-      </w:r>
-      <w:r>
-        <w:rPr>
-          <w:b/>
-        </w:rPr>
-        <w:t>operator</w:t>
-      </w:r>
-      <w:r>
-        <w:rPr>
-          <w:b w:val="0"/>
-        </w:rPr>
-        <w:t xml:space="preserve"> order. Proposed explanation: “All operations are read left to right regardless of </w:t>
-      </w:r>
-      <w:r>
-        <w:rPr>
-          <w:b/>
-        </w:rPr>
-        <w:t>precedence</w:t>
-      </w:r>
-      <w:r>
-        <w:rPr>
-          <w:b w:val="0"/>
-        </w:rPr>
-        <w:t>”. Decide whether this explanation is supported.</w:t>
+        <w:pStyle w:val="Heading2"/>
+      </w:pPr>
+      <w:r>
+        <w:t>Supplied case materials and checked guidance</w:t>
       </w:r>
     </w:p>
     <w:p>
@@ -2277,27 +2567,38 @@
         <w:rPr>
           <w:b w:val="0"/>
         </w:rPr>
-        <w:t>Point to the step or supplied fact that decides; explain your repair if needed.</w:t>
+        <w:t>W2 outputs 8, 14, 12.0 from stated grouping. 17/5=3.4,17//5=3,17%5=2; whole-count interpretation assumes nonnegative counters and positive group size. Zero divisor raises ZeroDivisionError. Selected independent outputs 4, 18, then 3.4 3 2; grouped remainder (17+5)%5=2. Explain precedence and prior exposure rather than award independence for a memorised number. Earlier W4 task has its own quantities.</w:t>
       </w:r>
     </w:p>
     <w:p>
       <w:pPr>
-        <w:pStyle w:val="Heading3"/>
-      </w:pPr>
-      <w:r>
-        <w:t>Expected repair</w:t>
+        <w:pStyle w:val="Heading2"/>
+      </w:pPr>
+      <w:r>
+        <w:t>Diagnose misconceptions</w:t>
       </w:r>
     </w:p>
     <w:p>
       <w:pPr>
         <w:spacing w:line="336" w:lineRule="auto" w:after="180"/>
-        <w:shd w:fill="F1F6FC"/>
       </w:pPr>
       <w:r>
         <w:rPr>
           <w:b w:val="0"/>
         </w:rPr>
-        <w:t xml:space="preserve">Expected correction: Establish grouping first; only operations at the same applicable </w:t>
+        <w:t xml:space="preserve">All operations are read left to right regardless of </w:t>
+      </w:r>
+      <w:r>
+        <w:rPr>
+          <w:b/>
+        </w:rPr>
+        <w:t>precedence</w:t>
+      </w:r>
+      <w:r>
+        <w:rPr>
+          <w:b w:val="0"/>
+        </w:rPr>
+        <w:t xml:space="preserve">: Establish grouping first; only operations at the same applicable </w:t>
       </w:r>
       <w:r>
         <w:rPr>
@@ -2318,9 +2619,27 @@
       </w:pPr>
       <w:r>
         <w:rPr>
+          <w:b/>
+        </w:rPr>
+        <w:t>Parentheses</w:t>
+      </w:r>
+      <w:r>
+        <w:rPr>
           <w:b w:val="0"/>
         </w:rPr>
-        <w:t>Collect explanations, not only yes/no votes. If a misunderstanding is common, re-model the relevant step for the class.</w:t>
+        <w:t xml:space="preserve"> never change a value: Compare the two packs </w:t>
+      </w:r>
+      <w:r>
+        <w:rPr>
+          <w:b/>
+        </w:rPr>
+        <w:t>expression</w:t>
+      </w:r>
+      <w:r>
+        <w:rPr>
+          <w:b w:val="0"/>
+        </w:rPr>
+        <w:t>s and their different stories.</w:t>
       </w:r>
     </w:p>
     <w:p>
@@ -2331,15 +2650,30 @@
         <w:rPr>
           <w:b w:val="0"/>
         </w:rPr>
-        <w:t>If it affects a few learners, give a short targeted group explanation while others solve a more demanding variation.</w:t>
+        <w:t>Ordinary division always returns an integer: / produces a float for these integer operands.</w:t>
       </w:r>
     </w:p>
     <w:p>
       <w:pPr>
-        <w:pStyle w:val="Heading3"/>
-      </w:pPr>
-      <w:r>
-        <w:t>Pictorial practice question</w:t>
+        <w:spacing w:line="336" w:lineRule="auto" w:after="180"/>
+      </w:pPr>
+      <w:r>
+        <w:rPr>
+          <w:b w:val="0"/>
+        </w:rPr>
+        <w:t xml:space="preserve">A </w:t>
+      </w:r>
+      <w:r>
+        <w:rPr>
+          <w:b/>
+        </w:rPr>
+        <w:t>remainder</w:t>
+      </w:r>
+      <w:r>
+        <w:rPr>
+          <w:b w:val="0"/>
+        </w:rPr>
+        <w:t xml:space="preserve"> can be as large as the group size: For this positive whole-group case, another complete group would then be possible.</w:t>
       </w:r>
     </w:p>
     <w:p>
@@ -2350,250 +2684,39 @@
         <w:rPr>
           <w:b w:val="0"/>
         </w:rPr>
-        <w:t xml:space="preserve">Trace the operation order in both </w:t>
+        <w:t xml:space="preserve">Use Section 9 for the </w:t>
       </w:r>
       <w:r>
         <w:rPr>
           <w:b/>
         </w:rPr>
-        <w:t>expression</w:t>
+        <w:t>evidence</w:t>
       </w:r>
       <w:r>
         <w:rPr>
           <w:b w:val="0"/>
         </w:rPr>
-        <w:t xml:space="preserve">s. Identify which picture step changes with </w:t>
+        <w:t xml:space="preserve"> ledger. Add a boundary or missing-</w:t>
       </w:r>
       <w:r>
         <w:rPr>
           <w:b/>
         </w:rPr>
-        <w:t>parentheses</w:t>
+        <w:t>input</w:t>
       </w:r>
       <w:r>
         <w:rPr>
           <w:b w:val="0"/>
         </w:rPr>
-        <w:t xml:space="preserve"> and predict both results when the multiplier becomes four.</w:t>
+        <w:t xml:space="preserve"> case and record the expected response before checking. More successful repeats of one case do not establish wider coverage.</w:t>
       </w:r>
     </w:p>
     <w:p>
       <w:pPr>
-        <w:pStyle w:val="Heading3"/>
-      </w:pPr>
-      <w:r>
-        <w:t>Reasoned teacher answer</w:t>
-      </w:r>
-    </w:p>
-    <w:p>
-      <w:pPr>
-        <w:spacing w:line="336" w:lineRule="auto" w:after="180"/>
-      </w:pPr>
-      <w:r>
-        <w:rPr>
-          <w:b w:val="0"/>
-        </w:rPr>
-        <w:t>Without grouping, multiply before adding: 13. With grouping, add before multiplying: 25. Changing the multiplier to 4 gives 11 and 20 respectively.</w:t>
-      </w:r>
-    </w:p>
-    <w:p>
-      <w:pPr>
-        <w:spacing w:line="336" w:lineRule="auto" w:after="180"/>
-      </w:pPr>
-      <w:r>
-        <w:rPr>
-          <w:b w:val="0"/>
-        </w:rPr>
-        <w:t>Changed-case reasoning: The first result is 11; the grouped result is 20. 3+2*4=3+8; (3+2)*4=5*4.</w:t>
-      </w:r>
-    </w:p>
-    <w:p>
-      <w:pPr>
-        <w:spacing w:line="336" w:lineRule="auto" w:after="180"/>
-      </w:pPr>
-      <w:r>
-        <w:rPr>
-          <w:b w:val="0"/>
-        </w:rPr>
-        <w:t xml:space="preserve">Collect each learner’s explanation before discussion. Use the first missing connection between </w:t>
-      </w:r>
-      <w:r>
-        <w:rPr>
-          <w:b/>
-        </w:rPr>
-        <w:t>input</w:t>
-      </w:r>
-      <w:r>
-        <w:rPr>
-          <w:b w:val="0"/>
-        </w:rPr>
-        <w:t xml:space="preserve">, deciding step and result to choose support. This question is worked-case practice, not fresh mastery </w:t>
-      </w:r>
-      <w:r>
-        <w:rPr>
-          <w:b/>
-        </w:rPr>
-        <w:t>evidence</w:t>
-      </w:r>
-      <w:r>
-        <w:rPr>
-          <w:b w:val="0"/>
-        </w:rPr>
-        <w:t>.</w:t>
-      </w:r>
-    </w:p>
-    <w:p>
-      <w:pPr>
-        <w:pStyle w:val="Heading1"/>
-      </w:pPr>
-      <w:r>
-        <w:t>04. Run the investigation and diagnose misconceptions</w:t>
-      </w:r>
-    </w:p>
-    <w:p>
-      <w:r>
-        <w:t>Run the Expressions and operator order investigation and use the first unsupported step to choose a teaching response.</w:t>
-      </w:r>
-    </w:p>
-    <w:p>
-      <w:pPr>
-        <w:spacing w:line="336" w:lineRule="auto" w:after="180"/>
-      </w:pPr>
-      <w:r>
-        <w:rPr>
-          <w:b w:val="0"/>
-        </w:rPr>
-        <w:t xml:space="preserve">All operations are read left to right regardless of </w:t>
-      </w:r>
-      <w:r>
-        <w:rPr>
-          <w:b/>
-        </w:rPr>
-        <w:t>precedence</w:t>
-      </w:r>
-      <w:r>
-        <w:rPr>
-          <w:b w:val="0"/>
-        </w:rPr>
-        <w:t xml:space="preserve">: Establish grouping first; only operations at the same applicable </w:t>
-      </w:r>
-      <w:r>
-        <w:rPr>
-          <w:b/>
-        </w:rPr>
-        <w:t>precedence</w:t>
-      </w:r>
-      <w:r>
-        <w:rPr>
-          <w:b w:val="0"/>
-        </w:rPr>
-        <w:t xml:space="preserve"> level group left to right here.</w:t>
-      </w:r>
-    </w:p>
-    <w:p>
-      <w:pPr>
-        <w:spacing w:line="336" w:lineRule="auto" w:after="180"/>
-      </w:pPr>
-      <w:r>
-        <w:rPr>
-          <w:b/>
-        </w:rPr>
-        <w:t>Parentheses</w:t>
-      </w:r>
-      <w:r>
-        <w:rPr>
-          <w:b w:val="0"/>
-        </w:rPr>
-        <w:t xml:space="preserve"> never change a value: Compare the two packs </w:t>
-      </w:r>
-      <w:r>
-        <w:rPr>
-          <w:b/>
-        </w:rPr>
-        <w:t>expression</w:t>
-      </w:r>
-      <w:r>
-        <w:rPr>
-          <w:b w:val="0"/>
-        </w:rPr>
-        <w:t>s and their different stories.</w:t>
-      </w:r>
-    </w:p>
-    <w:p>
-      <w:pPr>
-        <w:spacing w:line="336" w:lineRule="auto" w:after="180"/>
-      </w:pPr>
-      <w:r>
-        <w:rPr>
-          <w:b w:val="0"/>
-        </w:rPr>
-        <w:t>Ordinary division always returns an integer: / produces a float for these integer operands.</w:t>
-      </w:r>
-    </w:p>
-    <w:p>
-      <w:pPr>
-        <w:spacing w:line="336" w:lineRule="auto" w:after="180"/>
-      </w:pPr>
-      <w:r>
-        <w:rPr>
-          <w:b w:val="0"/>
-        </w:rPr>
-        <w:t xml:space="preserve">A </w:t>
-      </w:r>
-      <w:r>
-        <w:rPr>
-          <w:b/>
-        </w:rPr>
-        <w:t>remainder</w:t>
-      </w:r>
-      <w:r>
-        <w:rPr>
-          <w:b w:val="0"/>
-        </w:rPr>
-        <w:t xml:space="preserve"> can be as large as the group size: For this positive whole-group case, another complete group would then be possible.</w:t>
-      </w:r>
-    </w:p>
-    <w:p>
-      <w:pPr>
-        <w:spacing w:line="336" w:lineRule="auto" w:after="180"/>
-      </w:pPr>
-      <w:r>
-        <w:rPr>
-          <w:b w:val="0"/>
-        </w:rPr>
-        <w:t xml:space="preserve">Use Section 9 for the </w:t>
-      </w:r>
-      <w:r>
-        <w:rPr>
-          <w:b/>
-        </w:rPr>
-        <w:t>evidence</w:t>
-      </w:r>
-      <w:r>
-        <w:rPr>
-          <w:b w:val="0"/>
-        </w:rPr>
-        <w:t xml:space="preserve"> ledger. Add a boundary or missing-</w:t>
-      </w:r>
-      <w:r>
-        <w:rPr>
-          <w:b/>
-        </w:rPr>
-        <w:t>input</w:t>
-      </w:r>
-      <w:r>
-        <w:rPr>
-          <w:b w:val="0"/>
-        </w:rPr>
-        <w:t xml:space="preserve"> case and record the expected response before checking. More successful repeats of one case do not establish wider coverage.</w:t>
-      </w:r>
-    </w:p>
-    <w:p>
-      <w:pPr>
-        <w:pStyle w:val="Heading3"/>
-      </w:pPr>
-      <w:r>
-        <w:t>Match the support to the first error</w:t>
+        <w:pStyle w:val="Heading2"/>
+      </w:pPr>
+      <w:r>
+        <w:t>Choose accessible support</w:t>
       </w:r>
     </w:p>
     <w:tbl>
@@ -2766,491 +2889,44 @@
     </w:p>
     <w:p>
       <w:pPr>
-        <w:pStyle w:val="Heading1"/>
-      </w:pPr>
-      <w:r>
-        <w:t>05. Assess and explain the answers</w:t>
+        <w:pStyle w:val="Heading2"/>
+      </w:pPr>
+      <w:r>
+        <w:t>Earlier wording, alternatives and picture transcripts · reference / check after trying</w:t>
       </w:r>
     </w:p>
     <w:p>
-      <w:r>
-        <w:t>Use the Expressions and operator order questions, teacher keys and criteria after the relevant attempts. Previously discussed cases are practice; protect the separately selected independent task.</w:t>
+      <w:pPr>
+        <w:pStyle w:val="Heading3"/>
+      </w:pPr>
+      <w:r>
+        <w:t>Match the support to the first error</w:t>
       </w:r>
     </w:p>
     <w:p>
       <w:pPr>
-        <w:pStyle w:val="Heading3"/>
-      </w:pPr>
-      <w:r>
-        <w:t>Guided and exit questions</w:t>
+        <w:pStyle w:val="Heading1"/>
+      </w:pPr>
+      <w:r>
+        <w:t>05. Assess the selected bridge transfer task</w:t>
       </w:r>
     </w:p>
     <w:p>
-      <w:pPr>
-        <w:spacing w:line="336" w:lineRule="auto" w:after="180"/>
-      </w:pPr>
-      <w:r>
-        <w:rPr>
-          <w:b w:val="0"/>
-        </w:rPr>
-        <w:t xml:space="preserve">In 18 - 4 * 3 multiplication groups first, giving 18 - 12 = 6. In (18 - 4) * 3 the </w:t>
-      </w:r>
-      <w:r>
-        <w:rPr>
-          <w:b/>
-        </w:rPr>
-        <w:t>parentheses</w:t>
-      </w:r>
-      <w:r>
-        <w:rPr>
-          <w:b w:val="0"/>
-        </w:rPr>
-        <w:t xml:space="preserve"> give 14 * 3 = 42.</w:t>
+      <w:r>
+        <w:t>If a learner has seen this exact case, use a fresh parallel input and record exposure/support.</w:t>
       </w:r>
     </w:p>
     <w:p>
       <w:pPr>
-        <w:spacing w:line="336" w:lineRule="auto" w:after="180"/>
-      </w:pPr>
-      <w:r>
-        <w:rPr>
-          <w:b w:val="0"/>
-        </w:rPr>
-        <w:t>Exit: 23 // 4 gives 5 trays and 23 % 4 gives 3 tiles; 5 * 4 + 3 = 23. / gives 5.75, a ratio rather than both requested whole-number counts.</w:t>
+        <w:pStyle w:val="Heading2"/>
+      </w:pPr>
+      <w:r>
+        <w:t>Selected independent task and checked key</w:t>
       </w:r>
     </w:p>
     <w:p>
       <w:pPr>
-        <w:pStyle w:val="Heading3"/>
-      </w:pPr>
-      <w:r>
-        <w:t>W1 State the intended grouping</w:t>
-      </w:r>
-    </w:p>
-    <w:p>
-      <w:pPr>
-        <w:pStyle w:val="Heading3"/>
-      </w:pPr>
-      <w:r>
-        <w:t>Workbook question · W1</w:t>
-      </w:r>
-    </w:p>
-    <w:p>
-      <w:pPr>
         <w:spacing w:line="336" w:lineRule="auto" w:after="180"/>
-        <w:shd w:fill="F5F1FB"/>
-      </w:pPr>
-      <w:r>
-        <w:rPr>
-          <w:b w:val="0"/>
-        </w:rPr>
-        <w:t xml:space="preserve">Write an </w:t>
-      </w:r>
-      <w:r>
-        <w:rPr>
-          <w:b/>
-        </w:rPr>
-        <w:t>expression</w:t>
-      </w:r>
-      <w:r>
-        <w:rPr>
-          <w:b w:val="0"/>
-        </w:rPr>
-        <w:t xml:space="preserve"> for three packs of eight counters plus two loose counters. Explain why adding two within the </w:t>
-      </w:r>
-      <w:r>
-        <w:rPr>
-          <w:b/>
-        </w:rPr>
-        <w:t>parentheses</w:t>
-      </w:r>
-      <w:r>
-        <w:rPr>
-          <w:b w:val="0"/>
-        </w:rPr>
-        <w:t xml:space="preserve"> for every pack describes a different situation.</w:t>
-      </w:r>
-    </w:p>
-    <w:p>
-      <w:pPr>
-        <w:pStyle w:val="Heading3"/>
-      </w:pPr>
-      <w:r>
-        <w:t>Teacher reasoning · W1</w:t>
-      </w:r>
-    </w:p>
-    <w:p>
-      <w:pPr>
-        <w:spacing w:line="336" w:lineRule="auto" w:after="180"/>
-        <w:shd w:fill="F1F6FC"/>
-      </w:pPr>
-      <w:r>
-        <w:rPr>
-          <w:b w:val="0"/>
-        </w:rPr>
-        <w:t>3 * 8 + 2 or (3 * 8) + 2 gives 26. 3 * (8 + 2) gives 30 and adds two to each of three packs, not two once.</w:t>
-      </w:r>
-    </w:p>
-    <w:p>
-      <w:pPr>
-        <w:pStyle w:val="Heading3"/>
-      </w:pPr>
-      <w:r>
-        <w:t>W2 Predict then test expressions</w:t>
-      </w:r>
-    </w:p>
-    <w:p>
-      <w:pPr>
-        <w:pStyle w:val="Heading3"/>
-      </w:pPr>
-      <w:r>
-        <w:t>Workbook question · W2</w:t>
-      </w:r>
-    </w:p>
-    <w:p>
-      <w:pPr>
-        <w:spacing w:line="336" w:lineRule="auto" w:after="180"/>
-        <w:shd w:fill="F5F1FB"/>
-      </w:pPr>
-      <w:r>
-        <w:rPr>
-          <w:b w:val="0"/>
-        </w:rPr>
-        <w:t>Predict 16 - 5 - 3, 16 - (5 - 3), and 18 / 3 * 2. Write the grouping, run each line and record actual results separately.</w:t>
-      </w:r>
-    </w:p>
-    <w:p>
-      <w:pPr>
-        <w:pStyle w:val="Heading3"/>
-      </w:pPr>
-      <w:r>
-        <w:t>Teacher reasoning · W2</w:t>
-      </w:r>
-    </w:p>
-    <w:p>
-      <w:pPr>
-        <w:spacing w:line="336" w:lineRule="auto" w:after="180"/>
-        <w:shd w:fill="F1F6FC"/>
-      </w:pPr>
-      <w:r>
-        <w:rPr>
-          <w:b w:val="0"/>
-        </w:rPr>
-        <w:t xml:space="preserve">(16 - 5) - 3 is 8; 16 - (5 - 3) is 14; (18 / 3) * 2 is 12.0. Record any observed discrepancy and check the saved </w:t>
-      </w:r>
-      <w:r>
-        <w:rPr>
-          <w:b/>
-        </w:rPr>
-        <w:t>expression</w:t>
-      </w:r>
-      <w:r>
-        <w:rPr>
-          <w:b w:val="0"/>
-        </w:rPr>
-        <w:t xml:space="preserve"> rather than copying expected results.</w:t>
-      </w:r>
-    </w:p>
-    <w:p>
-      <w:pPr>
-        <w:pStyle w:val="Heading3"/>
-      </w:pPr>
-      <w:r>
-        <w:t>W3 Explain whole groups</w:t>
-      </w:r>
-    </w:p>
-    <w:p>
-      <w:pPr>
-        <w:pStyle w:val="Heading3"/>
-      </w:pPr>
-      <w:r>
-        <w:t>Workbook question · W3</w:t>
-      </w:r>
-    </w:p>
-    <w:p>
-      <w:pPr>
-        <w:spacing w:line="336" w:lineRule="auto" w:after="180"/>
-        <w:shd w:fill="F5F1FB"/>
-      </w:pPr>
-      <w:r>
-        <w:rPr>
-          <w:b w:val="0"/>
-        </w:rPr>
-        <w:t xml:space="preserve">For 17 counters in groups of 5, explain /, // and %. Show a multiplication-and-addition check for the complete groups and </w:t>
-      </w:r>
-      <w:r>
-        <w:rPr>
-          <w:b/>
-        </w:rPr>
-        <w:t>remainder</w:t>
-      </w:r>
-      <w:r>
-        <w:rPr>
-          <w:b w:val="0"/>
-        </w:rPr>
-        <w:t>.</w:t>
-      </w:r>
-    </w:p>
-    <w:p>
-      <w:pPr>
-        <w:pStyle w:val="Heading3"/>
-      </w:pPr>
-      <w:r>
-        <w:t>Teacher reasoning · W3</w:t>
-      </w:r>
-    </w:p>
-    <w:p>
-      <w:pPr>
-        <w:spacing w:line="336" w:lineRule="auto" w:after="180"/>
-        <w:shd w:fill="F1F6FC"/>
-      </w:pPr>
-      <w:r>
-        <w:rPr>
-          <w:b w:val="0"/>
-        </w:rPr>
-        <w:t xml:space="preserve">/ gives 3.4; // gives 3; % gives 2. The reconstruction is 3 * 5 + 2 = 17, with </w:t>
-      </w:r>
-      <w:r>
-        <w:rPr>
-          <w:b/>
-        </w:rPr>
-        <w:t>remainder</w:t>
-      </w:r>
-      <w:r>
-        <w:rPr>
-          <w:b w:val="0"/>
-        </w:rPr>
-        <w:t xml:space="preserve"> 2 less than group size 5. Only three complete groups can be made.</w:t>
-      </w:r>
-    </w:p>
-    <w:p>
-      <w:pPr>
-        <w:pStyle w:val="Heading3"/>
-      </w:pPr>
-      <w:r>
-        <w:t>W4 Translate a new situation independently</w:t>
-      </w:r>
-    </w:p>
-    <w:p>
-      <w:pPr>
-        <w:pStyle w:val="Heading3"/>
-      </w:pPr>
-      <w:r>
-        <w:t>Workbook question · W4</w:t>
-      </w:r>
-    </w:p>
-    <w:p>
-      <w:pPr>
-        <w:spacing w:line="336" w:lineRule="auto" w:after="180"/>
-        <w:shd w:fill="F5F1FB"/>
-      </w:pPr>
-      <w:r>
-        <w:rPr>
-          <w:b w:val="0"/>
-        </w:rPr>
-        <w:t xml:space="preserve">Four trays hold six tiles each and five tiles are loose. Write and evaluate the total </w:t>
-      </w:r>
-      <w:r>
-        <w:rPr>
-          <w:b/>
-        </w:rPr>
-        <w:t>expression</w:t>
-      </w:r>
-      <w:r>
-        <w:rPr>
-          <w:b w:val="0"/>
-        </w:rPr>
-        <w:t xml:space="preserve">. Then pack the total into complete groups of four and find the </w:t>
-      </w:r>
-      <w:r>
-        <w:rPr>
-          <w:b/>
-        </w:rPr>
-        <w:t>remainder</w:t>
-      </w:r>
-      <w:r>
-        <w:rPr>
-          <w:b w:val="0"/>
-        </w:rPr>
-        <w:t>. Explain why 4 * (6 + 5) is wrong for this story.</w:t>
-      </w:r>
-    </w:p>
-    <w:p>
-      <w:pPr>
-        <w:pStyle w:val="Heading3"/>
-      </w:pPr>
-      <w:r>
-        <w:t>Teacher reasoning · W4</w:t>
-      </w:r>
-    </w:p>
-    <w:p>
-      <w:pPr>
-        <w:spacing w:line="336" w:lineRule="auto" w:after="180"/>
-        <w:shd w:fill="F1F6FC"/>
-      </w:pPr>
-      <w:r>
-        <w:rPr>
-          <w:b w:val="0"/>
-        </w:rPr>
-        <w:t>4 * 6 + 5 gives 29 tiles; 29 // 4 gives 7 groups and 29 % 4 gives 1 left. 7 * 4 + 1 reconstructs 29. 4 * (6 + 5) gives 44, adding five to every tray instead of once.</w:t>
-      </w:r>
-    </w:p>
-    <w:p>
-      <w:pPr>
-        <w:pStyle w:val="Heading3"/>
-      </w:pPr>
-      <w:r>
-        <w:t>W5 Check a limit</w:t>
-      </w:r>
-    </w:p>
-    <w:p>
-      <w:pPr>
-        <w:pStyle w:val="Heading3"/>
-      </w:pPr>
-      <w:r>
-        <w:t>Workbook question · W5</w:t>
-      </w:r>
-    </w:p>
-    <w:p>
-      <w:pPr>
-        <w:spacing w:line="336" w:lineRule="auto" w:after="180"/>
-        <w:shd w:fill="F5F1FB"/>
-      </w:pPr>
-      <w:r>
-        <w:rPr>
-          <w:b w:val="0"/>
-        </w:rPr>
-        <w:t xml:space="preserve">Explain why a group size of zero must be excluded. State the assumptions that let complete groups and a </w:t>
-      </w:r>
-      <w:r>
-        <w:rPr>
-          <w:b/>
-        </w:rPr>
-        <w:t>remainder</w:t>
-      </w:r>
-      <w:r>
-        <w:rPr>
-          <w:b w:val="0"/>
-        </w:rPr>
-        <w:t xml:space="preserve"> describe the packing task.</w:t>
-      </w:r>
-    </w:p>
-    <w:p>
-      <w:pPr>
-        <w:pStyle w:val="Heading3"/>
-      </w:pPr>
-      <w:r>
-        <w:t>Teacher reasoning · W5</w:t>
-      </w:r>
-    </w:p>
-    <w:p>
-      <w:pPr>
-        <w:spacing w:line="336" w:lineRule="auto" w:after="180"/>
-        <w:shd w:fill="F1F6FC"/>
-      </w:pPr>
-      <w:r>
-        <w:rPr>
-          <w:b w:val="0"/>
-        </w:rPr>
-        <w:t>A zero-size group cannot define how many groups consume the counters; Python division by zero raises ZeroDivisionError.</w:t>
-      </w:r>
-    </w:p>
-    <w:p>
-      <w:pPr>
-        <w:spacing w:line="336" w:lineRule="auto" w:after="180"/>
-        <w:shd w:fill="F1F6FC"/>
-      </w:pPr>
-      <w:r>
-        <w:rPr>
-          <w:b w:val="0"/>
-        </w:rPr>
-        <w:t xml:space="preserve">The physical task uses whole nonnegative counters and a positive whole group size, so the </w:t>
-      </w:r>
-      <w:r>
-        <w:rPr>
-          <w:b/>
-        </w:rPr>
-        <w:t>remainder</w:t>
-      </w:r>
-      <w:r>
-        <w:rPr>
-          <w:b w:val="0"/>
-        </w:rPr>
-        <w:t xml:space="preserve"> is between zero and one less than group size.</w:t>
-      </w:r>
-    </w:p>
-    <w:p>
-      <w:pPr>
-        <w:pStyle w:val="Heading3"/>
-      </w:pPr>
-      <w:r>
-        <w:t>Independent assessment and fresh retry</w:t>
-      </w:r>
-    </w:p>
-    <w:p>
-      <w:pPr>
-        <w:pStyle w:val="Heading3"/>
-      </w:pPr>
-      <w:r>
-        <w:t>Teacher key · Independent assessment and fresh retry</w:t>
-      </w:r>
-    </w:p>
-    <w:p>
-      <w:pPr>
-        <w:spacing w:line="336" w:lineRule="auto" w:after="180"/>
-        <w:shd w:fill="F1F6FC"/>
-      </w:pPr>
-      <w:r>
-        <w:rPr>
-          <w:b w:val="0"/>
-        </w:rPr>
-        <w:t>W4 needs 29, 7 and 1 with the meaning of the extra five and a reconstruction. After support, retry three trays of seven plus four loose: 25 total; groups of six give 4 complete groups and 1 left.</w:t>
-      </w:r>
-    </w:p>
-    <w:p>
-      <w:pPr>
-        <w:spacing w:line="336" w:lineRule="auto" w:after="180"/>
-        <w:shd w:fill="F1F6FC"/>
-      </w:pPr>
-      <w:r>
-        <w:rPr>
-          <w:b w:val="0"/>
-        </w:rPr>
-        <w:t xml:space="preserve">Require an </w:t>
-      </w:r>
-      <w:r>
-        <w:rPr>
-          <w:b/>
-        </w:rPr>
-        <w:t>expression</w:t>
-      </w:r>
-      <w:r>
-        <w:rPr>
-          <w:b w:val="0"/>
-        </w:rPr>
-        <w:t xml:space="preserve"> and explanation before a device result.</w:t>
-      </w:r>
-    </w:p>
-    <w:p>
-      <w:pPr>
-        <w:pStyle w:val="Heading3"/>
-      </w:pPr>
-      <w:r>
-        <w:t>Assess independent transfer</w:t>
-      </w:r>
-    </w:p>
-    <w:p>
-      <w:pPr>
-        <w:pStyle w:val="Heading3"/>
-      </w:pPr>
-      <w:r>
-        <w:t>Independent question · withhold the key</w:t>
-      </w:r>
-    </w:p>
-    <w:p>
-      <w:pPr>
-        <w:spacing w:line="336" w:lineRule="auto" w:after="180"/>
-        <w:shd w:fill="F5F1FB"/>
       </w:pPr>
       <w:r>
         <w:rPr>
@@ -3275,60 +2951,50 @@
     </w:p>
     <w:p>
       <w:pPr>
-        <w:pStyle w:val="Heading3"/>
-      </w:pPr>
-      <w:r>
-        <w:t>Selected case answer</w:t>
+        <w:spacing w:line="336" w:lineRule="auto" w:after="180"/>
+      </w:pPr>
+      <w:r>
+        <w:rPr>
+          <w:b w:val="0"/>
+        </w:rPr>
+        <w:t xml:space="preserve">The first line is4 because22//5=4. The second is18 because5//5 is evaluated before adding17. The final line is3.4 3 2: ordinary division, whole quotient and </w:t>
+      </w:r>
+      <w:r>
+        <w:rPr>
+          <w:b/>
+        </w:rPr>
+        <w:t>remainder</w:t>
+      </w:r>
+      <w:r>
+        <w:rPr>
+          <w:b w:val="0"/>
+        </w:rPr>
+        <w:t xml:space="preserve"> for17 divided by5. (17+5)%5 is2.</w:t>
       </w:r>
     </w:p>
     <w:p>
       <w:pPr>
-        <w:pStyle w:val="Heading3"/>
-      </w:pPr>
-      <w:r>
-        <w:t>Teacher key · Selected case answer</w:t>
+        <w:spacing w:line="336" w:lineRule="auto" w:after="180"/>
+      </w:pPr>
+      <w:r>
+        <w:rPr>
+          <w:b/>
+        </w:rPr>
+        <w:t>Parentheses</w:t>
+      </w:r>
+      <w:r>
+        <w:rPr>
+          <w:b w:val="0"/>
+        </w:rPr>
+        <w:t xml:space="preserve"> choose the grouped calculation; they are not optional when that meaning is intended.</w:t>
       </w:r>
     </w:p>
     <w:p>
       <w:pPr>
-        <w:spacing w:line="336" w:lineRule="auto" w:after="180"/>
-        <w:shd w:fill="F1F6FC"/>
-      </w:pPr>
-      <w:r>
-        <w:rPr>
-          <w:b w:val="0"/>
-        </w:rPr>
-        <w:t xml:space="preserve">The first line is4 because22//5=4. The second is18 because5//5 is evaluated before adding17. The final line is3.4 3 2: ordinary division, whole quotient and </w:t>
-      </w:r>
-      <w:r>
-        <w:rPr>
-          <w:b/>
-        </w:rPr>
-        <w:t>remainder</w:t>
-      </w:r>
-      <w:r>
-        <w:rPr>
-          <w:b w:val="0"/>
-        </w:rPr>
-        <w:t xml:space="preserve"> for17 divided by5. (17+5)%5 is2.</w:t>
-      </w:r>
-    </w:p>
-    <w:p>
-      <w:pPr>
-        <w:spacing w:line="336" w:lineRule="auto" w:after="180"/>
-        <w:shd w:fill="F1F6FC"/>
-      </w:pPr>
-      <w:r>
-        <w:rPr>
-          <w:b/>
-        </w:rPr>
-        <w:t>Parentheses</w:t>
-      </w:r>
-      <w:r>
-        <w:rPr>
-          <w:b w:val="0"/>
-        </w:rPr>
-        <w:t xml:space="preserve"> choose the grouped calculation; they are not optional when that meaning is intended.</w:t>
+        <w:pStyle w:val="Heading2"/>
+      </w:pPr>
+      <w:r>
+        <w:t>Judge trace and support</w:t>
       </w:r>
     </w:p>
     <w:tbl>
@@ -3435,54 +3101,55 @@
     </w:tbl>
     <w:p>
       <w:pPr>
-        <w:pStyle w:val="Heading3"/>
-      </w:pPr>
-      <w:r>
-        <w:t>Teacher key · Selected case answer</w:t>
+        <w:spacing w:line="336" w:lineRule="auto" w:after="180"/>
+      </w:pPr>
+      <w:r>
+        <w:rPr>
+          <w:b w:val="0"/>
+        </w:rPr>
+        <w:t>Record each dimension as not yet, with support, or independent. Accept a valid alternative procedure with a defensible trace.</w:t>
       </w:r>
     </w:p>
     <w:p>
       <w:pPr>
         <w:spacing w:line="336" w:lineRule="auto" w:after="180"/>
-        <w:shd w:fill="F1F6FC"/>
       </w:pPr>
       <w:r>
         <w:rPr>
           <w:b w:val="0"/>
         </w:rPr>
-        <w:t>Record each dimension as not yet, with support, or independent. Accept a valid alternative procedure with a defensible trace.</w:t>
+        <w:t xml:space="preserve">Do not penalise an honestly recorded model failure if the learner correctly explains its </w:t>
+      </w:r>
+      <w:r>
+        <w:rPr>
+          <w:b/>
+        </w:rPr>
+        <w:t>evidence</w:t>
+      </w:r>
+      <w:r>
+        <w:rPr>
+          <w:b w:val="0"/>
+        </w:rPr>
+        <w:t xml:space="preserve"> and limits.</w:t>
       </w:r>
     </w:p>
     <w:p>
       <w:pPr>
-        <w:spacing w:line="336" w:lineRule="auto" w:after="180"/>
-        <w:shd w:fill="F1F6FC"/>
-      </w:pPr>
-      <w:r>
-        <w:rPr>
-          <w:b w:val="0"/>
-        </w:rPr>
-        <w:t xml:space="preserve">Do not penalise an honestly recorded model failure if the learner correctly explains its </w:t>
-      </w:r>
-      <w:r>
-        <w:rPr>
-          <w:b/>
-        </w:rPr>
-        <w:t>evidence</w:t>
-      </w:r>
-      <w:r>
-        <w:rPr>
-          <w:b w:val="0"/>
-        </w:rPr>
-        <w:t xml:space="preserve"> and limits.</w:t>
+        <w:pStyle w:val="Heading2"/>
+      </w:pPr>
+      <w:r>
+        <w:t>Give one repair action</w:t>
       </w:r>
     </w:p>
     <w:p>
       <w:pPr>
-        <w:pStyle w:val="Heading3"/>
-      </w:pPr>
-      <w:r>
-        <w:t>Feedback that the learner uses</w:t>
+        <w:spacing w:line="336" w:lineRule="auto" w:after="180"/>
+      </w:pPr>
+      <w:r>
+        <w:rPr>
+          <w:b w:val="0"/>
+        </w:rPr>
+        <w:t>Name the earliest unsupported step and give one action to repair it. Have the learner make that repair now and explain why. Then assess the relevant skill on a fresh, fully specified case.</w:t>
       </w:r>
     </w:p>
     <w:p>
@@ -3493,90 +3160,69 @@
         <w:rPr>
           <w:b w:val="0"/>
         </w:rPr>
-        <w:t>Name the earliest unsupported step and give one action to repair it. Have the learner make that repair now and explain why. Then assess the relevant skill on a fresh, fully specified case.</w:t>
+        <w:t>Confirm it was not previously practised with feedback; solve and check the new case before assigning it. A follow-up design prompt is a starting brief, not automatically an equivalent test.</w:t>
       </w:r>
     </w:p>
     <w:p>
       <w:pPr>
-        <w:spacing w:line="336" w:lineRule="auto" w:after="180"/>
-      </w:pPr>
-      <w:r>
-        <w:rPr>
-          <w:b w:val="0"/>
-        </w:rPr>
-        <w:t>Confirm it was not previously practised with feedback; solve and check the new case before assigning it. A follow-up design prompt is a starting brief, not automatically an equivalent test.</w:t>
+        <w:pStyle w:val="Heading2"/>
+      </w:pPr>
+      <w:r>
+        <w:t>W1 State the intended grouping</w:t>
       </w:r>
     </w:p>
     <w:p>
       <w:pPr>
-        <w:pStyle w:val="Heading1"/>
-      </w:pPr>
-      <w:r>
-        <w:t>06. Connect the project, support and next lesson</w:t>
+        <w:spacing w:line="336" w:lineRule="auto" w:after="180"/>
+      </w:pPr>
+      <w:r>
+        <w:rPr>
+          <w:b w:val="0"/>
+        </w:rPr>
+        <w:t xml:space="preserve">Write an </w:t>
+      </w:r>
+      <w:r>
+        <w:rPr>
+          <w:b/>
+        </w:rPr>
+        <w:t>expression</w:t>
+      </w:r>
+      <w:r>
+        <w:rPr>
+          <w:b w:val="0"/>
+        </w:rPr>
+        <w:t xml:space="preserve"> for three packs of eight counters plus two loose counters. Explain why adding two within the </w:t>
+      </w:r>
+      <w:r>
+        <w:rPr>
+          <w:b/>
+        </w:rPr>
+        <w:t>parentheses</w:t>
+      </w:r>
+      <w:r>
+        <w:rPr>
+          <w:b w:val="0"/>
+        </w:rPr>
+        <w:t xml:space="preserve"> for every pack describes a different situation.</w:t>
       </w:r>
     </w:p>
     <w:p>
-      <w:r>
-        <w:t>Connect Expressions and operator order to Python readiness portfolio, adapt support and plan a later changed-case check.</w:t>
+      <w:pPr>
+        <w:spacing w:line="336" w:lineRule="auto" w:after="180"/>
+      </w:pPr>
+      <w:r>
+        <w:rPr>
+          <w:b w:val="0"/>
+        </w:rPr>
+        <w:t>3 * 8 + 2 or (3 * 8) + 2 gives 26. 3 * (8 + 2) gives 30 and adds two to each of three packs, not two once.</w:t>
       </w:r>
     </w:p>
     <w:p>
       <w:pPr>
-        <w:spacing w:line="336" w:lineRule="auto" w:after="180"/>
-      </w:pPr>
-      <w:r>
-        <w:rPr>
-          <w:b w:val="0"/>
-        </w:rPr>
-        <w:t xml:space="preserve">Add a labelled </w:t>
-      </w:r>
-      <w:r>
-        <w:rPr>
-          <w:b/>
-        </w:rPr>
-        <w:t>expression</w:t>
-      </w:r>
-      <w:r>
-        <w:rPr>
-          <w:b w:val="0"/>
-        </w:rPr>
-        <w:t xml:space="preserve">s and </w:t>
-      </w:r>
-      <w:r>
-        <w:rPr>
-          <w:b/>
-        </w:rPr>
-        <w:t>operator</w:t>
-      </w:r>
-      <w:r>
-        <w:rPr>
-          <w:b w:val="0"/>
-        </w:rPr>
-        <w:t xml:space="preserve"> order </w:t>
-      </w:r>
-      <w:r>
-        <w:rPr>
-          <w:b/>
-        </w:rPr>
-        <w:t>evidence</w:t>
-      </w:r>
-      <w:r>
-        <w:rPr>
-          <w:b w:val="0"/>
-        </w:rPr>
-        <w:t xml:space="preserve"> sheet to Python readiness portfolio. Show how you can evaluate numeric </w:t>
-      </w:r>
-      <w:r>
-        <w:rPr>
-          <w:b/>
-        </w:rPr>
-        <w:t>expression</w:t>
-      </w:r>
-      <w:r>
-        <w:rPr>
-          <w:b w:val="0"/>
-        </w:rPr>
-        <w:t>s using python’s grouping rules.</w:t>
+        <w:pStyle w:val="Heading2"/>
+      </w:pPr>
+      <w:r>
+        <w:t>W2 Predict then test expressions</w:t>
       </w:r>
     </w:p>
     <w:p>
@@ -3587,31 +3233,7 @@
         <w:rPr>
           <w:b w:val="0"/>
         </w:rPr>
-        <w:t xml:space="preserve">Use the supplied fictional case and keep its </w:t>
-      </w:r>
-      <w:r>
-        <w:rPr>
-          <w:b/>
-        </w:rPr>
-        <w:t>input</w:t>
-      </w:r>
-      <w:r>
-        <w:rPr>
-          <w:b w:val="0"/>
-        </w:rPr>
-        <w:t xml:space="preserve">s, intermediate steps, calculation or </w:t>
-      </w:r>
-      <w:r>
-        <w:rPr>
-          <w:b/>
-        </w:rPr>
-        <w:t>prediction</w:t>
-      </w:r>
-      <w:r>
-        <w:rPr>
-          <w:b w:val="0"/>
-        </w:rPr>
-        <w:t>, and limitation. Connect this record to last week’s record; a matching answer without a trace is insufficient.</w:t>
+        <w:t>Predict 16 - 5 - 3, 16 - (5 - 3), and 18 / 3 * 2. Write the grouping, run each line and record actual results separately.</w:t>
       </w:r>
     </w:p>
     <w:p>
@@ -3622,42 +3244,27 @@
         <w:rPr>
           <w:b w:val="0"/>
         </w:rPr>
-        <w:t>Colour the pack calculation and loose quantity separately, then use the same grouping in code. Provide an operation legend without doing W4.</w:t>
+        <w:t xml:space="preserve">(16 - 5) - 3 is 8; 16 - (5 - 3) is 14; (18 / 3) * 2 is 12.0. Record any observed discrepancy and check the saved </w:t>
+      </w:r>
+      <w:r>
+        <w:rPr>
+          <w:b/>
+        </w:rPr>
+        <w:t>expression</w:t>
+      </w:r>
+      <w:r>
+        <w:rPr>
+          <w:b w:val="0"/>
+        </w:rPr>
+        <w:t xml:space="preserve"> rather than copying expected results.</w:t>
       </w:r>
     </w:p>
     <w:p>
       <w:pPr>
-        <w:spacing w:line="336" w:lineRule="auto" w:after="180"/>
-      </w:pPr>
-      <w:r>
-        <w:rPr>
-          <w:b w:val="0"/>
-        </w:rPr>
-        <w:t xml:space="preserve">Extension: devise two different </w:t>
-      </w:r>
-      <w:r>
-        <w:rPr>
-          <w:b/>
-        </w:rPr>
-        <w:t>expression</w:t>
-      </w:r>
-      <w:r>
-        <w:rPr>
-          <w:b w:val="0"/>
-        </w:rPr>
-        <w:t xml:space="preserve">s that agree for one </w:t>
-      </w:r>
-      <w:r>
-        <w:rPr>
-          <w:b/>
-        </w:rPr>
-        <w:t>input</w:t>
-      </w:r>
-      <w:r>
-        <w:rPr>
-          <w:b w:val="0"/>
-        </w:rPr>
-        <w:t xml:space="preserve"> and differ for another, and explain the testing consequence.</w:t>
+        <w:pStyle w:val="Heading2"/>
+      </w:pPr>
+      <w:r>
+        <w:t>W3 Explain whole groups</w:t>
       </w:r>
     </w:p>
     <w:p>
@@ -3668,7 +3275,19 @@
         <w:rPr>
           <w:b w:val="0"/>
         </w:rPr>
-        <w:t>Week 4 introduces comparisons and Boolean conditions that express whether requirements hold.</w:t>
+        <w:t xml:space="preserve">For 17 counters in groups of 5, explain /, // and %. Show a multiplication-and-addition check for the complete groups and </w:t>
+      </w:r>
+      <w:r>
+        <w:rPr>
+          <w:b/>
+        </w:rPr>
+        <w:t>remainder</w:t>
+      </w:r>
+      <w:r>
+        <w:rPr>
+          <w:b w:val="0"/>
+        </w:rPr>
+        <w:t>.</w:t>
       </w:r>
     </w:p>
     <w:p>
@@ -3679,15 +3298,520 @@
         <w:rPr>
           <w:b w:val="0"/>
         </w:rPr>
-        <w:t>Retain the project ledger and assess a changed case after support. Check the relevant prerequisite before carrying this component forward.</w:t>
+        <w:t xml:space="preserve">/ gives 3.4; // gives 3; % gives 2. The reconstruction is 3 * 5 + 2 = 17, with </w:t>
+      </w:r>
+      <w:r>
+        <w:rPr>
+          <w:b/>
+        </w:rPr>
+        <w:t>remainder</w:t>
+      </w:r>
+      <w:r>
+        <w:rPr>
+          <w:b w:val="0"/>
+        </w:rPr>
+        <w:t xml:space="preserve"> 2 less than group size 5. Only three complete groups can be made.</w:t>
       </w:r>
     </w:p>
     <w:p>
       <w:pPr>
+        <w:pStyle w:val="Heading2"/>
+      </w:pPr>
+      <w:r>
+        <w:t>W5 Check a limit</w:t>
+      </w:r>
+    </w:p>
+    <w:p>
+      <w:pPr>
+        <w:spacing w:line="336" w:lineRule="auto" w:after="180"/>
+      </w:pPr>
+      <w:r>
+        <w:rPr>
+          <w:b w:val="0"/>
+        </w:rPr>
+        <w:t xml:space="preserve">Explain why a group size of zero must be excluded. State the assumptions that let complete groups and a </w:t>
+      </w:r>
+      <w:r>
+        <w:rPr>
+          <w:b/>
+        </w:rPr>
+        <w:t>remainder</w:t>
+      </w:r>
+      <w:r>
+        <w:rPr>
+          <w:b w:val="0"/>
+        </w:rPr>
+        <w:t xml:space="preserve"> describe the packing task.</w:t>
+      </w:r>
+    </w:p>
+    <w:p>
+      <w:pPr>
+        <w:spacing w:line="336" w:lineRule="auto" w:after="180"/>
+      </w:pPr>
+      <w:r>
+        <w:rPr>
+          <w:b w:val="0"/>
+        </w:rPr>
+        <w:t>A zero-size group cannot define how many groups consume the counters; Python division by zero raises ZeroDivisionError.</w:t>
+      </w:r>
+    </w:p>
+    <w:p>
+      <w:pPr>
+        <w:spacing w:line="336" w:lineRule="auto" w:after="180"/>
+      </w:pPr>
+      <w:r>
+        <w:rPr>
+          <w:b w:val="0"/>
+        </w:rPr>
+        <w:t xml:space="preserve">The physical task uses whole nonnegative counters and a positive whole group size, so the </w:t>
+      </w:r>
+      <w:r>
+        <w:rPr>
+          <w:b/>
+        </w:rPr>
+        <w:t>remainder</w:t>
+      </w:r>
+      <w:r>
+        <w:rPr>
+          <w:b w:val="0"/>
+        </w:rPr>
+        <w:t xml:space="preserve"> is between zero and one less than group size.</w:t>
+      </w:r>
+    </w:p>
+    <w:p>
+      <w:pPr>
+        <w:pStyle w:val="Heading2"/>
+      </w:pPr>
+      <w:r>
+        <w:t>Earlier wording, alternatives and picture transcripts · reference / check after trying</w:t>
+      </w:r>
+    </w:p>
+    <w:p>
+      <w:pPr>
         <w:pStyle w:val="Heading3"/>
       </w:pPr>
       <w:r>
-        <w:t>Plan the delayed return</w:t>
+        <w:t>Guided and exit questions</w:t>
+      </w:r>
+    </w:p>
+    <w:p>
+      <w:pPr>
+        <w:spacing w:line="336" w:lineRule="auto" w:after="180"/>
+      </w:pPr>
+      <w:r>
+        <w:rPr>
+          <w:b w:val="0"/>
+        </w:rPr>
+        <w:t xml:space="preserve">In 18 - 4 * 3 multiplication groups first, giving 18 - 12 = 6. In (18 - 4) * 3 the </w:t>
+      </w:r>
+      <w:r>
+        <w:rPr>
+          <w:b/>
+        </w:rPr>
+        <w:t>parentheses</w:t>
+      </w:r>
+      <w:r>
+        <w:rPr>
+          <w:b w:val="0"/>
+        </w:rPr>
+        <w:t xml:space="preserve"> give 14 * 3 = 42.</w:t>
+      </w:r>
+    </w:p>
+    <w:p>
+      <w:pPr>
+        <w:spacing w:line="336" w:lineRule="auto" w:after="180"/>
+      </w:pPr>
+      <w:r>
+        <w:rPr>
+          <w:b w:val="0"/>
+        </w:rPr>
+        <w:t>Exit: 23 // 4 gives 5 trays and 23 % 4 gives 3 tiles; 5 * 4 + 3 = 23. / gives 5.75, a ratio rather than both requested whole-number counts.</w:t>
+      </w:r>
+    </w:p>
+    <w:p>
+      <w:pPr>
+        <w:pStyle w:val="Heading3"/>
+      </w:pPr>
+      <w:r>
+        <w:t>W1 State the intended grouping</w:t>
+      </w:r>
+    </w:p>
+    <w:p>
+      <w:pPr>
+        <w:pStyle w:val="Heading3"/>
+      </w:pPr>
+      <w:r>
+        <w:t>W2 Predict then test expressions</w:t>
+      </w:r>
+    </w:p>
+    <w:p>
+      <w:pPr>
+        <w:pStyle w:val="Heading3"/>
+      </w:pPr>
+      <w:r>
+        <w:t>W3 Explain whole groups</w:t>
+      </w:r>
+    </w:p>
+    <w:p>
+      <w:pPr>
+        <w:pStyle w:val="Heading3"/>
+      </w:pPr>
+      <w:r>
+        <w:t>W4 Translate a new situation independently</w:t>
+      </w:r>
+    </w:p>
+    <w:p>
+      <w:pPr>
+        <w:spacing w:line="336" w:lineRule="auto" w:after="180"/>
+      </w:pPr>
+      <w:r>
+        <w:rPr>
+          <w:b w:val="0"/>
+        </w:rPr>
+        <w:t xml:space="preserve">Four trays hold six tiles each and five tiles are loose. Write and evaluate the total </w:t>
+      </w:r>
+      <w:r>
+        <w:rPr>
+          <w:b/>
+        </w:rPr>
+        <w:t>expression</w:t>
+      </w:r>
+      <w:r>
+        <w:rPr>
+          <w:b w:val="0"/>
+        </w:rPr>
+        <w:t xml:space="preserve">. Then pack the total into complete groups of four and find the </w:t>
+      </w:r>
+      <w:r>
+        <w:rPr>
+          <w:b/>
+        </w:rPr>
+        <w:t>remainder</w:t>
+      </w:r>
+      <w:r>
+        <w:rPr>
+          <w:b w:val="0"/>
+        </w:rPr>
+        <w:t>. Explain why 4 * (6 + 5) is wrong for this story.</w:t>
+      </w:r>
+    </w:p>
+    <w:p>
+      <w:pPr>
+        <w:spacing w:line="336" w:lineRule="auto" w:after="180"/>
+      </w:pPr>
+      <w:r>
+        <w:rPr>
+          <w:b w:val="0"/>
+        </w:rPr>
+        <w:t>4 * 6 + 5 gives 29 tiles; 29 // 4 gives 7 groups and 29 % 4 gives 1 left. 7 * 4 + 1 reconstructs 29. 4 * (6 + 5) gives 44, adding five to every tray instead of once.</w:t>
+      </w:r>
+    </w:p>
+    <w:p>
+      <w:pPr>
+        <w:pStyle w:val="Heading3"/>
+      </w:pPr>
+      <w:r>
+        <w:t>W5 Check a limit</w:t>
+      </w:r>
+    </w:p>
+    <w:p>
+      <w:pPr>
+        <w:pStyle w:val="Heading3"/>
+      </w:pPr>
+      <w:r>
+        <w:t>Independent assessment and fresh retry</w:t>
+      </w:r>
+    </w:p>
+    <w:p>
+      <w:pPr>
+        <w:spacing w:line="336" w:lineRule="auto" w:after="180"/>
+      </w:pPr>
+      <w:r>
+        <w:rPr>
+          <w:b w:val="0"/>
+        </w:rPr>
+        <w:t>W4 needs 29, 7 and 1 with the meaning of the extra five and a reconstruction. After support, retry three trays of seven plus four loose: 25 total; groups of six give 4 complete groups and 1 left.</w:t>
+      </w:r>
+    </w:p>
+    <w:p>
+      <w:pPr>
+        <w:spacing w:line="336" w:lineRule="auto" w:after="180"/>
+      </w:pPr>
+      <w:r>
+        <w:rPr>
+          <w:b w:val="0"/>
+        </w:rPr>
+        <w:t xml:space="preserve">Require an </w:t>
+      </w:r>
+      <w:r>
+        <w:rPr>
+          <w:b/>
+        </w:rPr>
+        <w:t>expression</w:t>
+      </w:r>
+      <w:r>
+        <w:rPr>
+          <w:b w:val="0"/>
+        </w:rPr>
+        <w:t xml:space="preserve"> and explanation before a device result.</w:t>
+      </w:r>
+    </w:p>
+    <w:p>
+      <w:pPr>
+        <w:pStyle w:val="Heading3"/>
+      </w:pPr>
+      <w:r>
+        <w:t>Assess independent transfer</w:t>
+      </w:r>
+    </w:p>
+    <w:p>
+      <w:pPr>
+        <w:pStyle w:val="Heading3"/>
+      </w:pPr>
+      <w:r>
+        <w:t>Selected case answer</w:t>
+      </w:r>
+    </w:p>
+    <w:p>
+      <w:pPr>
+        <w:pStyle w:val="Heading3"/>
+      </w:pPr>
+      <w:r>
+        <w:t>Feedback that the learner uses</w:t>
+      </w:r>
+    </w:p>
+    <w:p>
+      <w:pPr>
+        <w:pStyle w:val="Heading1"/>
+      </w:pPr>
+      <w:r>
+        <w:t>06. Keep the portfolio, support and delayed check</w:t>
+      </w:r>
+    </w:p>
+    <w:p>
+      <w:r>
+        <w:t>Track code execution separately from a correct paper trace.</w:t>
+      </w:r>
+    </w:p>
+    <w:p>
+      <w:pPr>
+        <w:pStyle w:val="Heading2"/>
+      </w:pPr>
+      <w:r>
+        <w:t>Project evidence</w:t>
+      </w:r>
+    </w:p>
+    <w:p>
+      <w:pPr>
+        <w:spacing w:line="336" w:lineRule="auto" w:after="180"/>
+      </w:pPr>
+      <w:r>
+        <w:rPr>
+          <w:b w:val="0"/>
+        </w:rPr>
+        <w:t xml:space="preserve">Add a labelled </w:t>
+      </w:r>
+      <w:r>
+        <w:rPr>
+          <w:b/>
+        </w:rPr>
+        <w:t>expression</w:t>
+      </w:r>
+      <w:r>
+        <w:rPr>
+          <w:b w:val="0"/>
+        </w:rPr>
+        <w:t xml:space="preserve">s and </w:t>
+      </w:r>
+      <w:r>
+        <w:rPr>
+          <w:b/>
+        </w:rPr>
+        <w:t>operator</w:t>
+      </w:r>
+      <w:r>
+        <w:rPr>
+          <w:b w:val="0"/>
+        </w:rPr>
+        <w:t xml:space="preserve"> order </w:t>
+      </w:r>
+      <w:r>
+        <w:rPr>
+          <w:b/>
+        </w:rPr>
+        <w:t>evidence</w:t>
+      </w:r>
+      <w:r>
+        <w:rPr>
+          <w:b w:val="0"/>
+        </w:rPr>
+        <w:t xml:space="preserve"> sheet to Python readiness portfolio. Show how you can evaluate numeric </w:t>
+      </w:r>
+      <w:r>
+        <w:rPr>
+          <w:b/>
+        </w:rPr>
+        <w:t>expression</w:t>
+      </w:r>
+      <w:r>
+        <w:rPr>
+          <w:b w:val="0"/>
+        </w:rPr>
+        <w:t>s using python’s grouping rules.</w:t>
+      </w:r>
+    </w:p>
+    <w:p>
+      <w:pPr>
+        <w:spacing w:line="336" w:lineRule="auto" w:after="180"/>
+      </w:pPr>
+      <w:r>
+        <w:rPr>
+          <w:b w:val="0"/>
+        </w:rPr>
+        <w:t xml:space="preserve">Use the supplied fictional case and keep its </w:t>
+      </w:r>
+      <w:r>
+        <w:rPr>
+          <w:b/>
+        </w:rPr>
+        <w:t>input</w:t>
+      </w:r>
+      <w:r>
+        <w:rPr>
+          <w:b w:val="0"/>
+        </w:rPr>
+        <w:t xml:space="preserve">s, intermediate steps, calculation or </w:t>
+      </w:r>
+      <w:r>
+        <w:rPr>
+          <w:b/>
+        </w:rPr>
+        <w:t>prediction</w:t>
+      </w:r>
+      <w:r>
+        <w:rPr>
+          <w:b w:val="0"/>
+        </w:rPr>
+        <w:t>, and limitation. Connect this record to last week’s record; a matching answer without a trace is insufficient.</w:t>
+      </w:r>
+    </w:p>
+    <w:p>
+      <w:pPr>
+        <w:spacing w:line="336" w:lineRule="auto" w:after="180"/>
+      </w:pPr>
+      <w:r>
+        <w:rPr>
+          <w:b w:val="0"/>
+        </w:rPr>
+        <w:t xml:space="preserve">For Python readiness before the Responsible Plant Classifier, retain a trace of the values, the predicted </w:t>
+      </w:r>
+      <w:r>
+        <w:rPr>
+          <w:b/>
+        </w:rPr>
+        <w:t>output</w:t>
+      </w:r>
+      <w:r>
+        <w:rPr>
+          <w:b w:val="0"/>
+        </w:rPr>
+        <w:t xml:space="preserve">s and the changed-case explanation. Use actual Python 3 results to check the </w:t>
+      </w:r>
+      <w:r>
+        <w:rPr>
+          <w:b/>
+        </w:rPr>
+        <w:t>prediction</w:t>
+      </w:r>
+      <w:r>
+        <w:rPr>
+          <w:b w:val="0"/>
+        </w:rPr>
+        <w:t xml:space="preserve"> after reasoning first.</w:t>
+      </w:r>
+    </w:p>
+    <w:p>
+      <w:pPr>
+        <w:pStyle w:val="Heading2"/>
+      </w:pPr>
+      <w:r>
+        <w:t>Support and selected assessment guidance</w:t>
+      </w:r>
+    </w:p>
+    <w:p>
+      <w:pPr>
+        <w:spacing w:line="336" w:lineRule="auto" w:after="180"/>
+      </w:pPr>
+      <w:r>
+        <w:rPr>
+          <w:b w:val="0"/>
+        </w:rPr>
+        <w:t>Colour the pack calculation and loose quantity separately, then use the same grouping in code. Provide an operation legend without doing W4.</w:t>
+      </w:r>
+    </w:p>
+    <w:p>
+      <w:pPr>
+        <w:spacing w:line="336" w:lineRule="auto" w:after="180"/>
+      </w:pPr>
+      <w:r>
+        <w:rPr>
+          <w:b w:val="0"/>
+        </w:rPr>
+        <w:t xml:space="preserve">Extension: devise two different </w:t>
+      </w:r>
+      <w:r>
+        <w:rPr>
+          <w:b/>
+        </w:rPr>
+        <w:t>expression</w:t>
+      </w:r>
+      <w:r>
+        <w:rPr>
+          <w:b w:val="0"/>
+        </w:rPr>
+        <w:t xml:space="preserve">s that agree for one </w:t>
+      </w:r>
+      <w:r>
+        <w:rPr>
+          <w:b/>
+        </w:rPr>
+        <w:t>input</w:t>
+      </w:r>
+      <w:r>
+        <w:rPr>
+          <w:b w:val="0"/>
+        </w:rPr>
+        <w:t xml:space="preserve"> and differ for another, and explain the testing consequence.</w:t>
+      </w:r>
+    </w:p>
+    <w:p>
+      <w:pPr>
+        <w:spacing w:line="336" w:lineRule="auto" w:after="180"/>
+      </w:pPr>
+      <w:r>
+        <w:rPr>
+          <w:b w:val="0"/>
+        </w:rPr>
+        <w:t>Selected independent answer: The first line is4 because22//5=4. The second is18 because5//5 is evaluated before adding17. The final line is3.4 3 2: ordinary division, whole quotient and remainder for17 divided by5. (17+5)%5 is2. Parentheses choose the grouped calculation; they are not optional when that meaning is intended.</w:t>
+      </w:r>
+    </w:p>
+    <w:p>
+      <w:pPr>
+        <w:spacing w:line="336" w:lineRule="auto" w:after="180"/>
+      </w:pPr>
+      <w:r>
+        <w:rPr>
+          <w:b w:val="0"/>
+        </w:rPr>
+        <w:t>Keep earlier W4 transfer as additional practice; do not substitute its numbers or key for this selected task. Record prior exposure and use a fresh parallel case after support.</w:t>
+      </w:r>
+    </w:p>
+    <w:p>
+      <w:pPr>
+        <w:pStyle w:val="Heading2"/>
+      </w:pPr>
+      <w:r>
+        <w:t>Delayed return</w:t>
       </w:r>
     </w:p>
     <w:p>
@@ -3915,10 +4039,10 @@
     </w:p>
     <w:p>
       <w:pPr>
-        <w:pStyle w:val="Heading3"/>
-      </w:pPr>
-      <w:r>
-        <w:t>Project evidence from this case</w:t>
+        <w:pStyle w:val="Heading2"/>
+      </w:pPr>
+      <w:r>
+        <w:t>Bridge to the next topic</w:t>
       </w:r>
     </w:p>
     <w:p>
@@ -3929,44 +4053,26 @@
         <w:rPr>
           <w:b w:val="0"/>
         </w:rPr>
-        <w:t xml:space="preserve">For Python readiness before the Responsible Plant Classifier, retain a trace of the values, the predicted </w:t>
-      </w:r>
-      <w:r>
-        <w:rPr>
-          <w:b/>
-        </w:rPr>
-        <w:t>output</w:t>
-      </w:r>
-      <w:r>
-        <w:rPr>
-          <w:b w:val="0"/>
-        </w:rPr>
-        <w:t xml:space="preserve">s and the changed-case explanation. Use actual Python 3 results to check the </w:t>
-      </w:r>
-      <w:r>
-        <w:rPr>
-          <w:b/>
-        </w:rPr>
-        <w:t>prediction</w:t>
-      </w:r>
-      <w:r>
-        <w:rPr>
-          <w:b w:val="0"/>
-        </w:rPr>
-        <w:t xml:space="preserve"> after reasoning first.</w:t>
+        <w:t>Week 4 introduces comparisons and Boolean conditions that express whether requirements hold.</w:t>
       </w:r>
     </w:p>
     <w:p>
       <w:pPr>
-        <w:pStyle w:val="Heading1"/>
-      </w:pPr>
-      <w:r>
-        <w:t>07. Prepare, teach and assess</w:t>
+        <w:spacing w:line="336" w:lineRule="auto" w:after="180"/>
+      </w:pPr>
+      <w:r>
+        <w:rPr>
+          <w:b w:val="0"/>
+        </w:rPr>
+        <w:t>Retain the project ledger and assess a changed case after support. Check the relevant prerequisite before carrying this component forward.</w:t>
       </w:r>
     </w:p>
     <w:p>
-      <w:r>
-        <w:t>Use this preparation summary alongside the detailed Expressions and operator order lesson; it is a checklist rather than a replacement for the full sequence.</w:t>
+      <w:pPr>
+        <w:pStyle w:val="Heading2"/>
+      </w:pPr>
+      <w:r>
+        <w:t>Earlier wording, alternatives and picture transcripts · reference / check after trying</w:t>
       </w:r>
     </w:p>
     <w:p>
@@ -3974,13 +4080,49 @@
         <w:pStyle w:val="Heading3"/>
       </w:pPr>
       <w:r>
-        <w:t>Teaching target</w:t>
+        <w:t>Plan the delayed return</w:t>
       </w:r>
     </w:p>
     <w:p>
       <w:pPr>
+        <w:pStyle w:val="Heading3"/>
+      </w:pPr>
+      <w:r>
+        <w:t>Project evidence from this case</w:t>
+      </w:r>
+    </w:p>
+    <w:p>
+      <w:pPr>
+        <w:pStyle w:val="Heading1"/>
+      </w:pPr>
+      <w:r>
+        <w:t>Reference bank and extra practice</w:t>
+      </w:r>
+    </w:p>
+    <w:p>
+      <w:pPr>
+        <w:pStyle w:val="Heading1"/>
+      </w:pPr>
+      <w:r>
+        <w:t>07. Reference · Alternative planning checklist</w:t>
+      </w:r>
+    </w:p>
+    <w:p>
+      <w:r>
+        <w:t>Use alongside the main route without repeating the teaching cycle.</w:t>
+      </w:r>
+    </w:p>
+    <w:p>
+      <w:pPr>
+        <w:pStyle w:val="Heading2"/>
+      </w:pPr>
+      <w:r>
+        <w:t>Planning and assessment reference</w:t>
+      </w:r>
+    </w:p>
+    <w:p>
+      <w:pPr>
         <w:spacing w:line="336" w:lineRule="auto" w:after="180"/>
-        <w:shd w:fill="EDF7F3"/>
       </w:pPr>
       <w:r>
         <w:rPr>
@@ -4180,34 +4322,72 @@
     </w:p>
     <w:p>
       <w:pPr>
-        <w:pStyle w:val="Heading3"/>
-      </w:pPr>
-      <w:r>
-        <w:t>Supported practice answer</w:t>
+        <w:spacing w:line="336" w:lineRule="auto" w:after="180"/>
+      </w:pPr>
+      <w:r>
+        <w:rPr>
+          <w:b w:val="0"/>
+        </w:rPr>
+        <w:t xml:space="preserve">Reasoned practice answer: (16 - 5) - 3 is 8; 16 - (5 - 3) is 14; (18 / 3) * 2 is 12.0. Record any observed discrepancy and check the saved </w:t>
+      </w:r>
+      <w:r>
+        <w:rPr>
+          <w:b/>
+        </w:rPr>
+        <w:t>expression</w:t>
+      </w:r>
+      <w:r>
+        <w:rPr>
+          <w:b w:val="0"/>
+        </w:rPr>
+        <w:t xml:space="preserve"> rather than copying expected results.</w:t>
       </w:r>
     </w:p>
     <w:p>
       <w:pPr>
         <w:spacing w:line="336" w:lineRule="auto" w:after="180"/>
-        <w:shd w:fill="F1F6FC"/>
       </w:pPr>
       <w:r>
         <w:rPr>
           <w:b w:val="0"/>
         </w:rPr>
-        <w:t xml:space="preserve">Reasoned practice answer: (16 - 5) - 3 is 8; 16 - (5 - 3) is 14; (18 / 3) * 2 is 12.0. Record any observed discrepancy and check the saved </w:t>
+        <w:t xml:space="preserve">Check every learner before discussion: Use the worked case for </w:t>
       </w:r>
       <w:r>
         <w:rPr>
           <w:b/>
         </w:rPr>
-        <w:t>expression</w:t>
+        <w:t>Expression</w:t>
       </w:r>
       <w:r>
         <w:rPr>
           <w:b w:val="0"/>
         </w:rPr>
-        <w:t xml:space="preserve"> rather than copying expected results.</w:t>
+        <w:t xml:space="preserve">s and </w:t>
+      </w:r>
+      <w:r>
+        <w:rPr>
+          <w:b/>
+        </w:rPr>
+        <w:t>operator</w:t>
+      </w:r>
+      <w:r>
+        <w:rPr>
+          <w:b w:val="0"/>
+        </w:rPr>
+        <w:t xml:space="preserve"> order. Proposed explanation: “All operations are read left to right regardless of </w:t>
+      </w:r>
+      <w:r>
+        <w:rPr>
+          <w:b/>
+        </w:rPr>
+        <w:t>precedence</w:t>
+      </w:r>
+      <w:r>
+        <w:rPr>
+          <w:b w:val="0"/>
+        </w:rPr>
+        <w:t>”.</w:t>
       </w:r>
     </w:p>
     <w:p>
@@ -4218,43 +4398,7 @@
         <w:rPr>
           <w:b w:val="0"/>
         </w:rPr>
-        <w:t xml:space="preserve">Check every learner before discussion: Use the worked case for </w:t>
-      </w:r>
-      <w:r>
-        <w:rPr>
-          <w:b/>
-        </w:rPr>
-        <w:t>Expression</w:t>
-      </w:r>
-      <w:r>
-        <w:rPr>
-          <w:b w:val="0"/>
-        </w:rPr>
-        <w:t xml:space="preserve">s and </w:t>
-      </w:r>
-      <w:r>
-        <w:rPr>
-          <w:b/>
-        </w:rPr>
-        <w:t>operator</w:t>
-      </w:r>
-      <w:r>
-        <w:rPr>
-          <w:b w:val="0"/>
-        </w:rPr>
-        <w:t xml:space="preserve"> order. Proposed explanation: “All operations are read left to right regardless of </w:t>
-      </w:r>
-      <w:r>
-        <w:rPr>
-          <w:b/>
-        </w:rPr>
-        <w:t>precedence</w:t>
-      </w:r>
-      <w:r>
-        <w:rPr>
-          <w:b w:val="0"/>
-        </w:rPr>
-        <w:t>”.</w:t>
+        <w:t>Decide whether this explanation is supported. Point to the step or supplied fact that decides; explain your repair if needed.</w:t>
       </w:r>
     </w:p>
     <w:p>
@@ -4265,129 +4409,82 @@
         <w:rPr>
           <w:b w:val="0"/>
         </w:rPr>
-        <w:t>Decide whether this explanation is supported. Point to the step or supplied fact that decides; explain your repair if needed.</w:t>
+        <w:t xml:space="preserve">Misconception repair: Establish grouping first; only operations at the same applicable </w:t>
+      </w:r>
+      <w:r>
+        <w:rPr>
+          <w:b/>
+        </w:rPr>
+        <w:t>precedence</w:t>
+      </w:r>
+      <w:r>
+        <w:rPr>
+          <w:b w:val="0"/>
+        </w:rPr>
+        <w:t xml:space="preserve"> level group left to right here.</w:t>
       </w:r>
     </w:p>
     <w:p>
       <w:pPr>
-        <w:pStyle w:val="Heading3"/>
-      </w:pPr>
-      <w:r>
-        <w:t>Repair the misconception</w:t>
+        <w:spacing w:line="336" w:lineRule="auto" w:after="180"/>
+      </w:pPr>
+      <w:r>
+        <w:rPr>
+          <w:b w:val="0"/>
+        </w:rPr>
+        <w:t xml:space="preserve">Support: read the exact case aloud, enlarge the labelled picture, supply </w:t>
+      </w:r>
+      <w:r>
+        <w:rPr>
+          <w:b/>
+        </w:rPr>
+        <w:t>input</w:t>
+      </w:r>
+      <w:r>
+        <w:rPr>
+          <w:b w:val="0"/>
+        </w:rPr>
+        <w:t xml:space="preserve"> cards and model only the first deciding step. Accept a spoken explanation or drawing; retain the reasoning goal.</w:t>
       </w:r>
     </w:p>
     <w:p>
       <w:pPr>
         <w:spacing w:line="336" w:lineRule="auto" w:after="180"/>
-        <w:shd w:fill="FFF5E6"/>
       </w:pPr>
       <w:r>
         <w:rPr>
           <w:b w:val="0"/>
         </w:rPr>
-        <w:t xml:space="preserve">Misconception repair: Establish grouping first; only operations at the same applicable </w:t>
+        <w:t xml:space="preserve">Extension: Replace the final multiplier 5 with 4 in both </w:t>
       </w:r>
       <w:r>
         <w:rPr>
           <w:b/>
         </w:rPr>
-        <w:t>precedence</w:t>
+        <w:t>expression</w:t>
       </w:r>
       <w:r>
         <w:rPr>
           <w:b w:val="0"/>
         </w:rPr>
-        <w:t xml:space="preserve"> level group left to right here.</w:t>
+        <w:t xml:space="preserve">s. Require a </w:t>
+      </w:r>
+      <w:r>
+        <w:rPr>
+          <w:b/>
+        </w:rPr>
+        <w:t>prediction</w:t>
+      </w:r>
+      <w:r>
+        <w:rPr>
+          <w:b w:val="0"/>
+        </w:rPr>
+        <w:t xml:space="preserve"> and a reason before comparing. Expected result: The first result is 11; the grouped result is 20. Reason: 3+2*4=3+8; (3+2)*4=5*4.</w:t>
       </w:r>
     </w:p>
     <w:p>
       <w:pPr>
-        <w:pStyle w:val="Heading3"/>
-      </w:pPr>
-      <w:r>
-        <w:t>Support without giving away the answer</w:t>
-      </w:r>
-    </w:p>
-    <w:p>
-      <w:pPr>
         <w:spacing w:line="336" w:lineRule="auto" w:after="180"/>
-        <w:shd w:fill="F1F6F8"/>
-      </w:pPr>
-      <w:r>
-        <w:rPr>
-          <w:b w:val="0"/>
-        </w:rPr>
-        <w:t xml:space="preserve">Support: read the exact case aloud, enlarge the labelled picture, supply </w:t>
-      </w:r>
-      <w:r>
-        <w:rPr>
-          <w:b/>
-        </w:rPr>
-        <w:t>input</w:t>
-      </w:r>
-      <w:r>
-        <w:rPr>
-          <w:b w:val="0"/>
-        </w:rPr>
-        <w:t xml:space="preserve"> cards and model only the first deciding step. Accept a spoken explanation or drawing; retain the reasoning goal.</w:t>
-      </w:r>
-    </w:p>
-    <w:p>
-      <w:pPr>
-        <w:pStyle w:val="Heading3"/>
-      </w:pPr>
-      <w:r>
-        <w:t>Extend the reasoning</w:t>
-      </w:r>
-    </w:p>
-    <w:p>
-      <w:pPr>
-        <w:spacing w:line="336" w:lineRule="auto" w:after="180"/>
-        <w:shd w:fill="F5F1FB"/>
-      </w:pPr>
-      <w:r>
-        <w:rPr>
-          <w:b w:val="0"/>
-        </w:rPr>
-        <w:t xml:space="preserve">Extension: Replace the final multiplier 5 with 4 in both </w:t>
-      </w:r>
-      <w:r>
-        <w:rPr>
-          <w:b/>
-        </w:rPr>
-        <w:t>expression</w:t>
-      </w:r>
-      <w:r>
-        <w:rPr>
-          <w:b w:val="0"/>
-        </w:rPr>
-        <w:t xml:space="preserve">s. Require a </w:t>
-      </w:r>
-      <w:r>
-        <w:rPr>
-          <w:b/>
-        </w:rPr>
-        <w:t>prediction</w:t>
-      </w:r>
-      <w:r>
-        <w:rPr>
-          <w:b w:val="0"/>
-        </w:rPr>
-        <w:t xml:space="preserve"> and a reason before comparing. Expected result: The first result is 11; the grouped result is 20. Reason: 3+2*4=3+8; (3+2)*4=5*4.</w:t>
-      </w:r>
-    </w:p>
-    <w:p>
-      <w:pPr>
-        <w:pStyle w:val="Heading3"/>
-      </w:pPr>
-      <w:r>
-        <w:t>Protect the independent attempt</w:t>
-      </w:r>
-    </w:p>
-    <w:p>
-      <w:pPr>
-        <w:spacing w:line="336" w:lineRule="auto" w:after="180"/>
-        <w:shd w:fill="FFF5E6"/>
       </w:pPr>
       <w:r>
         <w:rPr>
@@ -4582,94 +4679,93 @@
     </w:tbl>
     <w:p>
       <w:pPr>
-        <w:pStyle w:val="Heading3"/>
-      </w:pPr>
-      <w:r>
-        <w:t>Project checkpoint</w:t>
+        <w:spacing w:line="336" w:lineRule="auto" w:after="180"/>
+      </w:pPr>
+      <w:r>
+        <w:rPr>
+          <w:b w:val="0"/>
+        </w:rPr>
+        <w:t xml:space="preserve">Project checkpoint: Python readiness portfolio. Keep runnable code, </w:t>
+      </w:r>
+      <w:r>
+        <w:rPr>
+          <w:b/>
+        </w:rPr>
+        <w:t>prediction</w:t>
+      </w:r>
+      <w:r>
+        <w:rPr>
+          <w:b w:val="0"/>
+        </w:rPr>
+        <w:t xml:space="preserve">s, actual </w:t>
+      </w:r>
+      <w:r>
+        <w:rPr>
+          <w:b/>
+        </w:rPr>
+        <w:t>output</w:t>
+      </w:r>
+      <w:r>
+        <w:rPr>
+          <w:b w:val="0"/>
+        </w:rPr>
+        <w:t xml:space="preserve">s, one repaired error and an explanation of a function on changed </w:t>
+      </w:r>
+      <w:r>
+        <w:rPr>
+          <w:b/>
+        </w:rPr>
+        <w:t>input</w:t>
+      </w:r>
+      <w:r>
+        <w:rPr>
+          <w:b w:val="0"/>
+        </w:rPr>
+        <w:t>s.</w:t>
       </w:r>
     </w:p>
     <w:p>
       <w:pPr>
         <w:spacing w:line="336" w:lineRule="auto" w:after="180"/>
-        <w:shd w:fill="EDF7F3"/>
       </w:pPr>
       <w:r>
         <w:rPr>
           <w:b w:val="0"/>
         </w:rPr>
-        <w:t xml:space="preserve">Project checkpoint: Python readiness portfolio. Keep runnable code, </w:t>
+        <w:t xml:space="preserve">Use the weekly teacher answer for topic-specific reasoning. A saved progress tick is an activity record; judge mastery from the learner’s explanation and </w:t>
       </w:r>
       <w:r>
         <w:rPr>
           <w:b/>
         </w:rPr>
-        <w:t>prediction</w:t>
+        <w:t>evidence</w:t>
       </w:r>
       <w:r>
         <w:rPr>
           <w:b w:val="0"/>
         </w:rPr>
-        <w:t xml:space="preserve">s, actual </w:t>
-      </w:r>
-      <w:r>
-        <w:rPr>
-          <w:b/>
-        </w:rPr>
-        <w:t>output</w:t>
-      </w:r>
-      <w:r>
-        <w:rPr>
-          <w:b w:val="0"/>
-        </w:rPr>
-        <w:t xml:space="preserve">s, one repaired error and an explanation of a function on changed </w:t>
-      </w:r>
-      <w:r>
-        <w:rPr>
-          <w:b/>
-        </w:rPr>
-        <w:t>input</w:t>
-      </w:r>
-      <w:r>
-        <w:rPr>
-          <w:b w:val="0"/>
-        </w:rPr>
-        <w:t>s.</w:t>
+        <w:t>.</w:t>
       </w:r>
     </w:p>
     <w:p>
       <w:pPr>
-        <w:spacing w:line="336" w:lineRule="auto" w:after="180"/>
-      </w:pPr>
-      <w:r>
-        <w:rPr>
-          <w:b w:val="0"/>
-        </w:rPr>
-        <w:t xml:space="preserve">Use the weekly teacher answer for topic-specific reasoning. A saved progress tick is an activity record; judge mastery from the learner’s explanation and </w:t>
-      </w:r>
-      <w:r>
-        <w:rPr>
-          <w:b/>
-        </w:rPr>
-        <w:t>evidence</w:t>
-      </w:r>
-      <w:r>
-        <w:rPr>
-          <w:b w:val="0"/>
-        </w:rPr>
-        <w:t>.</w:t>
+        <w:pStyle w:val="Heading1"/>
+      </w:pPr>
+      <w:r>
+        <w:t>08. Reference · Feedback and evidence records</w:t>
       </w:r>
     </w:p>
     <w:p>
-      <w:pPr>
-        <w:pStyle w:val="Heading1"/>
-      </w:pPr>
-      <w:r>
-        <w:t>08. Use feedback, labs and repair paths</w:t>
+      <w:r>
+        <w:t>Keep individual first attempts separate from supported rehearsal.</w:t>
       </w:r>
     </w:p>
     <w:p>
-      <w:r>
-        <w:t>Use feedback, earlier review and portfolios purposefully. Apply the coding routine only when this lesson has an executable lab.</w:t>
+      <w:pPr>
+        <w:pStyle w:val="Heading2"/>
+      </w:pPr>
+      <w:r>
+        <w:t>Feedback and repair</w:t>
       </w:r>
     </w:p>
     <w:p>
@@ -4768,40 +4864,17 @@
         <w:pStyle w:val="Heading1"/>
       </w:pPr>
       <w:r>
-        <w:t>09. Visual concept journey</w:t>
+        <w:t>09. Reference · Teach with the six pictures</w:t>
       </w:r>
     </w:p>
     <w:p>
       <w:r>
-        <w:t>Show one Expressions and operator order graphic at a time, request a prediction and discuss its trace before the independent assessment.</w:t>
+        <w:t>Use the relevant picture for a specific reasoning move.</w:t>
       </w:r>
     </w:p>
     <w:p>
       <w:pPr>
-        <w:spacing w:line="336" w:lineRule="auto" w:after="180"/>
-      </w:pPr>
-      <w:r>
-        <w:rPr>
-          <w:b w:val="0"/>
-        </w:rPr>
-        <w:t xml:space="preserve">Use one picture at a time. Hide a worked result before asking for a </w:t>
-      </w:r>
-      <w:r>
-        <w:rPr>
-          <w:b/>
-        </w:rPr>
-        <w:t>prediction</w:t>
-      </w:r>
-      <w:r>
-        <w:rPr>
-          <w:b w:val="0"/>
-        </w:rPr>
-        <w:t>, then reveal it for feedback. These are supported teaching cases; retain the separate independent assessment for a fresh first attempt.</w:t>
-      </w:r>
-    </w:p>
-    <w:p>
-      <w:pPr>
-        <w:pStyle w:val="Heading3"/>
+        <w:pStyle w:val="Heading2"/>
       </w:pPr>
       <w:r>
         <w:t>01. Expressions and operator order: the case</w:t>
@@ -4812,7 +4885,7 @@
         <w:drawing>
           <wp:inline xmlns:a="http://schemas.openxmlformats.org/drawingml/2006/main" xmlns:pic="http://schemas.openxmlformats.org/drawingml/2006/picture">
             <wp:extent cx="5486400" cy="2834640"/>
-            <wp:docPr id="2" name="Picture 2" descr="Parentheses change an expression. A toy shelf calculator compares adding a fixed cost after multiplication with multiplying an entire group. Supplied facts: Python 3: print(3+2*5); print((3+2)*5). Inputs are dimensionless for this arithmetic exercise."/>
+            <wp:docPr id="3" name="Picture 3" descr="Parentheses change an expression. A toy shelf calculator compares adding a fixed cost after multiplication with multiplying an entire group. Supplied facts: Python 3: print(3+2*5); print((3+2)*5). Inputs are dimensionless for this arithmetic exercise."/>
             <wp:cNvGraphicFramePr>
               <a:graphicFrameLocks noChangeAspect="1"/>
             </wp:cNvGraphicFramePr>
@@ -4824,7 +4897,7 @@
                     <pic:cNvPicPr/>
                   </pic:nvPicPr>
                   <pic:blipFill>
-                    <a:blip r:embed="rId10"/>
+                    <a:blip r:embed="rId11"/>
                     <a:stretch>
                       <a:fillRect/>
                     </a:stretch>
@@ -4892,7 +4965,6 @@
     <w:p>
       <w:pPr>
         <w:spacing w:line="336" w:lineRule="auto" w:after="180"/>
-        <w:shd w:fill="F5F1FB"/>
       </w:pPr>
       <w:r>
         <w:rPr>
@@ -4903,27 +4975,18 @@
     </w:p>
     <w:p>
       <w:pPr>
-        <w:pStyle w:val="Heading3"/>
-      </w:pPr>
-      <w:r>
-        <w:t>Discuss while showing the picture</w:t>
+        <w:spacing w:line="336" w:lineRule="auto" w:after="180"/>
+      </w:pPr>
+      <w:r>
+        <w:rPr>
+          <w:b w:val="0"/>
+        </w:rPr>
+        <w:t>Teacher prompt: Point to the given fact that matters most. Explain why it matters. Ask learners to describe one label or arrow in ordinary words. Use the adjacent transcript if the image is difficult to see.</w:t>
       </w:r>
     </w:p>
     <w:p>
       <w:pPr>
-        <w:spacing w:line="336" w:lineRule="auto" w:after="180"/>
-        <w:shd w:fill="F1F6F8"/>
-      </w:pPr>
-      <w:r>
-        <w:rPr>
-          <w:b w:val="0"/>
-        </w:rPr>
-        <w:t>Teacher prompt: Point to the given fact that matters most. Explain why it matters. Ask learners to describe one label or arrow in ordinary words. Use the adjacent transcript if the image is difficult to see.</w:t>
-      </w:r>
-    </w:p>
-    <w:p>
-      <w:pPr>
-        <w:pStyle w:val="Heading3"/>
+        <w:pStyle w:val="Heading2"/>
       </w:pPr>
       <w:r>
         <w:t>02. Follow the deciding steps</w:t>
@@ -4934,7 +4997,7 @@
         <w:drawing>
           <wp:inline xmlns:a="http://schemas.openxmlformats.org/drawingml/2006/main" xmlns:pic="http://schemas.openxmlformats.org/drawingml/2006/picture">
             <wp:extent cx="5486400" cy="3182112"/>
-            <wp:docPr id="3" name="Picture 3" descr="Use precedence: In 3+2*5, multiplication happens first. → Compute first result: 2*5 is 10; adding 3 gives 13. → Compute grouped result: Parentheses give 3+2=5 first; multiplying by 5 gives 25."/>
+            <wp:docPr id="4" name="Picture 4" descr="Use precedence: In 3+2*5, multiplication happens first. → Compute first result: 2*5 is 10; adding 3 gives 13. → Compute grouped result: Parentheses give 3+2=5 first; multiplying by 5 gives 25."/>
             <wp:cNvGraphicFramePr>
               <a:graphicFrameLocks noChangeAspect="1"/>
             </wp:cNvGraphicFramePr>
@@ -4946,7 +5009,7 @@
                     <pic:cNvPicPr/>
                   </pic:nvPicPr>
                   <pic:blipFill>
-                    <a:blip r:embed="rId11"/>
+                    <a:blip r:embed="rId9"/>
                     <a:stretch>
                       <a:fillRect/>
                     </a:stretch>
@@ -5003,7 +5066,6 @@
     <w:p>
       <w:pPr>
         <w:spacing w:line="336" w:lineRule="auto" w:after="180"/>
-        <w:shd w:fill="F5F1FB"/>
       </w:pPr>
       <w:r>
         <w:rPr>
@@ -5026,39 +5088,30 @@
     </w:p>
     <w:p>
       <w:pPr>
-        <w:pStyle w:val="Heading3"/>
-      </w:pPr>
-      <w:r>
-        <w:t>Discuss while showing the picture</w:t>
+        <w:spacing w:line="336" w:lineRule="auto" w:after="180"/>
+      </w:pPr>
+      <w:r>
+        <w:rPr>
+          <w:b w:val="0"/>
+        </w:rPr>
+        <w:t xml:space="preserve">Teacher prompt: Point to each numbered stage and explain which recorded </w:t>
+      </w:r>
+      <w:r>
+        <w:rPr>
+          <w:b/>
+        </w:rPr>
+        <w:t>input</w:t>
+      </w:r>
+      <w:r>
+        <w:rPr>
+          <w:b w:val="0"/>
+        </w:rPr>
+        <w:t xml:space="preserve"> it uses. Ask learners to describe one label or arrow in ordinary words. Use the adjacent transcript if the image is difficult to see.</w:t>
       </w:r>
     </w:p>
     <w:p>
       <w:pPr>
-        <w:spacing w:line="336" w:lineRule="auto" w:after="180"/>
-        <w:shd w:fill="F1F6F8"/>
-      </w:pPr>
-      <w:r>
-        <w:rPr>
-          <w:b w:val="0"/>
-        </w:rPr>
-        <w:t xml:space="preserve">Teacher prompt: Point to each numbered stage and explain which recorded </w:t>
-      </w:r>
-      <w:r>
-        <w:rPr>
-          <w:b/>
-        </w:rPr>
-        <w:t>input</w:t>
-      </w:r>
-      <w:r>
-        <w:rPr>
-          <w:b w:val="0"/>
-        </w:rPr>
-        <w:t xml:space="preserve"> it uses. Ask learners to describe one label or arrow in ordinary words. Use the adjacent transcript if the image is difficult to see.</w:t>
-      </w:r>
-    </w:p>
-    <w:p>
-      <w:pPr>
-        <w:pStyle w:val="Heading3"/>
+        <w:pStyle w:val="Heading2"/>
       </w:pPr>
       <w:r>
         <w:t>03. Two expressions with different meanings</w:t>
@@ -5069,7 +5122,7 @@
         <w:drawing>
           <wp:inline xmlns:a="http://schemas.openxmlformats.org/drawingml/2006/main" xmlns:pic="http://schemas.openxmlformats.org/drawingml/2006/picture">
             <wp:extent cx="5486400" cy="2834640"/>
-            <wp:docPr id="4" name="Picture 4" descr="Two expressions with different meanings. 3 * 8 + 2 | 3 * 8 is 24 | 24 + 2 is 26. 3 * (8 + 2) | 8 + 2 is 10 | 3 * 10 is 30. (3 * 8) + 2 | 3 * 8 is 24 | 24 + 2 is 26"/>
+            <wp:docPr id="5" name="Picture 5" descr="Two expressions with different meanings. 3 * 8 + 2 | 3 * 8 is 24 | 24 + 2 is 26. 3 * (8 + 2) | 8 + 2 is 10 | 3 * 10 is 30. (3 * 8) + 2 | 3 * 8 is 24 | 24 + 2 is 26"/>
             <wp:cNvGraphicFramePr>
               <a:graphicFrameLocks noChangeAspect="1"/>
             </wp:cNvGraphicFramePr>
@@ -5126,7 +5179,6 @@
     <w:p>
       <w:pPr>
         <w:spacing w:line="336" w:lineRule="auto" w:after="180"/>
-        <w:shd w:fill="F5F1FB"/>
       </w:pPr>
       <w:r>
         <w:rPr>
@@ -5137,27 +5189,18 @@
     </w:p>
     <w:p>
       <w:pPr>
-        <w:pStyle w:val="Heading3"/>
-      </w:pPr>
-      <w:r>
-        <w:t>Discuss while showing the picture</w:t>
+        <w:spacing w:line="336" w:lineRule="auto" w:after="180"/>
+      </w:pPr>
+      <w:r>
+        <w:rPr>
+          <w:b w:val="0"/>
+        </w:rPr>
+        <w:t>Teacher prompt: Read the labels and values. Explain the relationship the model shows. Ask learners to describe one label or arrow in ordinary words. Use the adjacent transcript if the image is difficult to see.</w:t>
       </w:r>
     </w:p>
     <w:p>
       <w:pPr>
-        <w:spacing w:line="336" w:lineRule="auto" w:after="180"/>
-        <w:shd w:fill="F1F6F8"/>
-      </w:pPr>
-      <w:r>
-        <w:rPr>
-          <w:b w:val="0"/>
-        </w:rPr>
-        <w:t>Teacher prompt: Read the labels and values. Explain the relationship the model shows. Ask learners to describe one label or arrow in ordinary words. Use the adjacent transcript if the image is difficult to see.</w:t>
-      </w:r>
-    </w:p>
-    <w:p>
-      <w:pPr>
-        <w:pStyle w:val="Heading3"/>
+        <w:pStyle w:val="Heading2"/>
       </w:pPr>
       <w:r>
         <w:t>04. Change one thing. Trace what follows.</w:t>
@@ -5168,7 +5211,7 @@
         <w:drawing>
           <wp:inline xmlns:a="http://schemas.openxmlformats.org/drawingml/2006/main" xmlns:pic="http://schemas.openxmlformats.org/drawingml/2006/picture">
             <wp:extent cx="5486400" cy="3026664"/>
-            <wp:docPr id="5" name="Picture 5" descr="Original case: Parentheses give 3+2=5 first; multiplying by 5 gives 25. Changed condition: Replace the final multiplier 5 with 4 in both expressions. Expected result: The first result is 11; the grouped result is 20. Reason: 3+2*4=3+8; (3+2)*4=5*4."/>
+            <wp:docPr id="6" name="Picture 6" descr="Original case: Parentheses give 3+2=5 first; multiplying by 5 gives 25. Changed condition: Replace the final multiplier 5 with 4 in both expressions. Expected result: The first result is 11; the grouped result is 20. Reason: 3+2*4=3+8; (3+2)*4=5*4."/>
             <wp:cNvGraphicFramePr>
               <a:graphicFrameLocks noChangeAspect="1"/>
             </wp:cNvGraphicFramePr>
@@ -5248,7 +5291,6 @@
     <w:p>
       <w:pPr>
         <w:spacing w:line="336" w:lineRule="auto" w:after="180"/>
-        <w:shd w:fill="F5F1FB"/>
       </w:pPr>
       <w:r>
         <w:rPr>
@@ -5259,39 +5301,29 @@
     </w:p>
     <w:p>
       <w:pPr>
-        <w:pStyle w:val="Heading3"/>
-      </w:pPr>
-      <w:r>
-        <w:t>Discuss while showing the picture</w:t>
+        <w:spacing w:line="336" w:lineRule="auto" w:after="180"/>
+      </w:pPr>
+      <w:r>
+        <w:rPr>
+          <w:b w:val="0"/>
+        </w:rPr>
+        <w:t>Teacher prompt: Predict before checking the worked changed-case result. Name what changed and what the supplied facts allow you to conclude. Ask learners to describe one label or arrow in ordinary words.</w:t>
       </w:r>
     </w:p>
     <w:p>
       <w:pPr>
         <w:spacing w:line="336" w:lineRule="auto" w:after="180"/>
-        <w:shd w:fill="F1F6F8"/>
       </w:pPr>
       <w:r>
         <w:rPr>
           <w:b w:val="0"/>
         </w:rPr>
-        <w:t>Teacher prompt: Predict before checking the worked changed-case result. Name what changed and what the supplied facts allow you to conclude. Ask learners to describe one label or arrow in ordinary words.</w:t>
+        <w:t>Use the adjacent transcript if the image is difficult to see. Changed-case reasoning: 3+2*4=3+8; (3+2)*4=5*4.</w:t>
       </w:r>
     </w:p>
     <w:p>
       <w:pPr>
-        <w:spacing w:line="336" w:lineRule="auto" w:after="180"/>
-        <w:shd w:fill="F1F6F8"/>
-      </w:pPr>
-      <w:r>
-        <w:rPr>
-          <w:b w:val="0"/>
-        </w:rPr>
-        <w:t>Use the adjacent transcript if the image is difficult to see. Changed-case reasoning: 3+2*4=3+8; (3+2)*4=5*4.</w:t>
-      </w:r>
-    </w:p>
-    <w:p>
-      <w:pPr>
-        <w:pStyle w:val="Heading3"/>
+        <w:pStyle w:val="Heading2"/>
       </w:pPr>
       <w:r>
         <w:t>05. Connect the explanation to its limit</w:t>
@@ -5302,7 +5334,7 @@
         <w:drawing>
           <wp:inline xmlns:a="http://schemas.openxmlformats.org/drawingml/2006/main" xmlns:pic="http://schemas.openxmlformats.org/drawingml/2006/picture">
             <wp:extent cx="5486400" cy="2834640"/>
-            <wp:docPr id="6" name="Picture 6" descr="Parentheses explicitly group an operation. Without them, Python multiplication takes priority over addition; the same numerals can therefore describe different procedures. Limit: Arithmetic correctness does not decide which expression matches a real problem; the written model must define the intended quantities."/>
+            <wp:docPr id="7" name="Picture 7" descr="Parentheses explicitly group an operation. Without them, Python multiplication takes priority over addition; the same numerals can therefore describe different procedures. Limit: Arithmetic correctness does not decide which expression matches a real problem; the written model must define the intended quantities."/>
             <wp:cNvGraphicFramePr>
               <a:graphicFrameLocks noChangeAspect="1"/>
             </wp:cNvGraphicFramePr>
@@ -5376,7 +5408,6 @@
     <w:p>
       <w:pPr>
         <w:spacing w:line="336" w:lineRule="auto" w:after="180"/>
-        <w:shd w:fill="F5F1FB"/>
       </w:pPr>
       <w:r>
         <w:rPr>
@@ -5387,51 +5418,41 @@
     </w:p>
     <w:p>
       <w:pPr>
-        <w:pStyle w:val="Heading3"/>
-      </w:pPr>
-      <w:r>
-        <w:t>Discuss while showing the picture</w:t>
+        <w:spacing w:line="336" w:lineRule="auto" w:after="180"/>
+      </w:pPr>
+      <w:r>
+        <w:rPr>
+          <w:b w:val="0"/>
+        </w:rPr>
+        <w:t>Teacher prompt: Explain the case, then point to a limit on the claim. Ask learners to describe one label or arrow in ordinary words. Use the adjacent transcript if the image is difficult to see.</w:t>
       </w:r>
     </w:p>
     <w:p>
       <w:pPr>
         <w:spacing w:line="336" w:lineRule="auto" w:after="180"/>
-        <w:shd w:fill="F1F6F8"/>
       </w:pPr>
       <w:r>
         <w:rPr>
           <w:b w:val="0"/>
         </w:rPr>
-        <w:t>Teacher prompt: Explain the case, then point to a limit on the claim. Ask learners to describe one label or arrow in ordinary words. Use the adjacent transcript if the image is difficult to see.</w:t>
+        <w:t xml:space="preserve">Keep the stated scope: Arithmetic correctness does not decide which </w:t>
+      </w:r>
+      <w:r>
+        <w:rPr>
+          <w:b/>
+        </w:rPr>
+        <w:t>expression</w:t>
+      </w:r>
+      <w:r>
+        <w:rPr>
+          <w:b w:val="0"/>
+        </w:rPr>
+        <w:t xml:space="preserve"> matches a real problem; the written model must define the intended quantities.</w:t>
       </w:r>
     </w:p>
     <w:p>
       <w:pPr>
-        <w:spacing w:line="336" w:lineRule="auto" w:after="180"/>
-        <w:shd w:fill="F1F6F8"/>
-      </w:pPr>
-      <w:r>
-        <w:rPr>
-          <w:b w:val="0"/>
-        </w:rPr>
-        <w:t xml:space="preserve">Keep the stated scope: Arithmetic correctness does not decide which </w:t>
-      </w:r>
-      <w:r>
-        <w:rPr>
-          <w:b/>
-        </w:rPr>
-        <w:t>expression</w:t>
-      </w:r>
-      <w:r>
-        <w:rPr>
-          <w:b w:val="0"/>
-        </w:rPr>
-        <w:t xml:space="preserve"> matches a real problem; the written model must define the intended quantities.</w:t>
-      </w:r>
-    </w:p>
-    <w:p>
-      <w:pPr>
-        <w:pStyle w:val="Heading3"/>
+        <w:pStyle w:val="Heading2"/>
       </w:pPr>
       <w:r>
         <w:t>06. Make the idea visible in your project</w:t>
@@ -5442,7 +5463,7 @@
         <w:drawing>
           <wp:inline xmlns:a="http://schemas.openxmlformats.org/drawingml/2006/main" xmlns:pic="http://schemas.openxmlformats.org/drawingml/2006/picture">
             <wp:extent cx="5486400" cy="3681984"/>
-            <wp:docPr id="7" name="Picture 7" descr="For Python readiness before the Responsible Plant Classifier, retain a trace of the values, the predicted outputs and the changed-case explanation. Use actual Python 3 results to check the prediction after reasoning first. Draw your input, deciding step, result and limit. Supported question: Trace the operation order in both expressions. Identify which picture step changes with parentheses and predict both results when the multiplier becomes four."/>
+            <wp:docPr id="8" name="Picture 8" descr="For Python readiness before the Responsible Plant Classifier, retain a trace of the values, the predicted outputs and the changed-case explanation. Use actual Python 3 results to check the prediction after reasoning first. Draw your input, deciding step, result and limit. Supported question: Trace the operation order in both expressions. Identify which picture step changes with parentheses and predict both results when the multiplier becomes four."/>
             <wp:cNvGraphicFramePr>
               <a:graphicFrameLocks noChangeAspect="1"/>
             </wp:cNvGraphicFramePr>
@@ -5569,7 +5590,6 @@
     <w:p>
       <w:pPr>
         <w:spacing w:line="336" w:lineRule="auto" w:after="180"/>
-        <w:shd w:fill="F5F1FB"/>
       </w:pPr>
       <w:r>
         <w:rPr>
@@ -5592,46 +5612,115 @@
     </w:p>
     <w:p>
       <w:pPr>
-        <w:pStyle w:val="Heading3"/>
-      </w:pPr>
-      <w:r>
-        <w:t>Discuss while showing the picture</w:t>
+        <w:spacing w:line="336" w:lineRule="auto" w:after="180"/>
+      </w:pPr>
+      <w:r>
+        <w:rPr>
+          <w:b w:val="0"/>
+        </w:rPr>
+        <w:t xml:space="preserve">Teacher prompt: Draw your project trace and justify the deciding step using </w:t>
+      </w:r>
+      <w:r>
+        <w:rPr>
+          <w:b/>
+        </w:rPr>
+        <w:t>evidence</w:t>
+      </w:r>
+      <w:r>
+        <w:rPr>
+          <w:b w:val="0"/>
+        </w:rPr>
+        <w:t>. Ask learners to describe one label or arrow in ordinary words. Use the adjacent transcript if the image is difficult to see.</w:t>
       </w:r>
     </w:p>
     <w:p>
       <w:pPr>
         <w:spacing w:line="336" w:lineRule="auto" w:after="180"/>
-        <w:shd w:fill="F1F6F8"/>
       </w:pPr>
       <w:r>
         <w:rPr>
           <w:b w:val="0"/>
         </w:rPr>
-        <w:t xml:space="preserve">Teacher prompt: Draw your project trace and justify the deciding step using </w:t>
-      </w:r>
-      <w:r>
-        <w:rPr>
-          <w:b/>
-        </w:rPr>
-        <w:t>evidence</w:t>
-      </w:r>
-      <w:r>
-        <w:rPr>
-          <w:b w:val="0"/>
-        </w:rPr>
-        <w:t>. Ask learners to describe one label or arrow in ordinary words. Use the adjacent transcript if the image is difficult to see.</w:t>
+        <w:t>Supported practice key: Without grouping, multiply before adding: 13. With grouping, add before multiplying: 25. Changing the multiplier to 4 gives 11 and 20 respectively.</w:t>
       </w:r>
     </w:p>
     <w:p>
       <w:pPr>
+        <w:pStyle w:val="Heading2"/>
+      </w:pPr>
+      <w:r>
+        <w:t>Earlier wording, alternatives and picture transcripts · reference / check after trying</w:t>
+      </w:r>
+    </w:p>
+    <w:p>
+      <w:pPr>
         <w:spacing w:line="336" w:lineRule="auto" w:after="180"/>
-        <w:shd w:fill="F1F6F8"/>
       </w:pPr>
       <w:r>
         <w:rPr>
           <w:b w:val="0"/>
         </w:rPr>
-        <w:t>Supported practice key: Without grouping, multiply before adding: 13. With grouping, add before multiplying: 25. Changing the multiplier to 4 gives 11 and 20 respectively.</w:t>
+        <w:t xml:space="preserve">Use one picture at a time. Hide a worked result before asking for a </w:t>
+      </w:r>
+      <w:r>
+        <w:rPr>
+          <w:b/>
+        </w:rPr>
+        <w:t>prediction</w:t>
+      </w:r>
+      <w:r>
+        <w:rPr>
+          <w:b w:val="0"/>
+        </w:rPr>
+        <w:t>, then reveal it for feedback. These are supported teaching cases; retain the separate independent assessment for a fresh first attempt.</w:t>
+      </w:r>
+    </w:p>
+    <w:p>
+      <w:pPr>
+        <w:pStyle w:val="Heading3"/>
+      </w:pPr>
+      <w:r>
+        <w:t>01. Expressions and operator order: the case</w:t>
+      </w:r>
+    </w:p>
+    <w:p>
+      <w:pPr>
+        <w:pStyle w:val="Heading3"/>
+      </w:pPr>
+      <w:r>
+        <w:t>02. Follow the deciding steps</w:t>
+      </w:r>
+    </w:p>
+    <w:p>
+      <w:pPr>
+        <w:pStyle w:val="Heading3"/>
+      </w:pPr>
+      <w:r>
+        <w:t>03. Two expressions with different meanings</w:t>
+      </w:r>
+    </w:p>
+    <w:p>
+      <w:pPr>
+        <w:pStyle w:val="Heading3"/>
+      </w:pPr>
+      <w:r>
+        <w:t>04. Change one thing. Trace what follows.</w:t>
+      </w:r>
+    </w:p>
+    <w:p>
+      <w:pPr>
+        <w:pStyle w:val="Heading3"/>
+      </w:pPr>
+      <w:r>
+        <w:t>05. Connect the explanation to its limit</w:t>
+      </w:r>
+    </w:p>
+    <w:p>
+      <w:pPr>
+        <w:pStyle w:val="Heading3"/>
+      </w:pPr>
+      <w:r>
+        <w:t>06. Make the idea visible in your project</w:t>
       </w:r>
     </w:p>
     <w:sectPr>
